--- a/Project Documentation- Smart Feedback Collection and Analysis System.docx
+++ b/Project Documentation- Smart Feedback Collection and Analysis System.docx
@@ -27,7 +27,7 @@
           <w:szCs w:val="48"/>
         </w:rPr>
       </w:pPr>
-      <w:bookmarkStart w:id="0" w:name="_Toc213259939"/>
+      <w:bookmarkStart w:id="0" w:name="_Toc213271071"/>
       <w:r>
         <w:rPr>
           <w:rFonts w:ascii="Times New Roman" w:hAnsi="Times New Roman" w:cs="Times New Roman"/>
@@ -248,7 +248,7 @@
           <w:lang w:val="en-US"/>
         </w:rPr>
       </w:pPr>
-      <w:bookmarkStart w:id="1" w:name="_Toc213259940"/>
+      <w:bookmarkStart w:id="1" w:name="_Toc213271072"/>
       <w:r>
         <w:rPr>
           <w:rFonts w:ascii="Times New Roman" w:hAnsi="Times New Roman" w:cs="Times New Roman"/>
@@ -529,20 +529,16 @@
         </w:rPr>
         <w:fldChar w:fldCharType="separate"/>
       </w:r>
-      <w:hyperlink w:anchor="_Toc213259939" w:history="1">
+      <w:hyperlink w:anchor="_Toc213271071" w:history="1">
         <w:r>
           <w:rPr>
             <w:rStyle w:val="Hyperlink"/>
-            <w:b w:val="0"/>
-            <w:bCs w:val="0"/>
             <w:noProof/>
           </w:rPr>
           <w:t>Smart Feedback Collection and Analysis System</w:t>
         </w:r>
         <w:r>
           <w:rPr>
-            <w:b w:val="0"/>
-            <w:bCs w:val="0"/>
             <w:noProof/>
             <w:webHidden/>
           </w:rPr>
@@ -550,8 +546,6 @@
         </w:r>
         <w:r>
           <w:rPr>
-            <w:b w:val="0"/>
-            <w:bCs w:val="0"/>
             <w:noProof/>
             <w:webHidden/>
           </w:rPr>
@@ -559,25 +553,19 @@
         </w:r>
         <w:r>
           <w:rPr>
-            <w:b w:val="0"/>
-            <w:bCs w:val="0"/>
-            <w:noProof/>
-            <w:webHidden/>
-          </w:rPr>
-          <w:instrText xml:space="preserve"> PAGEREF _Toc213259939 \h </w:instrText>
-        </w:r>
-        <w:r>
-          <w:rPr>
-            <w:b w:val="0"/>
-            <w:bCs w:val="0"/>
-            <w:noProof/>
-            <w:webHidden/>
-          </w:rPr>
-        </w:r>
-        <w:r>
-          <w:rPr>
-            <w:b w:val="0"/>
-            <w:bCs w:val="0"/>
+            <w:noProof/>
+            <w:webHidden/>
+          </w:rPr>
+          <w:instrText xml:space="preserve"> PAGEREF _Toc213271071 \h </w:instrText>
+        </w:r>
+        <w:r>
+          <w:rPr>
+            <w:noProof/>
+            <w:webHidden/>
+          </w:rPr>
+        </w:r>
+        <w:r>
+          <w:rPr>
             <w:noProof/>
             <w:webHidden/>
           </w:rPr>
@@ -585,8 +573,6 @@
         </w:r>
         <w:r>
           <w:rPr>
-            <w:b w:val="0"/>
-            <w:bCs w:val="0"/>
             <w:noProof/>
             <w:webHidden/>
           </w:rPr>
@@ -594,8 +580,6 @@
         </w:r>
         <w:r>
           <w:rPr>
-            <w:b w:val="0"/>
-            <w:bCs w:val="0"/>
             <w:noProof/>
             <w:webHidden/>
           </w:rPr>
@@ -618,20 +602,16 @@
           <w14:ligatures w14:val="standardContextual"/>
         </w:rPr>
       </w:pPr>
-      <w:hyperlink w:anchor="_Toc213259940" w:history="1">
+      <w:hyperlink w:anchor="_Toc213271072" w:history="1">
         <w:r>
           <w:rPr>
             <w:rStyle w:val="Hyperlink"/>
-            <w:b w:val="0"/>
-            <w:bCs w:val="0"/>
             <w:noProof/>
           </w:rPr>
           <w:t>Executive Summary</w:t>
         </w:r>
         <w:r>
           <w:rPr>
-            <w:b w:val="0"/>
-            <w:bCs w:val="0"/>
             <w:noProof/>
             <w:webHidden/>
           </w:rPr>
@@ -639,8 +619,6 @@
         </w:r>
         <w:r>
           <w:rPr>
-            <w:b w:val="0"/>
-            <w:bCs w:val="0"/>
             <w:noProof/>
             <w:webHidden/>
           </w:rPr>
@@ -648,25 +626,19 @@
         </w:r>
         <w:r>
           <w:rPr>
-            <w:b w:val="0"/>
-            <w:bCs w:val="0"/>
-            <w:noProof/>
-            <w:webHidden/>
-          </w:rPr>
-          <w:instrText xml:space="preserve"> PAGEREF _Toc213259940 \h </w:instrText>
-        </w:r>
-        <w:r>
-          <w:rPr>
-            <w:b w:val="0"/>
-            <w:bCs w:val="0"/>
-            <w:noProof/>
-            <w:webHidden/>
-          </w:rPr>
-        </w:r>
-        <w:r>
-          <w:rPr>
-            <w:b w:val="0"/>
-            <w:bCs w:val="0"/>
+            <w:noProof/>
+            <w:webHidden/>
+          </w:rPr>
+          <w:instrText xml:space="preserve"> PAGEREF _Toc213271072 \h </w:instrText>
+        </w:r>
+        <w:r>
+          <w:rPr>
+            <w:noProof/>
+            <w:webHidden/>
+          </w:rPr>
+        </w:r>
+        <w:r>
+          <w:rPr>
             <w:noProof/>
             <w:webHidden/>
           </w:rPr>
@@ -674,8 +646,6 @@
         </w:r>
         <w:r>
           <w:rPr>
-            <w:b w:val="0"/>
-            <w:bCs w:val="0"/>
             <w:noProof/>
             <w:webHidden/>
           </w:rPr>
@@ -683,8 +653,6 @@
         </w:r>
         <w:r>
           <w:rPr>
-            <w:b w:val="0"/>
-            <w:bCs w:val="0"/>
             <w:noProof/>
             <w:webHidden/>
           </w:rPr>
@@ -707,20 +675,16 @@
           <w14:ligatures w14:val="standardContextual"/>
         </w:rPr>
       </w:pPr>
-      <w:hyperlink w:anchor="_Toc213259941" w:history="1">
+      <w:hyperlink w:anchor="_Toc213271073" w:history="1">
         <w:r>
           <w:rPr>
             <w:rStyle w:val="Hyperlink"/>
-            <w:b w:val="0"/>
-            <w:bCs w:val="0"/>
             <w:noProof/>
           </w:rPr>
           <w:t>Chapter 1 - Introduction</w:t>
         </w:r>
         <w:r>
           <w:rPr>
-            <w:b w:val="0"/>
-            <w:bCs w:val="0"/>
             <w:noProof/>
             <w:webHidden/>
           </w:rPr>
@@ -728,8 +692,6 @@
         </w:r>
         <w:r>
           <w:rPr>
-            <w:b w:val="0"/>
-            <w:bCs w:val="0"/>
             <w:noProof/>
             <w:webHidden/>
           </w:rPr>
@@ -737,25 +699,19 @@
         </w:r>
         <w:r>
           <w:rPr>
-            <w:b w:val="0"/>
-            <w:bCs w:val="0"/>
-            <w:noProof/>
-            <w:webHidden/>
-          </w:rPr>
-          <w:instrText xml:space="preserve"> PAGEREF _Toc213259941 \h </w:instrText>
-        </w:r>
-        <w:r>
-          <w:rPr>
-            <w:b w:val="0"/>
-            <w:bCs w:val="0"/>
-            <w:noProof/>
-            <w:webHidden/>
-          </w:rPr>
-        </w:r>
-        <w:r>
-          <w:rPr>
-            <w:b w:val="0"/>
-            <w:bCs w:val="0"/>
+            <w:noProof/>
+            <w:webHidden/>
+          </w:rPr>
+          <w:instrText xml:space="preserve"> PAGEREF _Toc213271073 \h </w:instrText>
+        </w:r>
+        <w:r>
+          <w:rPr>
+            <w:noProof/>
+            <w:webHidden/>
+          </w:rPr>
+        </w:r>
+        <w:r>
+          <w:rPr>
             <w:noProof/>
             <w:webHidden/>
           </w:rPr>
@@ -763,8 +719,6 @@
         </w:r>
         <w:r>
           <w:rPr>
-            <w:b w:val="0"/>
-            <w:bCs w:val="0"/>
             <w:noProof/>
             <w:webHidden/>
           </w:rPr>
@@ -772,8 +726,6 @@
         </w:r>
         <w:r>
           <w:rPr>
-            <w:b w:val="0"/>
-            <w:bCs w:val="0"/>
             <w:noProof/>
             <w:webHidden/>
           </w:rPr>
@@ -797,14 +749,23 @@
           <w14:ligatures w14:val="standardContextual"/>
         </w:rPr>
       </w:pPr>
-      <w:hyperlink w:anchor="_Toc213259942" w:history="1">
+      <w:hyperlink w:anchor="_Toc213271074" w:history="1">
         <w:r>
           <w:rPr>
             <w:rStyle w:val="Hyperlink"/>
             <w:rFonts w:ascii="Times New Roman" w:hAnsi="Times New Roman"/>
-            <w:noProof/>
-          </w:rPr>
-          <w:t>1.1. Background</w:t>
+            <w:b/>
+            <w:noProof/>
+          </w:rPr>
+          <w:t>1.1.</w:t>
+        </w:r>
+        <w:r>
+          <w:rPr>
+            <w:rStyle w:val="Hyperlink"/>
+            <w:rFonts w:ascii="Times New Roman" w:hAnsi="Times New Roman"/>
+            <w:noProof/>
+          </w:rPr>
+          <w:t xml:space="preserve"> Background</w:t>
         </w:r>
         <w:r>
           <w:rPr>
@@ -825,7 +786,7 @@
             <w:noProof/>
             <w:webHidden/>
           </w:rPr>
-          <w:instrText xml:space="preserve"> PAGEREF _Toc213259942 \h </w:instrText>
+          <w:instrText xml:space="preserve"> PAGEREF _Toc213271074 \h </w:instrText>
         </w:r>
         <w:r>
           <w:rPr>
@@ -872,14 +833,23 @@
           <w14:ligatures w14:val="standardContextual"/>
         </w:rPr>
       </w:pPr>
-      <w:hyperlink w:anchor="_Toc213259943" w:history="1">
+      <w:hyperlink w:anchor="_Toc213271075" w:history="1">
         <w:r>
           <w:rPr>
             <w:rStyle w:val="Hyperlink"/>
             <w:rFonts w:ascii="Times New Roman" w:hAnsi="Times New Roman"/>
-            <w:noProof/>
-          </w:rPr>
-          <w:t>1.2. Problem Statement</w:t>
+            <w:b/>
+            <w:noProof/>
+          </w:rPr>
+          <w:t>1.2.</w:t>
+        </w:r>
+        <w:r>
+          <w:rPr>
+            <w:rStyle w:val="Hyperlink"/>
+            <w:rFonts w:ascii="Times New Roman" w:hAnsi="Times New Roman"/>
+            <w:noProof/>
+          </w:rPr>
+          <w:t xml:space="preserve"> Problem Statement</w:t>
         </w:r>
         <w:r>
           <w:rPr>
@@ -900,7 +870,7 @@
             <w:noProof/>
             <w:webHidden/>
           </w:rPr>
-          <w:instrText xml:space="preserve"> PAGEREF _Toc213259943 \h </w:instrText>
+          <w:instrText xml:space="preserve"> PAGEREF _Toc213271075 \h </w:instrText>
         </w:r>
         <w:r>
           <w:rPr>
@@ -947,14 +917,23 @@
           <w14:ligatures w14:val="standardContextual"/>
         </w:rPr>
       </w:pPr>
-      <w:hyperlink w:anchor="_Toc213259944" w:history="1">
+      <w:hyperlink w:anchor="_Toc213271076" w:history="1">
         <w:r>
           <w:rPr>
             <w:rStyle w:val="Hyperlink"/>
             <w:rFonts w:ascii="Times New Roman" w:hAnsi="Times New Roman"/>
-            <w:noProof/>
-          </w:rPr>
-          <w:t>1.3. Purpose of the Project</w:t>
+            <w:b/>
+            <w:noProof/>
+          </w:rPr>
+          <w:t>1.3.</w:t>
+        </w:r>
+        <w:r>
+          <w:rPr>
+            <w:rStyle w:val="Hyperlink"/>
+            <w:rFonts w:ascii="Times New Roman" w:hAnsi="Times New Roman"/>
+            <w:noProof/>
+          </w:rPr>
+          <w:t xml:space="preserve"> Purpose of the Project</w:t>
         </w:r>
         <w:r>
           <w:rPr>
@@ -975,7 +954,7 @@
             <w:noProof/>
             <w:webHidden/>
           </w:rPr>
-          <w:instrText xml:space="preserve"> PAGEREF _Toc213259944 \h </w:instrText>
+          <w:instrText xml:space="preserve"> PAGEREF _Toc213271076 \h </w:instrText>
         </w:r>
         <w:r>
           <w:rPr>
@@ -1022,14 +1001,23 @@
           <w14:ligatures w14:val="standardContextual"/>
         </w:rPr>
       </w:pPr>
-      <w:hyperlink w:anchor="_Toc213259945" w:history="1">
+      <w:hyperlink w:anchor="_Toc213271077" w:history="1">
         <w:r>
           <w:rPr>
             <w:rStyle w:val="Hyperlink"/>
             <w:rFonts w:ascii="Times New Roman" w:hAnsi="Times New Roman"/>
-            <w:noProof/>
-          </w:rPr>
-          <w:t>1.4. Objectives</w:t>
+            <w:b/>
+            <w:noProof/>
+          </w:rPr>
+          <w:t>1.4.</w:t>
+        </w:r>
+        <w:r>
+          <w:rPr>
+            <w:rStyle w:val="Hyperlink"/>
+            <w:rFonts w:ascii="Times New Roman" w:hAnsi="Times New Roman"/>
+            <w:noProof/>
+          </w:rPr>
+          <w:t xml:space="preserve"> Objectives</w:t>
         </w:r>
         <w:r>
           <w:rPr>
@@ -1050,7 +1038,7 @@
             <w:noProof/>
             <w:webHidden/>
           </w:rPr>
-          <w:instrText xml:space="preserve"> PAGEREF _Toc213259945 \h </w:instrText>
+          <w:instrText xml:space="preserve"> PAGEREF _Toc213271077 \h </w:instrText>
         </w:r>
         <w:r>
           <w:rPr>
@@ -1097,14 +1085,23 @@
           <w14:ligatures w14:val="standardContextual"/>
         </w:rPr>
       </w:pPr>
-      <w:hyperlink w:anchor="_Toc213259946" w:history="1">
+      <w:hyperlink w:anchor="_Toc213271078" w:history="1">
         <w:r>
           <w:rPr>
             <w:rStyle w:val="Hyperlink"/>
             <w:rFonts w:ascii="Times New Roman" w:hAnsi="Times New Roman"/>
-            <w:noProof/>
-          </w:rPr>
-          <w:t>1.5. Scope of the Project</w:t>
+            <w:b/>
+            <w:noProof/>
+          </w:rPr>
+          <w:t>1.5.</w:t>
+        </w:r>
+        <w:r>
+          <w:rPr>
+            <w:rStyle w:val="Hyperlink"/>
+            <w:rFonts w:ascii="Times New Roman" w:hAnsi="Times New Roman"/>
+            <w:noProof/>
+          </w:rPr>
+          <w:t xml:space="preserve"> Scope of the Project</w:t>
         </w:r>
         <w:r>
           <w:rPr>
@@ -1125,7 +1122,7 @@
             <w:noProof/>
             <w:webHidden/>
           </w:rPr>
-          <w:instrText xml:space="preserve"> PAGEREF _Toc213259946 \h </w:instrText>
+          <w:instrText xml:space="preserve"> PAGEREF _Toc213271078 \h </w:instrText>
         </w:r>
         <w:r>
           <w:rPr>
@@ -1172,14 +1169,23 @@
           <w14:ligatures w14:val="standardContextual"/>
         </w:rPr>
       </w:pPr>
-      <w:hyperlink w:anchor="_Toc213259947" w:history="1">
+      <w:hyperlink w:anchor="_Toc213271079" w:history="1">
         <w:r>
           <w:rPr>
             <w:rStyle w:val="Hyperlink"/>
             <w:rFonts w:ascii="Times New Roman" w:hAnsi="Times New Roman"/>
-            <w:noProof/>
-          </w:rPr>
-          <w:t>1.6. Key Features</w:t>
+            <w:b/>
+            <w:noProof/>
+          </w:rPr>
+          <w:t>1.6.</w:t>
+        </w:r>
+        <w:r>
+          <w:rPr>
+            <w:rStyle w:val="Hyperlink"/>
+            <w:rFonts w:ascii="Times New Roman" w:hAnsi="Times New Roman"/>
+            <w:noProof/>
+          </w:rPr>
+          <w:t xml:space="preserve"> Key Features</w:t>
         </w:r>
         <w:r>
           <w:rPr>
@@ -1200,7 +1206,7 @@
             <w:noProof/>
             <w:webHidden/>
           </w:rPr>
-          <w:instrText xml:space="preserve"> PAGEREF _Toc213259947 \h </w:instrText>
+          <w:instrText xml:space="preserve"> PAGEREF _Toc213271079 \h </w:instrText>
         </w:r>
         <w:r>
           <w:rPr>
@@ -1247,14 +1253,23 @@
           <w14:ligatures w14:val="standardContextual"/>
         </w:rPr>
       </w:pPr>
-      <w:hyperlink w:anchor="_Toc213259948" w:history="1">
+      <w:hyperlink w:anchor="_Toc213271080" w:history="1">
         <w:r>
           <w:rPr>
             <w:rStyle w:val="Hyperlink"/>
             <w:rFonts w:ascii="Times New Roman" w:hAnsi="Times New Roman"/>
-            <w:noProof/>
-          </w:rPr>
-          <w:t>1.7. Technology Stack</w:t>
+            <w:b/>
+            <w:noProof/>
+          </w:rPr>
+          <w:t>1.7.</w:t>
+        </w:r>
+        <w:r>
+          <w:rPr>
+            <w:rStyle w:val="Hyperlink"/>
+            <w:rFonts w:ascii="Times New Roman" w:hAnsi="Times New Roman"/>
+            <w:noProof/>
+          </w:rPr>
+          <w:t xml:space="preserve"> Technology Stack</w:t>
         </w:r>
         <w:r>
           <w:rPr>
@@ -1275,7 +1290,7 @@
             <w:noProof/>
             <w:webHidden/>
           </w:rPr>
-          <w:instrText xml:space="preserve"> PAGEREF _Toc213259948 \h </w:instrText>
+          <w:instrText xml:space="preserve"> PAGEREF _Toc213271080 \h </w:instrText>
         </w:r>
         <w:r>
           <w:rPr>
@@ -1322,14 +1337,23 @@
           <w14:ligatures w14:val="standardContextual"/>
         </w:rPr>
       </w:pPr>
-      <w:hyperlink w:anchor="_Toc213259949" w:history="1">
+      <w:hyperlink w:anchor="_Toc213271081" w:history="1">
         <w:r>
           <w:rPr>
             <w:rStyle w:val="Hyperlink"/>
             <w:rFonts w:ascii="Times New Roman" w:hAnsi="Times New Roman"/>
-            <w:noProof/>
-          </w:rPr>
-          <w:t>1.8. System Modules</w:t>
+            <w:b/>
+            <w:noProof/>
+          </w:rPr>
+          <w:t>1.8.</w:t>
+        </w:r>
+        <w:r>
+          <w:rPr>
+            <w:rStyle w:val="Hyperlink"/>
+            <w:rFonts w:ascii="Times New Roman" w:hAnsi="Times New Roman"/>
+            <w:noProof/>
+          </w:rPr>
+          <w:t xml:space="preserve"> System Modules</w:t>
         </w:r>
         <w:r>
           <w:rPr>
@@ -1350,7 +1374,7 @@
             <w:noProof/>
             <w:webHidden/>
           </w:rPr>
-          <w:instrText xml:space="preserve"> PAGEREF _Toc213259949 \h </w:instrText>
+          <w:instrText xml:space="preserve"> PAGEREF _Toc213271081 \h </w:instrText>
         </w:r>
         <w:r>
           <w:rPr>
@@ -1397,14 +1421,23 @@
           <w14:ligatures w14:val="standardContextual"/>
         </w:rPr>
       </w:pPr>
-      <w:hyperlink w:anchor="_Toc213259950" w:history="1">
+      <w:hyperlink w:anchor="_Toc213271082" w:history="1">
         <w:r>
           <w:rPr>
             <w:rStyle w:val="Hyperlink"/>
             <w:rFonts w:ascii="Times New Roman" w:hAnsi="Times New Roman"/>
-            <w:noProof/>
-          </w:rPr>
-          <w:t>1.9. Expected Outcomes</w:t>
+            <w:b/>
+            <w:noProof/>
+          </w:rPr>
+          <w:t>1.9.</w:t>
+        </w:r>
+        <w:r>
+          <w:rPr>
+            <w:rStyle w:val="Hyperlink"/>
+            <w:rFonts w:ascii="Times New Roman" w:hAnsi="Times New Roman"/>
+            <w:noProof/>
+          </w:rPr>
+          <w:t xml:space="preserve"> Expected Outcomes</w:t>
         </w:r>
         <w:r>
           <w:rPr>
@@ -1425,7 +1458,7 @@
             <w:noProof/>
             <w:webHidden/>
           </w:rPr>
-          <w:instrText xml:space="preserve"> PAGEREF _Toc213259950 \h </w:instrText>
+          <w:instrText xml:space="preserve"> PAGEREF _Toc213271082 \h </w:instrText>
         </w:r>
         <w:r>
           <w:rPr>
@@ -1472,14 +1505,23 @@
           <w14:ligatures w14:val="standardContextual"/>
         </w:rPr>
       </w:pPr>
-      <w:hyperlink w:anchor="_Toc213259951" w:history="1">
+      <w:hyperlink w:anchor="_Toc213271083" w:history="1">
         <w:r>
           <w:rPr>
             <w:rStyle w:val="Hyperlink"/>
             <w:rFonts w:ascii="Times New Roman" w:hAnsi="Times New Roman"/>
-            <w:noProof/>
-          </w:rPr>
-          <w:t>1.10. Summary</w:t>
+            <w:b/>
+            <w:noProof/>
+          </w:rPr>
+          <w:t>1.10.</w:t>
+        </w:r>
+        <w:r>
+          <w:rPr>
+            <w:rStyle w:val="Hyperlink"/>
+            <w:rFonts w:ascii="Times New Roman" w:hAnsi="Times New Roman"/>
+            <w:noProof/>
+          </w:rPr>
+          <w:t xml:space="preserve"> Summary</w:t>
         </w:r>
         <w:r>
           <w:rPr>
@@ -1500,7 +1542,7 @@
             <w:noProof/>
             <w:webHidden/>
           </w:rPr>
-          <w:instrText xml:space="preserve"> PAGEREF _Toc213259951 \h </w:instrText>
+          <w:instrText xml:space="preserve"> PAGEREF _Toc213271083 \h </w:instrText>
         </w:r>
         <w:r>
           <w:rPr>
@@ -1546,20 +1588,16 @@
           <w14:ligatures w14:val="standardContextual"/>
         </w:rPr>
       </w:pPr>
-      <w:hyperlink w:anchor="_Toc213259952" w:history="1">
+      <w:hyperlink w:anchor="_Toc213271084" w:history="1">
         <w:r>
           <w:rPr>
             <w:rStyle w:val="Hyperlink"/>
-            <w:b w:val="0"/>
-            <w:bCs w:val="0"/>
             <w:noProof/>
           </w:rPr>
           <w:t>Chapter 2 - System Architecture &amp; Design</w:t>
         </w:r>
         <w:r>
           <w:rPr>
-            <w:b w:val="0"/>
-            <w:bCs w:val="0"/>
             <w:noProof/>
             <w:webHidden/>
           </w:rPr>
@@ -1567,8 +1605,6 @@
         </w:r>
         <w:r>
           <w:rPr>
-            <w:b w:val="0"/>
-            <w:bCs w:val="0"/>
             <w:noProof/>
             <w:webHidden/>
           </w:rPr>
@@ -1576,25 +1612,19 @@
         </w:r>
         <w:r>
           <w:rPr>
-            <w:b w:val="0"/>
-            <w:bCs w:val="0"/>
-            <w:noProof/>
-            <w:webHidden/>
-          </w:rPr>
-          <w:instrText xml:space="preserve"> PAGEREF _Toc213259952 \h </w:instrText>
-        </w:r>
-        <w:r>
-          <w:rPr>
-            <w:b w:val="0"/>
-            <w:bCs w:val="0"/>
-            <w:noProof/>
-            <w:webHidden/>
-          </w:rPr>
-        </w:r>
-        <w:r>
-          <w:rPr>
-            <w:b w:val="0"/>
-            <w:bCs w:val="0"/>
+            <w:noProof/>
+            <w:webHidden/>
+          </w:rPr>
+          <w:instrText xml:space="preserve"> PAGEREF _Toc213271084 \h </w:instrText>
+        </w:r>
+        <w:r>
+          <w:rPr>
+            <w:noProof/>
+            <w:webHidden/>
+          </w:rPr>
+        </w:r>
+        <w:r>
+          <w:rPr>
             <w:noProof/>
             <w:webHidden/>
           </w:rPr>
@@ -1602,8 +1632,6 @@
         </w:r>
         <w:r>
           <w:rPr>
-            <w:b w:val="0"/>
-            <w:bCs w:val="0"/>
             <w:noProof/>
             <w:webHidden/>
           </w:rPr>
@@ -1611,8 +1639,6 @@
         </w:r>
         <w:r>
           <w:rPr>
-            <w:b w:val="0"/>
-            <w:bCs w:val="0"/>
             <w:noProof/>
             <w:webHidden/>
           </w:rPr>
@@ -1636,14 +1662,23 @@
           <w14:ligatures w14:val="standardContextual"/>
         </w:rPr>
       </w:pPr>
-      <w:hyperlink w:anchor="_Toc213259953" w:history="1">
+      <w:hyperlink w:anchor="_Toc213271085" w:history="1">
         <w:r>
           <w:rPr>
             <w:rStyle w:val="Hyperlink"/>
             <w:rFonts w:ascii="Times New Roman" w:hAnsi="Times New Roman"/>
-            <w:noProof/>
-          </w:rPr>
-          <w:t>2.1. Introduction</w:t>
+            <w:b/>
+            <w:noProof/>
+          </w:rPr>
+          <w:t>2.1.</w:t>
+        </w:r>
+        <w:r>
+          <w:rPr>
+            <w:rStyle w:val="Hyperlink"/>
+            <w:rFonts w:ascii="Times New Roman" w:hAnsi="Times New Roman"/>
+            <w:noProof/>
+          </w:rPr>
+          <w:t xml:space="preserve"> Introduction</w:t>
         </w:r>
         <w:r>
           <w:rPr>
@@ -1664,7 +1699,7 @@
             <w:noProof/>
             <w:webHidden/>
           </w:rPr>
-          <w:instrText xml:space="preserve"> PAGEREF _Toc213259953 \h </w:instrText>
+          <w:instrText xml:space="preserve"> PAGEREF _Toc213271085 \h </w:instrText>
         </w:r>
         <w:r>
           <w:rPr>
@@ -1711,14 +1746,23 @@
           <w14:ligatures w14:val="standardContextual"/>
         </w:rPr>
       </w:pPr>
-      <w:hyperlink w:anchor="_Toc213259954" w:history="1">
+      <w:hyperlink w:anchor="_Toc213271086" w:history="1">
         <w:r>
           <w:rPr>
             <w:rStyle w:val="Hyperlink"/>
             <w:rFonts w:ascii="Times New Roman" w:hAnsi="Times New Roman"/>
-            <w:noProof/>
-          </w:rPr>
-          <w:t>2.2. Architectural Overview</w:t>
+            <w:b/>
+            <w:noProof/>
+          </w:rPr>
+          <w:t>2.2.</w:t>
+        </w:r>
+        <w:r>
+          <w:rPr>
+            <w:rStyle w:val="Hyperlink"/>
+            <w:rFonts w:ascii="Times New Roman" w:hAnsi="Times New Roman"/>
+            <w:noProof/>
+          </w:rPr>
+          <w:t xml:space="preserve"> Architectural Overview</w:t>
         </w:r>
         <w:r>
           <w:rPr>
@@ -1739,7 +1783,7 @@
             <w:noProof/>
             <w:webHidden/>
           </w:rPr>
-          <w:instrText xml:space="preserve"> PAGEREF _Toc213259954 \h </w:instrText>
+          <w:instrText xml:space="preserve"> PAGEREF _Toc213271086 \h </w:instrText>
         </w:r>
         <w:r>
           <w:rPr>
@@ -1786,14 +1830,23 @@
           <w14:ligatures w14:val="standardContextual"/>
         </w:rPr>
       </w:pPr>
-      <w:hyperlink w:anchor="_Toc213259955" w:history="1">
+      <w:hyperlink w:anchor="_Toc213271087" w:history="1">
         <w:r>
           <w:rPr>
             <w:rStyle w:val="Hyperlink"/>
             <w:rFonts w:ascii="Times New Roman" w:hAnsi="Times New Roman"/>
-            <w:noProof/>
-          </w:rPr>
-          <w:t>2.3. System Architecture Diagram</w:t>
+            <w:b/>
+            <w:noProof/>
+          </w:rPr>
+          <w:t>2.3.</w:t>
+        </w:r>
+        <w:r>
+          <w:rPr>
+            <w:rStyle w:val="Hyperlink"/>
+            <w:rFonts w:ascii="Times New Roman" w:hAnsi="Times New Roman"/>
+            <w:noProof/>
+          </w:rPr>
+          <w:t xml:space="preserve"> System Architecture Diagram</w:t>
         </w:r>
         <w:r>
           <w:rPr>
@@ -1814,7 +1867,7 @@
             <w:noProof/>
             <w:webHidden/>
           </w:rPr>
-          <w:instrText xml:space="preserve"> PAGEREF _Toc213259955 \h </w:instrText>
+          <w:instrText xml:space="preserve"> PAGEREF _Toc213271087 \h </w:instrText>
         </w:r>
         <w:r>
           <w:rPr>
@@ -1861,14 +1914,23 @@
           <w14:ligatures w14:val="standardContextual"/>
         </w:rPr>
       </w:pPr>
-      <w:hyperlink w:anchor="_Toc213259956" w:history="1">
+      <w:hyperlink w:anchor="_Toc213271088" w:history="1">
         <w:r>
           <w:rPr>
             <w:rStyle w:val="Hyperlink"/>
             <w:rFonts w:ascii="Times New Roman" w:hAnsi="Times New Roman"/>
-            <w:noProof/>
-          </w:rPr>
-          <w:t>2.4. Workflow Description</w:t>
+            <w:b/>
+            <w:noProof/>
+          </w:rPr>
+          <w:t>2.4.</w:t>
+        </w:r>
+        <w:r>
+          <w:rPr>
+            <w:rStyle w:val="Hyperlink"/>
+            <w:rFonts w:ascii="Times New Roman" w:hAnsi="Times New Roman"/>
+            <w:noProof/>
+          </w:rPr>
+          <w:t xml:space="preserve"> Workflow Description</w:t>
         </w:r>
         <w:r>
           <w:rPr>
@@ -1889,7 +1951,7 @@
             <w:noProof/>
             <w:webHidden/>
           </w:rPr>
-          <w:instrText xml:space="preserve"> PAGEREF _Toc213259956 \h </w:instrText>
+          <w:instrText xml:space="preserve"> PAGEREF _Toc213271088 \h </w:instrText>
         </w:r>
         <w:r>
           <w:rPr>
@@ -1936,14 +1998,23 @@
           <w14:ligatures w14:val="standardContextual"/>
         </w:rPr>
       </w:pPr>
-      <w:hyperlink w:anchor="_Toc213259957" w:history="1">
+      <w:hyperlink w:anchor="_Toc213271089" w:history="1">
         <w:r>
           <w:rPr>
             <w:rStyle w:val="Hyperlink"/>
             <w:rFonts w:ascii="Times New Roman" w:hAnsi="Times New Roman"/>
-            <w:noProof/>
-          </w:rPr>
-          <w:t>2.5. Database Design</w:t>
+            <w:b/>
+            <w:noProof/>
+          </w:rPr>
+          <w:t>2.5.</w:t>
+        </w:r>
+        <w:r>
+          <w:rPr>
+            <w:rStyle w:val="Hyperlink"/>
+            <w:rFonts w:ascii="Times New Roman" w:hAnsi="Times New Roman"/>
+            <w:noProof/>
+          </w:rPr>
+          <w:t xml:space="preserve"> Database Design</w:t>
         </w:r>
         <w:r>
           <w:rPr>
@@ -1964,7 +2035,7 @@
             <w:noProof/>
             <w:webHidden/>
           </w:rPr>
-          <w:instrText xml:space="preserve"> PAGEREF _Toc213259957 \h </w:instrText>
+          <w:instrText xml:space="preserve"> PAGEREF _Toc213271089 \h </w:instrText>
         </w:r>
         <w:r>
           <w:rPr>
@@ -2011,14 +2082,23 @@
           <w14:ligatures w14:val="standardContextual"/>
         </w:rPr>
       </w:pPr>
-      <w:hyperlink w:anchor="_Toc213259958" w:history="1">
+      <w:hyperlink w:anchor="_Toc213271090" w:history="1">
         <w:r>
           <w:rPr>
             <w:rStyle w:val="Hyperlink"/>
             <w:rFonts w:ascii="Times New Roman" w:hAnsi="Times New Roman"/>
-            <w:noProof/>
-          </w:rPr>
-          <w:t>2.5.1. Users Table</w:t>
+            <w:b/>
+            <w:noProof/>
+          </w:rPr>
+          <w:t>2.5.1.</w:t>
+        </w:r>
+        <w:r>
+          <w:rPr>
+            <w:rStyle w:val="Hyperlink"/>
+            <w:rFonts w:ascii="Times New Roman" w:hAnsi="Times New Roman"/>
+            <w:noProof/>
+          </w:rPr>
+          <w:t xml:space="preserve"> Users Table</w:t>
         </w:r>
         <w:r>
           <w:rPr>
@@ -2039,7 +2119,7 @@
             <w:noProof/>
             <w:webHidden/>
           </w:rPr>
-          <w:instrText xml:space="preserve"> PAGEREF _Toc213259958 \h </w:instrText>
+          <w:instrText xml:space="preserve"> PAGEREF _Toc213271090 \h </w:instrText>
         </w:r>
         <w:r>
           <w:rPr>
@@ -2086,14 +2166,23 @@
           <w14:ligatures w14:val="standardContextual"/>
         </w:rPr>
       </w:pPr>
-      <w:hyperlink w:anchor="_Toc213259959" w:history="1">
+      <w:hyperlink w:anchor="_Toc213271091" w:history="1">
         <w:r>
           <w:rPr>
             <w:rStyle w:val="Hyperlink"/>
             <w:rFonts w:ascii="Times New Roman" w:hAnsi="Times New Roman"/>
-            <w:noProof/>
-          </w:rPr>
-          <w:t>2.5.2. Feedback table</w:t>
+            <w:b/>
+            <w:noProof/>
+          </w:rPr>
+          <w:t>2.5.2.</w:t>
+        </w:r>
+        <w:r>
+          <w:rPr>
+            <w:rStyle w:val="Hyperlink"/>
+            <w:rFonts w:ascii="Times New Roman" w:hAnsi="Times New Roman"/>
+            <w:noProof/>
+          </w:rPr>
+          <w:t xml:space="preserve"> Feedback table</w:t>
         </w:r>
         <w:r>
           <w:rPr>
@@ -2114,7 +2203,7 @@
             <w:noProof/>
             <w:webHidden/>
           </w:rPr>
-          <w:instrText xml:space="preserve"> PAGEREF _Toc213259959 \h </w:instrText>
+          <w:instrText xml:space="preserve"> PAGEREF _Toc213271091 \h </w:instrText>
         </w:r>
         <w:r>
           <w:rPr>
@@ -2161,14 +2250,23 @@
           <w14:ligatures w14:val="standardContextual"/>
         </w:rPr>
       </w:pPr>
-      <w:hyperlink w:anchor="_Toc213259960" w:history="1">
+      <w:hyperlink w:anchor="_Toc213271092" w:history="1">
         <w:r>
           <w:rPr>
             <w:rStyle w:val="Hyperlink"/>
             <w:rFonts w:ascii="Times New Roman" w:hAnsi="Times New Roman"/>
-            <w:noProof/>
-          </w:rPr>
-          <w:t>2.6. Component Design</w:t>
+            <w:b/>
+            <w:noProof/>
+          </w:rPr>
+          <w:t>2.6.</w:t>
+        </w:r>
+        <w:r>
+          <w:rPr>
+            <w:rStyle w:val="Hyperlink"/>
+            <w:rFonts w:ascii="Times New Roman" w:hAnsi="Times New Roman"/>
+            <w:noProof/>
+          </w:rPr>
+          <w:t xml:space="preserve"> Component Design</w:t>
         </w:r>
         <w:r>
           <w:rPr>
@@ -2189,7 +2287,7 @@
             <w:noProof/>
             <w:webHidden/>
           </w:rPr>
-          <w:instrText xml:space="preserve"> PAGEREF _Toc213259960 \h </w:instrText>
+          <w:instrText xml:space="preserve"> PAGEREF _Toc213271092 \h </w:instrText>
         </w:r>
         <w:r>
           <w:rPr>
@@ -2236,14 +2334,23 @@
           <w14:ligatures w14:val="standardContextual"/>
         </w:rPr>
       </w:pPr>
-      <w:hyperlink w:anchor="_Toc213259961" w:history="1">
+      <w:hyperlink w:anchor="_Toc213271093" w:history="1">
         <w:r>
           <w:rPr>
             <w:rStyle w:val="Hyperlink"/>
             <w:rFonts w:ascii="Times New Roman" w:hAnsi="Times New Roman"/>
-            <w:noProof/>
-          </w:rPr>
-          <w:t>2.7. Security Architecture</w:t>
+            <w:b/>
+            <w:noProof/>
+          </w:rPr>
+          <w:t>2.7.</w:t>
+        </w:r>
+        <w:r>
+          <w:rPr>
+            <w:rStyle w:val="Hyperlink"/>
+            <w:rFonts w:ascii="Times New Roman" w:hAnsi="Times New Roman"/>
+            <w:noProof/>
+          </w:rPr>
+          <w:t xml:space="preserve"> Security Architecture</w:t>
         </w:r>
         <w:r>
           <w:rPr>
@@ -2264,7 +2371,7 @@
             <w:noProof/>
             <w:webHidden/>
           </w:rPr>
-          <w:instrText xml:space="preserve"> PAGEREF _Toc213259961 \h </w:instrText>
+          <w:instrText xml:space="preserve"> PAGEREF _Toc213271093 \h </w:instrText>
         </w:r>
         <w:r>
           <w:rPr>
@@ -2311,14 +2418,23 @@
           <w14:ligatures w14:val="standardContextual"/>
         </w:rPr>
       </w:pPr>
-      <w:hyperlink w:anchor="_Toc213259962" w:history="1">
+      <w:hyperlink w:anchor="_Toc213271094" w:history="1">
         <w:r>
           <w:rPr>
             <w:rStyle w:val="Hyperlink"/>
             <w:rFonts w:ascii="Times New Roman" w:hAnsi="Times New Roman"/>
-            <w:noProof/>
-          </w:rPr>
-          <w:t>2.8. Design Principles</w:t>
+            <w:b/>
+            <w:noProof/>
+          </w:rPr>
+          <w:t>2.8.</w:t>
+        </w:r>
+        <w:r>
+          <w:rPr>
+            <w:rStyle w:val="Hyperlink"/>
+            <w:rFonts w:ascii="Times New Roman" w:hAnsi="Times New Roman"/>
+            <w:noProof/>
+          </w:rPr>
+          <w:t xml:space="preserve"> Design Principles</w:t>
         </w:r>
         <w:r>
           <w:rPr>
@@ -2339,7 +2455,7 @@
             <w:noProof/>
             <w:webHidden/>
           </w:rPr>
-          <w:instrText xml:space="preserve"> PAGEREF _Toc213259962 \h </w:instrText>
+          <w:instrText xml:space="preserve"> PAGEREF _Toc213271094 \h </w:instrText>
         </w:r>
         <w:r>
           <w:rPr>
@@ -2386,14 +2502,23 @@
           <w14:ligatures w14:val="standardContextual"/>
         </w:rPr>
       </w:pPr>
-      <w:hyperlink w:anchor="_Toc213259963" w:history="1">
+      <w:hyperlink w:anchor="_Toc213271095" w:history="1">
         <w:r>
           <w:rPr>
             <w:rStyle w:val="Hyperlink"/>
             <w:rFonts w:ascii="Times New Roman" w:hAnsi="Times New Roman"/>
-            <w:noProof/>
-          </w:rPr>
-          <w:t>2.9. System Advantages</w:t>
+            <w:b/>
+            <w:noProof/>
+          </w:rPr>
+          <w:t>2.9.</w:t>
+        </w:r>
+        <w:r>
+          <w:rPr>
+            <w:rStyle w:val="Hyperlink"/>
+            <w:rFonts w:ascii="Times New Roman" w:hAnsi="Times New Roman"/>
+            <w:noProof/>
+          </w:rPr>
+          <w:t xml:space="preserve"> System Advantages</w:t>
         </w:r>
         <w:r>
           <w:rPr>
@@ -2414,7 +2539,7 @@
             <w:noProof/>
             <w:webHidden/>
           </w:rPr>
-          <w:instrText xml:space="preserve"> PAGEREF _Toc213259963 \h </w:instrText>
+          <w:instrText xml:space="preserve"> PAGEREF _Toc213271095 \h </w:instrText>
         </w:r>
         <w:r>
           <w:rPr>
@@ -2461,14 +2586,23 @@
           <w14:ligatures w14:val="standardContextual"/>
         </w:rPr>
       </w:pPr>
-      <w:hyperlink w:anchor="_Toc213259964" w:history="1">
+      <w:hyperlink w:anchor="_Toc213271096" w:history="1">
         <w:r>
           <w:rPr>
             <w:rStyle w:val="Hyperlink"/>
             <w:rFonts w:ascii="Times New Roman" w:hAnsi="Times New Roman"/>
-            <w:noProof/>
-          </w:rPr>
-          <w:t>2.10. Summary</w:t>
+            <w:b/>
+            <w:noProof/>
+          </w:rPr>
+          <w:t>2.10.</w:t>
+        </w:r>
+        <w:r>
+          <w:rPr>
+            <w:rStyle w:val="Hyperlink"/>
+            <w:rFonts w:ascii="Times New Roman" w:hAnsi="Times New Roman"/>
+            <w:noProof/>
+          </w:rPr>
+          <w:t xml:space="preserve"> Summary</w:t>
         </w:r>
         <w:r>
           <w:rPr>
@@ -2489,7 +2623,7 @@
             <w:noProof/>
             <w:webHidden/>
           </w:rPr>
-          <w:instrText xml:space="preserve"> PAGEREF _Toc213259964 \h </w:instrText>
+          <w:instrText xml:space="preserve"> PAGEREF _Toc213271096 \h </w:instrText>
         </w:r>
         <w:r>
           <w:rPr>
@@ -2535,20 +2669,16 @@
           <w14:ligatures w14:val="standardContextual"/>
         </w:rPr>
       </w:pPr>
-      <w:hyperlink w:anchor="_Toc213259965" w:history="1">
+      <w:hyperlink w:anchor="_Toc213271097" w:history="1">
         <w:r>
           <w:rPr>
             <w:rStyle w:val="Hyperlink"/>
-            <w:b w:val="0"/>
-            <w:bCs w:val="0"/>
             <w:noProof/>
           </w:rPr>
           <w:t>Chapter 3 - API Documentation</w:t>
         </w:r>
         <w:r>
           <w:rPr>
-            <w:b w:val="0"/>
-            <w:bCs w:val="0"/>
             <w:noProof/>
             <w:webHidden/>
           </w:rPr>
@@ -2556,8 +2686,6 @@
         </w:r>
         <w:r>
           <w:rPr>
-            <w:b w:val="0"/>
-            <w:bCs w:val="0"/>
             <w:noProof/>
             <w:webHidden/>
           </w:rPr>
@@ -2565,25 +2693,19 @@
         </w:r>
         <w:r>
           <w:rPr>
-            <w:b w:val="0"/>
-            <w:bCs w:val="0"/>
-            <w:noProof/>
-            <w:webHidden/>
-          </w:rPr>
-          <w:instrText xml:space="preserve"> PAGEREF _Toc213259965 \h </w:instrText>
-        </w:r>
-        <w:r>
-          <w:rPr>
-            <w:b w:val="0"/>
-            <w:bCs w:val="0"/>
-            <w:noProof/>
-            <w:webHidden/>
-          </w:rPr>
-        </w:r>
-        <w:r>
-          <w:rPr>
-            <w:b w:val="0"/>
-            <w:bCs w:val="0"/>
+            <w:noProof/>
+            <w:webHidden/>
+          </w:rPr>
+          <w:instrText xml:space="preserve"> PAGEREF _Toc213271097 \h </w:instrText>
+        </w:r>
+        <w:r>
+          <w:rPr>
+            <w:noProof/>
+            <w:webHidden/>
+          </w:rPr>
+        </w:r>
+        <w:r>
+          <w:rPr>
             <w:noProof/>
             <w:webHidden/>
           </w:rPr>
@@ -2591,8 +2713,6 @@
         </w:r>
         <w:r>
           <w:rPr>
-            <w:b w:val="0"/>
-            <w:bCs w:val="0"/>
             <w:noProof/>
             <w:webHidden/>
           </w:rPr>
@@ -2600,8 +2720,6 @@
         </w:r>
         <w:r>
           <w:rPr>
-            <w:b w:val="0"/>
-            <w:bCs w:val="0"/>
             <w:noProof/>
             <w:webHidden/>
           </w:rPr>
@@ -2625,14 +2743,23 @@
           <w14:ligatures w14:val="standardContextual"/>
         </w:rPr>
       </w:pPr>
-      <w:hyperlink w:anchor="_Toc213259966" w:history="1">
+      <w:hyperlink w:anchor="_Toc213271098" w:history="1">
         <w:r>
           <w:rPr>
             <w:rStyle w:val="Hyperlink"/>
             <w:rFonts w:ascii="Times New Roman" w:hAnsi="Times New Roman"/>
-            <w:noProof/>
-          </w:rPr>
-          <w:t>3.1. Introduction</w:t>
+            <w:b/>
+            <w:noProof/>
+          </w:rPr>
+          <w:t>3.1.</w:t>
+        </w:r>
+        <w:r>
+          <w:rPr>
+            <w:rStyle w:val="Hyperlink"/>
+            <w:rFonts w:ascii="Times New Roman" w:hAnsi="Times New Roman"/>
+            <w:noProof/>
+          </w:rPr>
+          <w:t xml:space="preserve"> Introduction</w:t>
         </w:r>
         <w:r>
           <w:rPr>
@@ -2653,7 +2780,7 @@
             <w:noProof/>
             <w:webHidden/>
           </w:rPr>
-          <w:instrText xml:space="preserve"> PAGEREF _Toc213259966 \h </w:instrText>
+          <w:instrText xml:space="preserve"> PAGEREF _Toc213271098 \h </w:instrText>
         </w:r>
         <w:r>
           <w:rPr>
@@ -2700,14 +2827,23 @@
           <w14:ligatures w14:val="standardContextual"/>
         </w:rPr>
       </w:pPr>
-      <w:hyperlink w:anchor="_Toc213259967" w:history="1">
+      <w:hyperlink w:anchor="_Toc213271099" w:history="1">
         <w:r>
           <w:rPr>
             <w:rStyle w:val="Hyperlink"/>
             <w:rFonts w:ascii="Times New Roman" w:hAnsi="Times New Roman"/>
-            <w:noProof/>
-          </w:rPr>
-          <w:t>3.2. Base Configuration</w:t>
+            <w:b/>
+            <w:noProof/>
+          </w:rPr>
+          <w:t>3.2.</w:t>
+        </w:r>
+        <w:r>
+          <w:rPr>
+            <w:rStyle w:val="Hyperlink"/>
+            <w:rFonts w:ascii="Times New Roman" w:hAnsi="Times New Roman"/>
+            <w:noProof/>
+          </w:rPr>
+          <w:t xml:space="preserve"> Base Configuration</w:t>
         </w:r>
         <w:r>
           <w:rPr>
@@ -2728,7 +2864,7 @@
             <w:noProof/>
             <w:webHidden/>
           </w:rPr>
-          <w:instrText xml:space="preserve"> PAGEREF _Toc213259967 \h </w:instrText>
+          <w:instrText xml:space="preserve"> PAGEREF _Toc213271099 \h </w:instrText>
         </w:r>
         <w:r>
           <w:rPr>
@@ -2775,14 +2911,23 @@
           <w14:ligatures w14:val="standardContextual"/>
         </w:rPr>
       </w:pPr>
-      <w:hyperlink w:anchor="_Toc213259968" w:history="1">
+      <w:hyperlink w:anchor="_Toc213271100" w:history="1">
         <w:r>
           <w:rPr>
             <w:rStyle w:val="Hyperlink"/>
             <w:rFonts w:ascii="Times New Roman" w:hAnsi="Times New Roman"/>
-            <w:noProof/>
-          </w:rPr>
-          <w:t>3.3. Authentication Mechanism</w:t>
+            <w:b/>
+            <w:noProof/>
+          </w:rPr>
+          <w:t>3.3.</w:t>
+        </w:r>
+        <w:r>
+          <w:rPr>
+            <w:rStyle w:val="Hyperlink"/>
+            <w:rFonts w:ascii="Times New Roman" w:hAnsi="Times New Roman"/>
+            <w:noProof/>
+          </w:rPr>
+          <w:t xml:space="preserve"> Authentication Mechanism</w:t>
         </w:r>
         <w:r>
           <w:rPr>
@@ -2803,7 +2948,7 @@
             <w:noProof/>
             <w:webHidden/>
           </w:rPr>
-          <w:instrText xml:space="preserve"> PAGEREF _Toc213259968 \h </w:instrText>
+          <w:instrText xml:space="preserve"> PAGEREF _Toc213271100 \h </w:instrText>
         </w:r>
         <w:r>
           <w:rPr>
@@ -2850,14 +2995,23 @@
           <w14:ligatures w14:val="standardContextual"/>
         </w:rPr>
       </w:pPr>
-      <w:hyperlink w:anchor="_Toc213259969" w:history="1">
+      <w:hyperlink w:anchor="_Toc213271101" w:history="1">
         <w:r>
           <w:rPr>
             <w:rStyle w:val="Hyperlink"/>
             <w:rFonts w:ascii="Times New Roman" w:hAnsi="Times New Roman"/>
-            <w:noProof/>
-          </w:rPr>
-          <w:t>3.4. Public Routes</w:t>
+            <w:b/>
+            <w:noProof/>
+          </w:rPr>
+          <w:t>3.4.</w:t>
+        </w:r>
+        <w:r>
+          <w:rPr>
+            <w:rStyle w:val="Hyperlink"/>
+            <w:rFonts w:ascii="Times New Roman" w:hAnsi="Times New Roman"/>
+            <w:noProof/>
+          </w:rPr>
+          <w:t xml:space="preserve"> Public Routes</w:t>
         </w:r>
         <w:r>
           <w:rPr>
@@ -2878,7 +3032,7 @@
             <w:noProof/>
             <w:webHidden/>
           </w:rPr>
-          <w:instrText xml:space="preserve"> PAGEREF _Toc213259969 \h </w:instrText>
+          <w:instrText xml:space="preserve"> PAGEREF _Toc213271101 \h </w:instrText>
         </w:r>
         <w:r>
           <w:rPr>
@@ -2925,14 +3079,23 @@
           <w14:ligatures w14:val="standardContextual"/>
         </w:rPr>
       </w:pPr>
-      <w:hyperlink w:anchor="_Toc213259970" w:history="1">
+      <w:hyperlink w:anchor="_Toc213271102" w:history="1">
         <w:r>
           <w:rPr>
             <w:rStyle w:val="Hyperlink"/>
             <w:rFonts w:ascii="Times New Roman" w:hAnsi="Times New Roman"/>
-            <w:noProof/>
-          </w:rPr>
-          <w:t>3.4.1. Home Page</w:t>
+            <w:b/>
+            <w:noProof/>
+          </w:rPr>
+          <w:t>3.4.1.</w:t>
+        </w:r>
+        <w:r>
+          <w:rPr>
+            <w:rStyle w:val="Hyperlink"/>
+            <w:rFonts w:ascii="Times New Roman" w:hAnsi="Times New Roman"/>
+            <w:noProof/>
+          </w:rPr>
+          <w:t xml:space="preserve"> Home Page</w:t>
         </w:r>
         <w:r>
           <w:rPr>
@@ -2953,7 +3116,7 @@
             <w:noProof/>
             <w:webHidden/>
           </w:rPr>
-          <w:instrText xml:space="preserve"> PAGEREF _Toc213259970 \h </w:instrText>
+          <w:instrText xml:space="preserve"> PAGEREF _Toc213271102 \h </w:instrText>
         </w:r>
         <w:r>
           <w:rPr>
@@ -3000,14 +3163,23 @@
           <w14:ligatures w14:val="standardContextual"/>
         </w:rPr>
       </w:pPr>
-      <w:hyperlink w:anchor="_Toc213259971" w:history="1">
+      <w:hyperlink w:anchor="_Toc213271103" w:history="1">
         <w:r>
           <w:rPr>
             <w:rStyle w:val="Hyperlink"/>
             <w:rFonts w:ascii="Times New Roman" w:hAnsi="Times New Roman"/>
-            <w:noProof/>
-          </w:rPr>
-          <w:t>3.4.2. Guest Feedback Submission</w:t>
+            <w:b/>
+            <w:noProof/>
+          </w:rPr>
+          <w:t>3.4.2.</w:t>
+        </w:r>
+        <w:r>
+          <w:rPr>
+            <w:rStyle w:val="Hyperlink"/>
+            <w:rFonts w:ascii="Times New Roman" w:hAnsi="Times New Roman"/>
+            <w:noProof/>
+          </w:rPr>
+          <w:t xml:space="preserve"> Guest Feedback Submission</w:t>
         </w:r>
         <w:r>
           <w:rPr>
@@ -3028,7 +3200,7 @@
             <w:noProof/>
             <w:webHidden/>
           </w:rPr>
-          <w:instrText xml:space="preserve"> PAGEREF _Toc213259971 \h </w:instrText>
+          <w:instrText xml:space="preserve"> PAGEREF _Toc213271103 \h </w:instrText>
         </w:r>
         <w:r>
           <w:rPr>
@@ -3075,14 +3247,23 @@
           <w14:ligatures w14:val="standardContextual"/>
         </w:rPr>
       </w:pPr>
-      <w:hyperlink w:anchor="_Toc213259972" w:history="1">
+      <w:hyperlink w:anchor="_Toc213271104" w:history="1">
         <w:r>
           <w:rPr>
             <w:rStyle w:val="Hyperlink"/>
             <w:rFonts w:ascii="Times New Roman" w:hAnsi="Times New Roman"/>
-            <w:noProof/>
-          </w:rPr>
-          <w:t>3.4.3. User Registration</w:t>
+            <w:b/>
+            <w:noProof/>
+          </w:rPr>
+          <w:t>3.4.3.</w:t>
+        </w:r>
+        <w:r>
+          <w:rPr>
+            <w:rStyle w:val="Hyperlink"/>
+            <w:rFonts w:ascii="Times New Roman" w:hAnsi="Times New Roman"/>
+            <w:noProof/>
+          </w:rPr>
+          <w:t xml:space="preserve"> User Registration</w:t>
         </w:r>
         <w:r>
           <w:rPr>
@@ -3103,7 +3284,7 @@
             <w:noProof/>
             <w:webHidden/>
           </w:rPr>
-          <w:instrText xml:space="preserve"> PAGEREF _Toc213259972 \h </w:instrText>
+          <w:instrText xml:space="preserve"> PAGEREF _Toc213271104 \h </w:instrText>
         </w:r>
         <w:r>
           <w:rPr>
@@ -3150,14 +3331,23 @@
           <w14:ligatures w14:val="standardContextual"/>
         </w:rPr>
       </w:pPr>
-      <w:hyperlink w:anchor="_Toc213259973" w:history="1">
+      <w:hyperlink w:anchor="_Toc213271105" w:history="1">
         <w:r>
           <w:rPr>
             <w:rStyle w:val="Hyperlink"/>
             <w:rFonts w:ascii="Times New Roman" w:hAnsi="Times New Roman"/>
-            <w:noProof/>
-          </w:rPr>
-          <w:t>3.4.4. User Login</w:t>
+            <w:b/>
+            <w:noProof/>
+          </w:rPr>
+          <w:t>3.4.4.</w:t>
+        </w:r>
+        <w:r>
+          <w:rPr>
+            <w:rStyle w:val="Hyperlink"/>
+            <w:rFonts w:ascii="Times New Roman" w:hAnsi="Times New Roman"/>
+            <w:noProof/>
+          </w:rPr>
+          <w:t xml:space="preserve"> User Login</w:t>
         </w:r>
         <w:r>
           <w:rPr>
@@ -3178,7 +3368,7 @@
             <w:noProof/>
             <w:webHidden/>
           </w:rPr>
-          <w:instrText xml:space="preserve"> PAGEREF _Toc213259973 \h </w:instrText>
+          <w:instrText xml:space="preserve"> PAGEREF _Toc213271105 \h </w:instrText>
         </w:r>
         <w:r>
           <w:rPr>
@@ -3225,14 +3415,23 @@
           <w14:ligatures w14:val="standardContextual"/>
         </w:rPr>
       </w:pPr>
-      <w:hyperlink w:anchor="_Toc213259974" w:history="1">
+      <w:hyperlink w:anchor="_Toc213271106" w:history="1">
         <w:r>
           <w:rPr>
             <w:rStyle w:val="Hyperlink"/>
             <w:rFonts w:ascii="Times New Roman" w:hAnsi="Times New Roman"/>
-            <w:noProof/>
-          </w:rPr>
-          <w:t>3.4.5. Password Reset Workflow</w:t>
+            <w:b/>
+            <w:noProof/>
+          </w:rPr>
+          <w:t>3.4.5.</w:t>
+        </w:r>
+        <w:r>
+          <w:rPr>
+            <w:rStyle w:val="Hyperlink"/>
+            <w:rFonts w:ascii="Times New Roman" w:hAnsi="Times New Roman"/>
+            <w:noProof/>
+          </w:rPr>
+          <w:t xml:space="preserve"> Password Reset Workflow</w:t>
         </w:r>
         <w:r>
           <w:rPr>
@@ -3253,7 +3452,7 @@
             <w:noProof/>
             <w:webHidden/>
           </w:rPr>
-          <w:instrText xml:space="preserve"> PAGEREF _Toc213259974 \h </w:instrText>
+          <w:instrText xml:space="preserve"> PAGEREF _Toc213271106 \h </w:instrText>
         </w:r>
         <w:r>
           <w:rPr>
@@ -3300,14 +3499,23 @@
           <w14:ligatures w14:val="standardContextual"/>
         </w:rPr>
       </w:pPr>
-      <w:hyperlink w:anchor="_Toc213259975" w:history="1">
+      <w:hyperlink w:anchor="_Toc213271107" w:history="1">
         <w:r>
           <w:rPr>
             <w:rStyle w:val="Hyperlink"/>
             <w:rFonts w:ascii="Times New Roman" w:hAnsi="Times New Roman"/>
-            <w:noProof/>
-          </w:rPr>
-          <w:t>3.5. User Routes (Protected)</w:t>
+            <w:b/>
+            <w:noProof/>
+          </w:rPr>
+          <w:t>3.5.</w:t>
+        </w:r>
+        <w:r>
+          <w:rPr>
+            <w:rStyle w:val="Hyperlink"/>
+            <w:rFonts w:ascii="Times New Roman" w:hAnsi="Times New Roman"/>
+            <w:noProof/>
+          </w:rPr>
+          <w:t xml:space="preserve"> User Routes (Protected)</w:t>
         </w:r>
         <w:r>
           <w:rPr>
@@ -3328,7 +3536,7 @@
             <w:noProof/>
             <w:webHidden/>
           </w:rPr>
-          <w:instrText xml:space="preserve"> PAGEREF _Toc213259975 \h </w:instrText>
+          <w:instrText xml:space="preserve"> PAGEREF _Toc213271107 \h </w:instrText>
         </w:r>
         <w:r>
           <w:rPr>
@@ -3375,14 +3583,23 @@
           <w14:ligatures w14:val="standardContextual"/>
         </w:rPr>
       </w:pPr>
-      <w:hyperlink w:anchor="_Toc213259976" w:history="1">
+      <w:hyperlink w:anchor="_Toc213271108" w:history="1">
         <w:r>
           <w:rPr>
             <w:rStyle w:val="Hyperlink"/>
             <w:rFonts w:ascii="Times New Roman" w:hAnsi="Times New Roman"/>
-            <w:noProof/>
-          </w:rPr>
-          <w:t>3.5.1. Submit Feedback</w:t>
+            <w:b/>
+            <w:noProof/>
+          </w:rPr>
+          <w:t>3.5.1.</w:t>
+        </w:r>
+        <w:r>
+          <w:rPr>
+            <w:rStyle w:val="Hyperlink"/>
+            <w:rFonts w:ascii="Times New Roman" w:hAnsi="Times New Roman"/>
+            <w:noProof/>
+          </w:rPr>
+          <w:t xml:space="preserve"> Submit Feedback</w:t>
         </w:r>
         <w:r>
           <w:rPr>
@@ -3403,7 +3620,7 @@
             <w:noProof/>
             <w:webHidden/>
           </w:rPr>
-          <w:instrText xml:space="preserve"> PAGEREF _Toc213259976 \h </w:instrText>
+          <w:instrText xml:space="preserve"> PAGEREF _Toc213271108 \h </w:instrText>
         </w:r>
         <w:r>
           <w:rPr>
@@ -3450,14 +3667,23 @@
           <w14:ligatures w14:val="standardContextual"/>
         </w:rPr>
       </w:pPr>
-      <w:hyperlink w:anchor="_Toc213259977" w:history="1">
+      <w:hyperlink w:anchor="_Toc213271109" w:history="1">
         <w:r>
           <w:rPr>
             <w:rStyle w:val="Hyperlink"/>
             <w:rFonts w:ascii="Times New Roman" w:hAnsi="Times New Roman"/>
-            <w:noProof/>
-          </w:rPr>
-          <w:t>3.5.2. User Dashboard</w:t>
+            <w:b/>
+            <w:noProof/>
+          </w:rPr>
+          <w:t>3.5.2.</w:t>
+        </w:r>
+        <w:r>
+          <w:rPr>
+            <w:rStyle w:val="Hyperlink"/>
+            <w:rFonts w:ascii="Times New Roman" w:hAnsi="Times New Roman"/>
+            <w:noProof/>
+          </w:rPr>
+          <w:t xml:space="preserve"> User Dashboard</w:t>
         </w:r>
         <w:r>
           <w:rPr>
@@ -3478,7 +3704,7 @@
             <w:noProof/>
             <w:webHidden/>
           </w:rPr>
-          <w:instrText xml:space="preserve"> PAGEREF _Toc213259977 \h </w:instrText>
+          <w:instrText xml:space="preserve"> PAGEREF _Toc213271109 \h </w:instrText>
         </w:r>
         <w:r>
           <w:rPr>
@@ -3525,14 +3751,23 @@
           <w14:ligatures w14:val="standardContextual"/>
         </w:rPr>
       </w:pPr>
-      <w:hyperlink w:anchor="_Toc213259978" w:history="1">
+      <w:hyperlink w:anchor="_Toc213271110" w:history="1">
         <w:r>
           <w:rPr>
             <w:rStyle w:val="Hyperlink"/>
             <w:rFonts w:ascii="Times New Roman" w:hAnsi="Times New Roman"/>
-            <w:noProof/>
-          </w:rPr>
-          <w:t>3.6. Administrative Routes</w:t>
+            <w:b/>
+            <w:noProof/>
+          </w:rPr>
+          <w:t>3.6.</w:t>
+        </w:r>
+        <w:r>
+          <w:rPr>
+            <w:rStyle w:val="Hyperlink"/>
+            <w:rFonts w:ascii="Times New Roman" w:hAnsi="Times New Roman"/>
+            <w:noProof/>
+          </w:rPr>
+          <w:t xml:space="preserve"> Administrative Routes</w:t>
         </w:r>
         <w:r>
           <w:rPr>
@@ -3553,7 +3788,7 @@
             <w:noProof/>
             <w:webHidden/>
           </w:rPr>
-          <w:instrText xml:space="preserve"> PAGEREF _Toc213259978 \h </w:instrText>
+          <w:instrText xml:space="preserve"> PAGEREF _Toc213271110 \h </w:instrText>
         </w:r>
         <w:r>
           <w:rPr>
@@ -3600,14 +3835,23 @@
           <w14:ligatures w14:val="standardContextual"/>
         </w:rPr>
       </w:pPr>
-      <w:hyperlink w:anchor="_Toc213259979" w:history="1">
+      <w:hyperlink w:anchor="_Toc213271111" w:history="1">
         <w:r>
           <w:rPr>
             <w:rStyle w:val="Hyperlink"/>
             <w:rFonts w:ascii="Times New Roman" w:hAnsi="Times New Roman"/>
-            <w:noProof/>
-          </w:rPr>
-          <w:t>3.6.1. Admin Dashboard</w:t>
+            <w:b/>
+            <w:noProof/>
+          </w:rPr>
+          <w:t>3.6.1.</w:t>
+        </w:r>
+        <w:r>
+          <w:rPr>
+            <w:rStyle w:val="Hyperlink"/>
+            <w:rFonts w:ascii="Times New Roman" w:hAnsi="Times New Roman"/>
+            <w:noProof/>
+          </w:rPr>
+          <w:t xml:space="preserve"> Admin Dashboard</w:t>
         </w:r>
         <w:r>
           <w:rPr>
@@ -3628,7 +3872,7 @@
             <w:noProof/>
             <w:webHidden/>
           </w:rPr>
-          <w:instrText xml:space="preserve"> PAGEREF _Toc213259979 \h </w:instrText>
+          <w:instrText xml:space="preserve"> PAGEREF _Toc213271111 \h </w:instrText>
         </w:r>
         <w:r>
           <w:rPr>
@@ -3675,14 +3919,23 @@
           <w14:ligatures w14:val="standardContextual"/>
         </w:rPr>
       </w:pPr>
-      <w:hyperlink w:anchor="_Toc213259980" w:history="1">
+      <w:hyperlink w:anchor="_Toc213271112" w:history="1">
         <w:r>
           <w:rPr>
             <w:rStyle w:val="Hyperlink"/>
             <w:rFonts w:ascii="Times New Roman" w:hAnsi="Times New Roman"/>
-            <w:noProof/>
-          </w:rPr>
-          <w:t>3.6.2. Delete Feedback</w:t>
+            <w:b/>
+            <w:noProof/>
+          </w:rPr>
+          <w:t>3.6.2.</w:t>
+        </w:r>
+        <w:r>
+          <w:rPr>
+            <w:rStyle w:val="Hyperlink"/>
+            <w:rFonts w:ascii="Times New Roman" w:hAnsi="Times New Roman"/>
+            <w:noProof/>
+          </w:rPr>
+          <w:t xml:space="preserve"> Delete Feedback</w:t>
         </w:r>
         <w:r>
           <w:rPr>
@@ -3703,7 +3956,7 @@
             <w:noProof/>
             <w:webHidden/>
           </w:rPr>
-          <w:instrText xml:space="preserve"> PAGEREF _Toc213259980 \h </w:instrText>
+          <w:instrText xml:space="preserve"> PAGEREF _Toc213271112 \h </w:instrText>
         </w:r>
         <w:r>
           <w:rPr>
@@ -3750,14 +4003,23 @@
           <w14:ligatures w14:val="standardContextual"/>
         </w:rPr>
       </w:pPr>
-      <w:hyperlink w:anchor="_Toc213259981" w:history="1">
+      <w:hyperlink w:anchor="_Toc213271113" w:history="1">
         <w:r>
           <w:rPr>
             <w:rStyle w:val="Hyperlink"/>
             <w:rFonts w:ascii="Times New Roman" w:hAnsi="Times New Roman"/>
-            <w:noProof/>
-          </w:rPr>
-          <w:t>3.7. Rate Limiting</w:t>
+            <w:b/>
+            <w:noProof/>
+          </w:rPr>
+          <w:t>3.7.</w:t>
+        </w:r>
+        <w:r>
+          <w:rPr>
+            <w:rStyle w:val="Hyperlink"/>
+            <w:rFonts w:ascii="Times New Roman" w:hAnsi="Times New Roman"/>
+            <w:noProof/>
+          </w:rPr>
+          <w:t xml:space="preserve"> Rate Limiting</w:t>
         </w:r>
         <w:r>
           <w:rPr>
@@ -3778,7 +4040,7 @@
             <w:noProof/>
             <w:webHidden/>
           </w:rPr>
-          <w:instrText xml:space="preserve"> PAGEREF _Toc213259981 \h </w:instrText>
+          <w:instrText xml:space="preserve"> PAGEREF _Toc213271113 \h </w:instrText>
         </w:r>
         <w:r>
           <w:rPr>
@@ -3825,14 +4087,23 @@
           <w14:ligatures w14:val="standardContextual"/>
         </w:rPr>
       </w:pPr>
-      <w:hyperlink w:anchor="_Toc213259982" w:history="1">
+      <w:hyperlink w:anchor="_Toc213271114" w:history="1">
         <w:r>
           <w:rPr>
             <w:rStyle w:val="Hyperlink"/>
             <w:rFonts w:ascii="Times New Roman" w:hAnsi="Times New Roman"/>
-            <w:noProof/>
-          </w:rPr>
-          <w:t>3.7.1. Sentiment Statistics</w:t>
+            <w:b/>
+            <w:noProof/>
+          </w:rPr>
+          <w:t>3.7.1.</w:t>
+        </w:r>
+        <w:r>
+          <w:rPr>
+            <w:rStyle w:val="Hyperlink"/>
+            <w:rFonts w:ascii="Times New Roman" w:hAnsi="Times New Roman"/>
+            <w:noProof/>
+          </w:rPr>
+          <w:t xml:space="preserve"> Sentiment Statistics</w:t>
         </w:r>
         <w:r>
           <w:rPr>
@@ -3853,7 +4124,7 @@
             <w:noProof/>
             <w:webHidden/>
           </w:rPr>
-          <w:instrText xml:space="preserve"> PAGEREF _Toc213259982 \h </w:instrText>
+          <w:instrText xml:space="preserve"> PAGEREF _Toc213271114 \h </w:instrText>
         </w:r>
         <w:r>
           <w:rPr>
@@ -3900,14 +4171,23 @@
           <w14:ligatures w14:val="standardContextual"/>
         </w:rPr>
       </w:pPr>
-      <w:hyperlink w:anchor="_Toc213259983" w:history="1">
+      <w:hyperlink w:anchor="_Toc213271115" w:history="1">
         <w:r>
           <w:rPr>
             <w:rStyle w:val="Hyperlink"/>
             <w:rFonts w:ascii="Times New Roman" w:hAnsi="Times New Roman"/>
-            <w:noProof/>
-          </w:rPr>
-          <w:t>3.7.2. Chart Data</w:t>
+            <w:b/>
+            <w:noProof/>
+          </w:rPr>
+          <w:t>3.7.2.</w:t>
+        </w:r>
+        <w:r>
+          <w:rPr>
+            <w:rStyle w:val="Hyperlink"/>
+            <w:rFonts w:ascii="Times New Roman" w:hAnsi="Times New Roman"/>
+            <w:noProof/>
+          </w:rPr>
+          <w:t xml:space="preserve"> Chart Data</w:t>
         </w:r>
         <w:r>
           <w:rPr>
@@ -3928,7 +4208,7 @@
             <w:noProof/>
             <w:webHidden/>
           </w:rPr>
-          <w:instrText xml:space="preserve"> PAGEREF _Toc213259983 \h </w:instrText>
+          <w:instrText xml:space="preserve"> PAGEREF _Toc213271115 \h </w:instrText>
         </w:r>
         <w:r>
           <w:rPr>
@@ -3975,14 +4255,23 @@
           <w14:ligatures w14:val="standardContextual"/>
         </w:rPr>
       </w:pPr>
-      <w:hyperlink w:anchor="_Toc213259984" w:history="1">
+      <w:hyperlink w:anchor="_Toc213271116" w:history="1">
         <w:r>
           <w:rPr>
             <w:rStyle w:val="Hyperlink"/>
             <w:rFonts w:ascii="Times New Roman" w:hAnsi="Times New Roman"/>
-            <w:noProof/>
-          </w:rPr>
-          <w:t>3.8. Error Handling</w:t>
+            <w:b/>
+            <w:noProof/>
+          </w:rPr>
+          <w:t>3.8.</w:t>
+        </w:r>
+        <w:r>
+          <w:rPr>
+            <w:rStyle w:val="Hyperlink"/>
+            <w:rFonts w:ascii="Times New Roman" w:hAnsi="Times New Roman"/>
+            <w:noProof/>
+          </w:rPr>
+          <w:t xml:space="preserve"> Error Handling</w:t>
         </w:r>
         <w:r>
           <w:rPr>
@@ -4003,7 +4292,7 @@
             <w:noProof/>
             <w:webHidden/>
           </w:rPr>
-          <w:instrText xml:space="preserve"> PAGEREF _Toc213259984 \h </w:instrText>
+          <w:instrText xml:space="preserve"> PAGEREF _Toc213271116 \h </w:instrText>
         </w:r>
         <w:r>
           <w:rPr>
@@ -4050,14 +4339,23 @@
           <w14:ligatures w14:val="standardContextual"/>
         </w:rPr>
       </w:pPr>
-      <w:hyperlink w:anchor="_Toc213259985" w:history="1">
+      <w:hyperlink w:anchor="_Toc213271117" w:history="1">
         <w:r>
           <w:rPr>
             <w:rStyle w:val="Hyperlink"/>
             <w:rFonts w:ascii="Times New Roman" w:hAnsi="Times New Roman"/>
-            <w:noProof/>
-          </w:rPr>
-          <w:t>3.9. Workflow Summary</w:t>
+            <w:b/>
+            <w:noProof/>
+          </w:rPr>
+          <w:t>3.9.</w:t>
+        </w:r>
+        <w:r>
+          <w:rPr>
+            <w:rStyle w:val="Hyperlink"/>
+            <w:rFonts w:ascii="Times New Roman" w:hAnsi="Times New Roman"/>
+            <w:noProof/>
+          </w:rPr>
+          <w:t xml:space="preserve"> Workflow Summary</w:t>
         </w:r>
         <w:r>
           <w:rPr>
@@ -4078,7 +4376,7 @@
             <w:noProof/>
             <w:webHidden/>
           </w:rPr>
-          <w:instrText xml:space="preserve"> PAGEREF _Toc213259985 \h </w:instrText>
+          <w:instrText xml:space="preserve"> PAGEREF _Toc213271117 \h </w:instrText>
         </w:r>
         <w:r>
           <w:rPr>
@@ -4125,14 +4423,23 @@
           <w14:ligatures w14:val="standardContextual"/>
         </w:rPr>
       </w:pPr>
-      <w:hyperlink w:anchor="_Toc213259986" w:history="1">
+      <w:hyperlink w:anchor="_Toc213271118" w:history="1">
         <w:r>
           <w:rPr>
             <w:rStyle w:val="Hyperlink"/>
             <w:rFonts w:ascii="Times New Roman" w:hAnsi="Times New Roman"/>
-            <w:noProof/>
-          </w:rPr>
-          <w:t>3.10. Summary</w:t>
+            <w:b/>
+            <w:noProof/>
+          </w:rPr>
+          <w:t>3.10.</w:t>
+        </w:r>
+        <w:r>
+          <w:rPr>
+            <w:rStyle w:val="Hyperlink"/>
+            <w:rFonts w:ascii="Times New Roman" w:hAnsi="Times New Roman"/>
+            <w:noProof/>
+          </w:rPr>
+          <w:t xml:space="preserve"> Summary</w:t>
         </w:r>
         <w:r>
           <w:rPr>
@@ -4153,7 +4460,7 @@
             <w:noProof/>
             <w:webHidden/>
           </w:rPr>
-          <w:instrText xml:space="preserve"> PAGEREF _Toc213259986 \h </w:instrText>
+          <w:instrText xml:space="preserve"> PAGEREF _Toc213271118 \h </w:instrText>
         </w:r>
         <w:r>
           <w:rPr>
@@ -4199,20 +4506,16 @@
           <w14:ligatures w14:val="standardContextual"/>
         </w:rPr>
       </w:pPr>
-      <w:hyperlink w:anchor="_Toc213259987" w:history="1">
+      <w:hyperlink w:anchor="_Toc213271119" w:history="1">
         <w:r>
           <w:rPr>
             <w:rStyle w:val="Hyperlink"/>
-            <w:b w:val="0"/>
-            <w:bCs w:val="0"/>
             <w:noProof/>
           </w:rPr>
           <w:t>Chapter 4 - Deployment and Configuration</w:t>
         </w:r>
         <w:r>
           <w:rPr>
-            <w:b w:val="0"/>
-            <w:bCs w:val="0"/>
             <w:noProof/>
             <w:webHidden/>
           </w:rPr>
@@ -4220,8 +4523,6 @@
         </w:r>
         <w:r>
           <w:rPr>
-            <w:b w:val="0"/>
-            <w:bCs w:val="0"/>
             <w:noProof/>
             <w:webHidden/>
           </w:rPr>
@@ -4229,25 +4530,19 @@
         </w:r>
         <w:r>
           <w:rPr>
-            <w:b w:val="0"/>
-            <w:bCs w:val="0"/>
-            <w:noProof/>
-            <w:webHidden/>
-          </w:rPr>
-          <w:instrText xml:space="preserve"> PAGEREF _Toc213259987 \h </w:instrText>
-        </w:r>
-        <w:r>
-          <w:rPr>
-            <w:b w:val="0"/>
-            <w:bCs w:val="0"/>
-            <w:noProof/>
-            <w:webHidden/>
-          </w:rPr>
-        </w:r>
-        <w:r>
-          <w:rPr>
-            <w:b w:val="0"/>
-            <w:bCs w:val="0"/>
+            <w:noProof/>
+            <w:webHidden/>
+          </w:rPr>
+          <w:instrText xml:space="preserve"> PAGEREF _Toc213271119 \h </w:instrText>
+        </w:r>
+        <w:r>
+          <w:rPr>
+            <w:noProof/>
+            <w:webHidden/>
+          </w:rPr>
+        </w:r>
+        <w:r>
+          <w:rPr>
             <w:noProof/>
             <w:webHidden/>
           </w:rPr>
@@ -4255,8 +4550,6 @@
         </w:r>
         <w:r>
           <w:rPr>
-            <w:b w:val="0"/>
-            <w:bCs w:val="0"/>
             <w:noProof/>
             <w:webHidden/>
           </w:rPr>
@@ -4264,8 +4557,6 @@
         </w:r>
         <w:r>
           <w:rPr>
-            <w:b w:val="0"/>
-            <w:bCs w:val="0"/>
             <w:noProof/>
             <w:webHidden/>
           </w:rPr>
@@ -4289,14 +4580,23 @@
           <w14:ligatures w14:val="standardContextual"/>
         </w:rPr>
       </w:pPr>
-      <w:hyperlink w:anchor="_Toc213259988" w:history="1">
+      <w:hyperlink w:anchor="_Toc213271120" w:history="1">
         <w:r>
           <w:rPr>
             <w:rStyle w:val="Hyperlink"/>
             <w:rFonts w:ascii="Times New Roman" w:hAnsi="Times New Roman"/>
-            <w:noProof/>
-          </w:rPr>
-          <w:t>4.1. Introduction</w:t>
+            <w:b/>
+            <w:noProof/>
+          </w:rPr>
+          <w:t>4.1.</w:t>
+        </w:r>
+        <w:r>
+          <w:rPr>
+            <w:rStyle w:val="Hyperlink"/>
+            <w:rFonts w:ascii="Times New Roman" w:hAnsi="Times New Roman"/>
+            <w:noProof/>
+          </w:rPr>
+          <w:t xml:space="preserve"> Introduction</w:t>
         </w:r>
         <w:r>
           <w:rPr>
@@ -4317,7 +4617,7 @@
             <w:noProof/>
             <w:webHidden/>
           </w:rPr>
-          <w:instrText xml:space="preserve"> PAGEREF _Toc213259988 \h </w:instrText>
+          <w:instrText xml:space="preserve"> PAGEREF _Toc213271120 \h </w:instrText>
         </w:r>
         <w:r>
           <w:rPr>
@@ -4364,14 +4664,23 @@
           <w14:ligatures w14:val="standardContextual"/>
         </w:rPr>
       </w:pPr>
-      <w:hyperlink w:anchor="_Toc213259989" w:history="1">
+      <w:hyperlink w:anchor="_Toc213271121" w:history="1">
         <w:r>
           <w:rPr>
             <w:rStyle w:val="Hyperlink"/>
             <w:rFonts w:ascii="Times New Roman" w:hAnsi="Times New Roman"/>
-            <w:noProof/>
-          </w:rPr>
-          <w:t>4.2. Deployment Environment</w:t>
+            <w:b/>
+            <w:noProof/>
+          </w:rPr>
+          <w:t>4.2.</w:t>
+        </w:r>
+        <w:r>
+          <w:rPr>
+            <w:rStyle w:val="Hyperlink"/>
+            <w:rFonts w:ascii="Times New Roman" w:hAnsi="Times New Roman"/>
+            <w:noProof/>
+          </w:rPr>
+          <w:t xml:space="preserve"> Deployment Environment</w:t>
         </w:r>
         <w:r>
           <w:rPr>
@@ -4392,7 +4701,7 @@
             <w:noProof/>
             <w:webHidden/>
           </w:rPr>
-          <w:instrText xml:space="preserve"> PAGEREF _Toc213259989 \h </w:instrText>
+          <w:instrText xml:space="preserve"> PAGEREF _Toc213271121 \h </w:instrText>
         </w:r>
         <w:r>
           <w:rPr>
@@ -4439,14 +4748,23 @@
           <w14:ligatures w14:val="standardContextual"/>
         </w:rPr>
       </w:pPr>
-      <w:hyperlink w:anchor="_Toc213259990" w:history="1">
+      <w:hyperlink w:anchor="_Toc213271122" w:history="1">
         <w:r>
           <w:rPr>
             <w:rStyle w:val="Hyperlink"/>
             <w:rFonts w:ascii="Times New Roman" w:hAnsi="Times New Roman"/>
-            <w:noProof/>
-          </w:rPr>
-          <w:t>4.2.1. Key Features of Render Deployment</w:t>
+            <w:b/>
+            <w:noProof/>
+          </w:rPr>
+          <w:t>4.2.1.</w:t>
+        </w:r>
+        <w:r>
+          <w:rPr>
+            <w:rStyle w:val="Hyperlink"/>
+            <w:rFonts w:ascii="Times New Roman" w:hAnsi="Times New Roman"/>
+            <w:noProof/>
+          </w:rPr>
+          <w:t xml:space="preserve"> Key Features of Render Deployment</w:t>
         </w:r>
         <w:r>
           <w:rPr>
@@ -4467,7 +4785,7 @@
             <w:noProof/>
             <w:webHidden/>
           </w:rPr>
-          <w:instrText xml:space="preserve"> PAGEREF _Toc213259990 \h </w:instrText>
+          <w:instrText xml:space="preserve"> PAGEREF _Toc213271122 \h </w:instrText>
         </w:r>
         <w:r>
           <w:rPr>
@@ -4514,14 +4832,23 @@
           <w14:ligatures w14:val="standardContextual"/>
         </w:rPr>
       </w:pPr>
-      <w:hyperlink w:anchor="_Toc213259991" w:history="1">
+      <w:hyperlink w:anchor="_Toc213271123" w:history="1">
         <w:r>
           <w:rPr>
             <w:rStyle w:val="Hyperlink"/>
             <w:rFonts w:ascii="Times New Roman" w:hAnsi="Times New Roman"/>
-            <w:noProof/>
-          </w:rPr>
-          <w:t>4.3. Pre-Deployment Requirements</w:t>
+            <w:b/>
+            <w:noProof/>
+          </w:rPr>
+          <w:t>4.3.</w:t>
+        </w:r>
+        <w:r>
+          <w:rPr>
+            <w:rStyle w:val="Hyperlink"/>
+            <w:rFonts w:ascii="Times New Roman" w:hAnsi="Times New Roman"/>
+            <w:noProof/>
+          </w:rPr>
+          <w:t xml:space="preserve"> Pre-Deployment Requirements</w:t>
         </w:r>
         <w:r>
           <w:rPr>
@@ -4542,7 +4869,7 @@
             <w:noProof/>
             <w:webHidden/>
           </w:rPr>
-          <w:instrText xml:space="preserve"> PAGEREF _Toc213259991 \h </w:instrText>
+          <w:instrText xml:space="preserve"> PAGEREF _Toc213271123 \h </w:instrText>
         </w:r>
         <w:r>
           <w:rPr>
@@ -4589,14 +4916,23 @@
           <w14:ligatures w14:val="standardContextual"/>
         </w:rPr>
       </w:pPr>
-      <w:hyperlink w:anchor="_Toc213259992" w:history="1">
+      <w:hyperlink w:anchor="_Toc213271124" w:history="1">
         <w:r>
           <w:rPr>
             <w:rStyle w:val="Hyperlink"/>
             <w:rFonts w:ascii="Times New Roman" w:hAnsi="Times New Roman"/>
-            <w:noProof/>
-          </w:rPr>
-          <w:t>4.4. Environment Variable Configuration</w:t>
+            <w:b/>
+            <w:noProof/>
+          </w:rPr>
+          <w:t>4.4.</w:t>
+        </w:r>
+        <w:r>
+          <w:rPr>
+            <w:rStyle w:val="Hyperlink"/>
+            <w:rFonts w:ascii="Times New Roman" w:hAnsi="Times New Roman"/>
+            <w:noProof/>
+          </w:rPr>
+          <w:t xml:space="preserve"> Environment Variable Configuration</w:t>
         </w:r>
         <w:r>
           <w:rPr>
@@ -4617,7 +4953,7 @@
             <w:noProof/>
             <w:webHidden/>
           </w:rPr>
-          <w:instrText xml:space="preserve"> PAGEREF _Toc213259992 \h </w:instrText>
+          <w:instrText xml:space="preserve"> PAGEREF _Toc213271124 \h </w:instrText>
         </w:r>
         <w:r>
           <w:rPr>
@@ -4664,14 +5000,23 @@
           <w14:ligatures w14:val="standardContextual"/>
         </w:rPr>
       </w:pPr>
-      <w:hyperlink w:anchor="_Toc213259993" w:history="1">
+      <w:hyperlink w:anchor="_Toc213271125" w:history="1">
         <w:r>
           <w:rPr>
             <w:rStyle w:val="Hyperlink"/>
             <w:rFonts w:ascii="Times New Roman" w:hAnsi="Times New Roman"/>
-            <w:noProof/>
-          </w:rPr>
-          <w:t>4.5. Deployment Procedure on Render</w:t>
+            <w:b/>
+            <w:noProof/>
+          </w:rPr>
+          <w:t>4.5.</w:t>
+        </w:r>
+        <w:r>
+          <w:rPr>
+            <w:rStyle w:val="Hyperlink"/>
+            <w:rFonts w:ascii="Times New Roman" w:hAnsi="Times New Roman"/>
+            <w:noProof/>
+          </w:rPr>
+          <w:t xml:space="preserve"> Deployment Procedure on Render</w:t>
         </w:r>
         <w:r>
           <w:rPr>
@@ -4692,7 +5037,7 @@
             <w:noProof/>
             <w:webHidden/>
           </w:rPr>
-          <w:instrText xml:space="preserve"> PAGEREF _Toc213259993 \h </w:instrText>
+          <w:instrText xml:space="preserve"> PAGEREF _Toc213271125 \h </w:instrText>
         </w:r>
         <w:r>
           <w:rPr>
@@ -4739,14 +5084,23 @@
           <w14:ligatures w14:val="standardContextual"/>
         </w:rPr>
       </w:pPr>
-      <w:hyperlink w:anchor="_Toc213259994" w:history="1">
+      <w:hyperlink w:anchor="_Toc213271126" w:history="1">
         <w:r>
           <w:rPr>
             <w:rStyle w:val="Hyperlink"/>
             <w:rFonts w:ascii="Times New Roman" w:hAnsi="Times New Roman"/>
-            <w:noProof/>
-          </w:rPr>
-          <w:t>4.6. Post-Deployment Testing</w:t>
+            <w:b/>
+            <w:noProof/>
+          </w:rPr>
+          <w:t>4.6.</w:t>
+        </w:r>
+        <w:r>
+          <w:rPr>
+            <w:rStyle w:val="Hyperlink"/>
+            <w:rFonts w:ascii="Times New Roman" w:hAnsi="Times New Roman"/>
+            <w:noProof/>
+          </w:rPr>
+          <w:t xml:space="preserve"> Post-Deployment Testing</w:t>
         </w:r>
         <w:r>
           <w:rPr>
@@ -4767,7 +5121,7 @@
             <w:noProof/>
             <w:webHidden/>
           </w:rPr>
-          <w:instrText xml:space="preserve"> PAGEREF _Toc213259994 \h </w:instrText>
+          <w:instrText xml:space="preserve"> PAGEREF _Toc213271126 \h </w:instrText>
         </w:r>
         <w:r>
           <w:rPr>
@@ -4814,14 +5168,23 @@
           <w14:ligatures w14:val="standardContextual"/>
         </w:rPr>
       </w:pPr>
-      <w:hyperlink w:anchor="_Toc213259995" w:history="1">
+      <w:hyperlink w:anchor="_Toc213271127" w:history="1">
         <w:r>
           <w:rPr>
             <w:rStyle w:val="Hyperlink"/>
             <w:rFonts w:ascii="Times New Roman" w:hAnsi="Times New Roman"/>
-            <w:noProof/>
-          </w:rPr>
-          <w:t>4.6.1. Functional Tests</w:t>
+            <w:b/>
+            <w:noProof/>
+          </w:rPr>
+          <w:t>4.6.1.</w:t>
+        </w:r>
+        <w:r>
+          <w:rPr>
+            <w:rStyle w:val="Hyperlink"/>
+            <w:rFonts w:ascii="Times New Roman" w:hAnsi="Times New Roman"/>
+            <w:noProof/>
+          </w:rPr>
+          <w:t xml:space="preserve"> Functional Tests</w:t>
         </w:r>
         <w:r>
           <w:rPr>
@@ -4842,7 +5205,7 @@
             <w:noProof/>
             <w:webHidden/>
           </w:rPr>
-          <w:instrText xml:space="preserve"> PAGEREF _Toc213259995 \h </w:instrText>
+          <w:instrText xml:space="preserve"> PAGEREF _Toc213271127 \h </w:instrText>
         </w:r>
         <w:r>
           <w:rPr>
@@ -4889,14 +5252,23 @@
           <w14:ligatures w14:val="standardContextual"/>
         </w:rPr>
       </w:pPr>
-      <w:hyperlink w:anchor="_Toc213259996" w:history="1">
+      <w:hyperlink w:anchor="_Toc213271128" w:history="1">
         <w:r>
           <w:rPr>
             <w:rStyle w:val="Hyperlink"/>
             <w:rFonts w:ascii="Times New Roman" w:hAnsi="Times New Roman"/>
-            <w:noProof/>
-          </w:rPr>
-          <w:t>4.6.2. Mail Functionality</w:t>
+            <w:b/>
+            <w:noProof/>
+          </w:rPr>
+          <w:t>4.6.2.</w:t>
+        </w:r>
+        <w:r>
+          <w:rPr>
+            <w:rStyle w:val="Hyperlink"/>
+            <w:rFonts w:ascii="Times New Roman" w:hAnsi="Times New Roman"/>
+            <w:noProof/>
+          </w:rPr>
+          <w:t xml:space="preserve"> Mail Functionality</w:t>
         </w:r>
         <w:r>
           <w:rPr>
@@ -4917,7 +5289,7 @@
             <w:noProof/>
             <w:webHidden/>
           </w:rPr>
-          <w:instrText xml:space="preserve"> PAGEREF _Toc213259996 \h </w:instrText>
+          <w:instrText xml:space="preserve"> PAGEREF _Toc213271128 \h </w:instrText>
         </w:r>
         <w:r>
           <w:rPr>
@@ -4964,14 +5336,23 @@
           <w14:ligatures w14:val="standardContextual"/>
         </w:rPr>
       </w:pPr>
-      <w:hyperlink w:anchor="_Toc213259997" w:history="1">
+      <w:hyperlink w:anchor="_Toc213271129" w:history="1">
         <w:r>
           <w:rPr>
             <w:rStyle w:val="Hyperlink"/>
             <w:rFonts w:ascii="Times New Roman" w:hAnsi="Times New Roman"/>
-            <w:noProof/>
-          </w:rPr>
-          <w:t>4.7. Security and Maintenance</w:t>
+            <w:b/>
+            <w:noProof/>
+          </w:rPr>
+          <w:t>4.7.</w:t>
+        </w:r>
+        <w:r>
+          <w:rPr>
+            <w:rStyle w:val="Hyperlink"/>
+            <w:rFonts w:ascii="Times New Roman" w:hAnsi="Times New Roman"/>
+            <w:noProof/>
+          </w:rPr>
+          <w:t xml:space="preserve"> Security and Maintenance</w:t>
         </w:r>
         <w:r>
           <w:rPr>
@@ -4992,7 +5373,7 @@
             <w:noProof/>
             <w:webHidden/>
           </w:rPr>
-          <w:instrText xml:space="preserve"> PAGEREF _Toc213259997 \h </w:instrText>
+          <w:instrText xml:space="preserve"> PAGEREF _Toc213271129 \h </w:instrText>
         </w:r>
         <w:r>
           <w:rPr>
@@ -5039,14 +5420,23 @@
           <w14:ligatures w14:val="standardContextual"/>
         </w:rPr>
       </w:pPr>
-      <w:hyperlink w:anchor="_Toc213259998" w:history="1">
+      <w:hyperlink w:anchor="_Toc213271130" w:history="1">
         <w:r>
           <w:rPr>
             <w:rStyle w:val="Hyperlink"/>
             <w:rFonts w:ascii="Times New Roman" w:hAnsi="Times New Roman"/>
-            <w:noProof/>
-          </w:rPr>
-          <w:t>4.8. Scalability and Future Deployment Options</w:t>
+            <w:b/>
+            <w:noProof/>
+          </w:rPr>
+          <w:t>4.8.</w:t>
+        </w:r>
+        <w:r>
+          <w:rPr>
+            <w:rStyle w:val="Hyperlink"/>
+            <w:rFonts w:ascii="Times New Roman" w:hAnsi="Times New Roman"/>
+            <w:noProof/>
+          </w:rPr>
+          <w:t xml:space="preserve"> Scalability and Future Deployment Options</w:t>
         </w:r>
         <w:r>
           <w:rPr>
@@ -5067,7 +5457,7 @@
             <w:noProof/>
             <w:webHidden/>
           </w:rPr>
-          <w:instrText xml:space="preserve"> PAGEREF _Toc213259998 \h </w:instrText>
+          <w:instrText xml:space="preserve"> PAGEREF _Toc213271130 \h </w:instrText>
         </w:r>
         <w:r>
           <w:rPr>
@@ -5114,14 +5504,23 @@
           <w14:ligatures w14:val="standardContextual"/>
         </w:rPr>
       </w:pPr>
-      <w:hyperlink w:anchor="_Toc213259999" w:history="1">
+      <w:hyperlink w:anchor="_Toc213271131" w:history="1">
         <w:r>
           <w:rPr>
             <w:rStyle w:val="Hyperlink"/>
             <w:rFonts w:ascii="Times New Roman" w:hAnsi="Times New Roman"/>
-            <w:noProof/>
-          </w:rPr>
-          <w:t>4.9. Summary</w:t>
+            <w:b/>
+            <w:noProof/>
+          </w:rPr>
+          <w:t>4.9.</w:t>
+        </w:r>
+        <w:r>
+          <w:rPr>
+            <w:rStyle w:val="Hyperlink"/>
+            <w:rFonts w:ascii="Times New Roman" w:hAnsi="Times New Roman"/>
+            <w:noProof/>
+          </w:rPr>
+          <w:t xml:space="preserve"> Summary</w:t>
         </w:r>
         <w:r>
           <w:rPr>
@@ -5142,7 +5541,7 @@
             <w:noProof/>
             <w:webHidden/>
           </w:rPr>
-          <w:instrText xml:space="preserve"> PAGEREF _Toc213259999 \h </w:instrText>
+          <w:instrText xml:space="preserve"> PAGEREF _Toc213271131 \h </w:instrText>
         </w:r>
         <w:r>
           <w:rPr>
@@ -5162,7 +5561,7 @@
             <w:noProof/>
             <w:webHidden/>
           </w:rPr>
-          <w:t>24</w:t>
+          <w:t>23</w:t>
         </w:r>
         <w:r>
           <w:rPr>
@@ -5188,20 +5587,16 @@
           <w14:ligatures w14:val="standardContextual"/>
         </w:rPr>
       </w:pPr>
-      <w:hyperlink w:anchor="_Toc213260000" w:history="1">
+      <w:hyperlink w:anchor="_Toc213271132" w:history="1">
         <w:r>
           <w:rPr>
             <w:rStyle w:val="Hyperlink"/>
-            <w:b w:val="0"/>
-            <w:bCs w:val="0"/>
             <w:noProof/>
           </w:rPr>
           <w:t>Chapter 5 - Testing and Validation</w:t>
         </w:r>
         <w:r>
           <w:rPr>
-            <w:b w:val="0"/>
-            <w:bCs w:val="0"/>
             <w:noProof/>
             <w:webHidden/>
           </w:rPr>
@@ -5209,8 +5604,6 @@
         </w:r>
         <w:r>
           <w:rPr>
-            <w:b w:val="0"/>
-            <w:bCs w:val="0"/>
             <w:noProof/>
             <w:webHidden/>
           </w:rPr>
@@ -5218,25 +5611,19 @@
         </w:r>
         <w:r>
           <w:rPr>
-            <w:b w:val="0"/>
-            <w:bCs w:val="0"/>
-            <w:noProof/>
-            <w:webHidden/>
-          </w:rPr>
-          <w:instrText xml:space="preserve"> PAGEREF _Toc213260000 \h </w:instrText>
-        </w:r>
-        <w:r>
-          <w:rPr>
-            <w:b w:val="0"/>
-            <w:bCs w:val="0"/>
-            <w:noProof/>
-            <w:webHidden/>
-          </w:rPr>
-        </w:r>
-        <w:r>
-          <w:rPr>
-            <w:b w:val="0"/>
-            <w:bCs w:val="0"/>
+            <w:noProof/>
+            <w:webHidden/>
+          </w:rPr>
+          <w:instrText xml:space="preserve"> PAGEREF _Toc213271132 \h </w:instrText>
+        </w:r>
+        <w:r>
+          <w:rPr>
+            <w:noProof/>
+            <w:webHidden/>
+          </w:rPr>
+        </w:r>
+        <w:r>
+          <w:rPr>
             <w:noProof/>
             <w:webHidden/>
           </w:rPr>
@@ -5244,8 +5631,6 @@
         </w:r>
         <w:r>
           <w:rPr>
-            <w:b w:val="0"/>
-            <w:bCs w:val="0"/>
             <w:noProof/>
             <w:webHidden/>
           </w:rPr>
@@ -5253,8 +5638,6 @@
         </w:r>
         <w:r>
           <w:rPr>
-            <w:b w:val="0"/>
-            <w:bCs w:val="0"/>
             <w:noProof/>
             <w:webHidden/>
           </w:rPr>
@@ -5278,14 +5661,23 @@
           <w14:ligatures w14:val="standardContextual"/>
         </w:rPr>
       </w:pPr>
-      <w:hyperlink w:anchor="_Toc213260001" w:history="1">
+      <w:hyperlink w:anchor="_Toc213271133" w:history="1">
         <w:r>
           <w:rPr>
             <w:rStyle w:val="Hyperlink"/>
             <w:rFonts w:ascii="Times New Roman" w:hAnsi="Times New Roman"/>
-            <w:noProof/>
-          </w:rPr>
-          <w:t>5.1. Introduction</w:t>
+            <w:b/>
+            <w:noProof/>
+          </w:rPr>
+          <w:t>5.1.</w:t>
+        </w:r>
+        <w:r>
+          <w:rPr>
+            <w:rStyle w:val="Hyperlink"/>
+            <w:rFonts w:ascii="Times New Roman" w:hAnsi="Times New Roman"/>
+            <w:noProof/>
+          </w:rPr>
+          <w:t xml:space="preserve"> Introduction</w:t>
         </w:r>
         <w:r>
           <w:rPr>
@@ -5306,7 +5698,7 @@
             <w:noProof/>
             <w:webHidden/>
           </w:rPr>
-          <w:instrText xml:space="preserve"> PAGEREF _Toc213260001 \h </w:instrText>
+          <w:instrText xml:space="preserve"> PAGEREF _Toc213271133 \h </w:instrText>
         </w:r>
         <w:r>
           <w:rPr>
@@ -5353,14 +5745,23 @@
           <w14:ligatures w14:val="standardContextual"/>
         </w:rPr>
       </w:pPr>
-      <w:hyperlink w:anchor="_Toc213260002" w:history="1">
+      <w:hyperlink w:anchor="_Toc213271134" w:history="1">
         <w:r>
           <w:rPr>
             <w:rStyle w:val="Hyperlink"/>
             <w:rFonts w:ascii="Times New Roman" w:hAnsi="Times New Roman"/>
-            <w:noProof/>
-          </w:rPr>
-          <w:t>5.2. Testing Objectives</w:t>
+            <w:b/>
+            <w:noProof/>
+          </w:rPr>
+          <w:t>5.2.</w:t>
+        </w:r>
+        <w:r>
+          <w:rPr>
+            <w:rStyle w:val="Hyperlink"/>
+            <w:rFonts w:ascii="Times New Roman" w:hAnsi="Times New Roman"/>
+            <w:noProof/>
+          </w:rPr>
+          <w:t xml:space="preserve"> Testing Objectives</w:t>
         </w:r>
         <w:r>
           <w:rPr>
@@ -5381,7 +5782,7 @@
             <w:noProof/>
             <w:webHidden/>
           </w:rPr>
-          <w:instrText xml:space="preserve"> PAGEREF _Toc213260002 \h </w:instrText>
+          <w:instrText xml:space="preserve"> PAGEREF _Toc213271134 \h </w:instrText>
         </w:r>
         <w:r>
           <w:rPr>
@@ -5428,14 +5829,23 @@
           <w14:ligatures w14:val="standardContextual"/>
         </w:rPr>
       </w:pPr>
-      <w:hyperlink w:anchor="_Toc213260003" w:history="1">
+      <w:hyperlink w:anchor="_Toc213271135" w:history="1">
         <w:r>
           <w:rPr>
             <w:rStyle w:val="Hyperlink"/>
             <w:rFonts w:ascii="Times New Roman" w:hAnsi="Times New Roman"/>
-            <w:noProof/>
-          </w:rPr>
-          <w:t>5.3. Types of Testing Performed</w:t>
+            <w:b/>
+            <w:noProof/>
+          </w:rPr>
+          <w:t>5.3.</w:t>
+        </w:r>
+        <w:r>
+          <w:rPr>
+            <w:rStyle w:val="Hyperlink"/>
+            <w:rFonts w:ascii="Times New Roman" w:hAnsi="Times New Roman"/>
+            <w:noProof/>
+          </w:rPr>
+          <w:t xml:space="preserve"> Types of Testing Performed</w:t>
         </w:r>
         <w:r>
           <w:rPr>
@@ -5456,7 +5866,7 @@
             <w:noProof/>
             <w:webHidden/>
           </w:rPr>
-          <w:instrText xml:space="preserve"> PAGEREF _Toc213260003 \h </w:instrText>
+          <w:instrText xml:space="preserve"> PAGEREF _Toc213271135 \h </w:instrText>
         </w:r>
         <w:r>
           <w:rPr>
@@ -5503,14 +5913,23 @@
           <w14:ligatures w14:val="standardContextual"/>
         </w:rPr>
       </w:pPr>
-      <w:hyperlink w:anchor="_Toc213260004" w:history="1">
+      <w:hyperlink w:anchor="_Toc213271136" w:history="1">
         <w:r>
           <w:rPr>
             <w:rStyle w:val="Hyperlink"/>
             <w:rFonts w:ascii="Times New Roman" w:hAnsi="Times New Roman"/>
-            <w:noProof/>
-          </w:rPr>
-          <w:t>5.4. Testing Environment</w:t>
+            <w:b/>
+            <w:noProof/>
+          </w:rPr>
+          <w:t>5.4.</w:t>
+        </w:r>
+        <w:r>
+          <w:rPr>
+            <w:rStyle w:val="Hyperlink"/>
+            <w:rFonts w:ascii="Times New Roman" w:hAnsi="Times New Roman"/>
+            <w:noProof/>
+          </w:rPr>
+          <w:t xml:space="preserve"> Testing Environment</w:t>
         </w:r>
         <w:r>
           <w:rPr>
@@ -5531,7 +5950,7 @@
             <w:noProof/>
             <w:webHidden/>
           </w:rPr>
-          <w:instrText xml:space="preserve"> PAGEREF _Toc213260004 \h </w:instrText>
+          <w:instrText xml:space="preserve"> PAGEREF _Toc213271136 \h </w:instrText>
         </w:r>
         <w:r>
           <w:rPr>
@@ -5578,14 +5997,23 @@
           <w14:ligatures w14:val="standardContextual"/>
         </w:rPr>
       </w:pPr>
-      <w:hyperlink w:anchor="_Toc213260005" w:history="1">
+      <w:hyperlink w:anchor="_Toc213271137" w:history="1">
         <w:r>
           <w:rPr>
             <w:rStyle w:val="Hyperlink"/>
             <w:rFonts w:ascii="Times New Roman" w:hAnsi="Times New Roman"/>
-            <w:noProof/>
-          </w:rPr>
-          <w:t>5.5. Test Case Design</w:t>
+            <w:b/>
+            <w:noProof/>
+          </w:rPr>
+          <w:t>5.5.</w:t>
+        </w:r>
+        <w:r>
+          <w:rPr>
+            <w:rStyle w:val="Hyperlink"/>
+            <w:rFonts w:ascii="Times New Roman" w:hAnsi="Times New Roman"/>
+            <w:noProof/>
+          </w:rPr>
+          <w:t xml:space="preserve"> Test Case Design</w:t>
         </w:r>
         <w:r>
           <w:rPr>
@@ -5606,7 +6034,7 @@
             <w:noProof/>
             <w:webHidden/>
           </w:rPr>
-          <w:instrText xml:space="preserve"> PAGEREF _Toc213260005 \h </w:instrText>
+          <w:instrText xml:space="preserve"> PAGEREF _Toc213271137 \h </w:instrText>
         </w:r>
         <w:r>
           <w:rPr>
@@ -5653,14 +6081,23 @@
           <w14:ligatures w14:val="standardContextual"/>
         </w:rPr>
       </w:pPr>
-      <w:hyperlink w:anchor="_Toc213260006" w:history="1">
+      <w:hyperlink w:anchor="_Toc213271138" w:history="1">
         <w:r>
           <w:rPr>
             <w:rStyle w:val="Hyperlink"/>
             <w:rFonts w:ascii="Times New Roman" w:hAnsi="Times New Roman"/>
-            <w:noProof/>
-          </w:rPr>
-          <w:t>5.6. Validation Metrics</w:t>
+            <w:b/>
+            <w:noProof/>
+          </w:rPr>
+          <w:t>5.6.</w:t>
+        </w:r>
+        <w:r>
+          <w:rPr>
+            <w:rStyle w:val="Hyperlink"/>
+            <w:rFonts w:ascii="Times New Roman" w:hAnsi="Times New Roman"/>
+            <w:noProof/>
+          </w:rPr>
+          <w:t xml:space="preserve"> Validation Metrics</w:t>
         </w:r>
         <w:r>
           <w:rPr>
@@ -5681,7 +6118,7 @@
             <w:noProof/>
             <w:webHidden/>
           </w:rPr>
-          <w:instrText xml:space="preserve"> PAGEREF _Toc213260006 \h </w:instrText>
+          <w:instrText xml:space="preserve"> PAGEREF _Toc213271138 \h </w:instrText>
         </w:r>
         <w:r>
           <w:rPr>
@@ -5728,14 +6165,23 @@
           <w14:ligatures w14:val="standardContextual"/>
         </w:rPr>
       </w:pPr>
-      <w:hyperlink w:anchor="_Toc213260007" w:history="1">
+      <w:hyperlink w:anchor="_Toc213271139" w:history="1">
         <w:r>
           <w:rPr>
             <w:rStyle w:val="Hyperlink"/>
             <w:rFonts w:ascii="Times New Roman" w:hAnsi="Times New Roman"/>
-            <w:noProof/>
-          </w:rPr>
-          <w:t>5.7. Testing Results Summary</w:t>
+            <w:b/>
+            <w:noProof/>
+          </w:rPr>
+          <w:t>5.7.</w:t>
+        </w:r>
+        <w:r>
+          <w:rPr>
+            <w:rStyle w:val="Hyperlink"/>
+            <w:rFonts w:ascii="Times New Roman" w:hAnsi="Times New Roman"/>
+            <w:noProof/>
+          </w:rPr>
+          <w:t xml:space="preserve"> Testing Results Summary</w:t>
         </w:r>
         <w:r>
           <w:rPr>
@@ -5756,7 +6202,7 @@
             <w:noProof/>
             <w:webHidden/>
           </w:rPr>
-          <w:instrText xml:space="preserve"> PAGEREF _Toc213260007 \h </w:instrText>
+          <w:instrText xml:space="preserve"> PAGEREF _Toc213271139 \h </w:instrText>
         </w:r>
         <w:r>
           <w:rPr>
@@ -5803,14 +6249,23 @@
           <w14:ligatures w14:val="standardContextual"/>
         </w:rPr>
       </w:pPr>
-      <w:hyperlink w:anchor="_Toc213260008" w:history="1">
+      <w:hyperlink w:anchor="_Toc213271140" w:history="1">
         <w:r>
           <w:rPr>
             <w:rStyle w:val="Hyperlink"/>
             <w:rFonts w:ascii="Times New Roman" w:hAnsi="Times New Roman"/>
-            <w:noProof/>
-          </w:rPr>
-          <w:t>5.8. Validation Conclusion</w:t>
+            <w:b/>
+            <w:noProof/>
+          </w:rPr>
+          <w:t>5.8.</w:t>
+        </w:r>
+        <w:r>
+          <w:rPr>
+            <w:rStyle w:val="Hyperlink"/>
+            <w:rFonts w:ascii="Times New Roman" w:hAnsi="Times New Roman"/>
+            <w:noProof/>
+          </w:rPr>
+          <w:t xml:space="preserve"> Validation Conclusion</w:t>
         </w:r>
         <w:r>
           <w:rPr>
@@ -5831,7 +6286,7 @@
             <w:noProof/>
             <w:webHidden/>
           </w:rPr>
-          <w:instrText xml:space="preserve"> PAGEREF _Toc213260008 \h </w:instrText>
+          <w:instrText xml:space="preserve"> PAGEREF _Toc213271140 \h </w:instrText>
         </w:r>
         <w:r>
           <w:rPr>
@@ -5878,14 +6333,23 @@
           <w14:ligatures w14:val="standardContextual"/>
         </w:rPr>
       </w:pPr>
-      <w:hyperlink w:anchor="_Toc213260009" w:history="1">
+      <w:hyperlink w:anchor="_Toc213271141" w:history="1">
         <w:r>
           <w:rPr>
             <w:rStyle w:val="Hyperlink"/>
             <w:rFonts w:ascii="Times New Roman" w:hAnsi="Times New Roman"/>
-            <w:noProof/>
-          </w:rPr>
-          <w:t>5.9. Supporting Test Documentation</w:t>
+            <w:b/>
+            <w:noProof/>
+          </w:rPr>
+          <w:t>5.9.</w:t>
+        </w:r>
+        <w:r>
+          <w:rPr>
+            <w:rStyle w:val="Hyperlink"/>
+            <w:rFonts w:ascii="Times New Roman" w:hAnsi="Times New Roman"/>
+            <w:noProof/>
+          </w:rPr>
+          <w:t xml:space="preserve"> Supporting Test Documentation</w:t>
         </w:r>
         <w:r>
           <w:rPr>
@@ -5906,7 +6370,7 @@
             <w:noProof/>
             <w:webHidden/>
           </w:rPr>
-          <w:instrText xml:space="preserve"> PAGEREF _Toc213260009 \h </w:instrText>
+          <w:instrText xml:space="preserve"> PAGEREF _Toc213271141 \h </w:instrText>
         </w:r>
         <w:r>
           <w:rPr>
@@ -5953,14 +6417,23 @@
           <w14:ligatures w14:val="standardContextual"/>
         </w:rPr>
       </w:pPr>
-      <w:hyperlink w:anchor="_Toc213260010" w:history="1">
+      <w:hyperlink w:anchor="_Toc213271142" w:history="1">
         <w:r>
           <w:rPr>
             <w:rStyle w:val="Hyperlink"/>
             <w:rFonts w:ascii="Times New Roman" w:hAnsi="Times New Roman"/>
-            <w:noProof/>
-          </w:rPr>
-          <w:t>5.10. Summary</w:t>
+            <w:b/>
+            <w:noProof/>
+          </w:rPr>
+          <w:t>5.10.</w:t>
+        </w:r>
+        <w:r>
+          <w:rPr>
+            <w:rStyle w:val="Hyperlink"/>
+            <w:rFonts w:ascii="Times New Roman" w:hAnsi="Times New Roman"/>
+            <w:noProof/>
+          </w:rPr>
+          <w:t xml:space="preserve"> Summary</w:t>
         </w:r>
         <w:r>
           <w:rPr>
@@ -5981,7 +6454,7 @@
             <w:noProof/>
             <w:webHidden/>
           </w:rPr>
-          <w:instrText xml:space="preserve"> PAGEREF _Toc213260010 \h </w:instrText>
+          <w:instrText xml:space="preserve"> PAGEREF _Toc213271142 \h </w:instrText>
         </w:r>
         <w:r>
           <w:rPr>
@@ -6027,20 +6500,16 @@
           <w14:ligatures w14:val="standardContextual"/>
         </w:rPr>
       </w:pPr>
-      <w:hyperlink w:anchor="_Toc213260011" w:history="1">
+      <w:hyperlink w:anchor="_Toc213271143" w:history="1">
         <w:r>
           <w:rPr>
             <w:rStyle w:val="Hyperlink"/>
-            <w:b w:val="0"/>
-            <w:bCs w:val="0"/>
             <w:noProof/>
           </w:rPr>
           <w:t>Chapter 6 - Results and Discussion</w:t>
         </w:r>
         <w:r>
           <w:rPr>
-            <w:b w:val="0"/>
-            <w:bCs w:val="0"/>
             <w:noProof/>
             <w:webHidden/>
           </w:rPr>
@@ -6048,8 +6517,6 @@
         </w:r>
         <w:r>
           <w:rPr>
-            <w:b w:val="0"/>
-            <w:bCs w:val="0"/>
             <w:noProof/>
             <w:webHidden/>
           </w:rPr>
@@ -6057,25 +6524,19 @@
         </w:r>
         <w:r>
           <w:rPr>
-            <w:b w:val="0"/>
-            <w:bCs w:val="0"/>
-            <w:noProof/>
-            <w:webHidden/>
-          </w:rPr>
-          <w:instrText xml:space="preserve"> PAGEREF _Toc213260011 \h </w:instrText>
-        </w:r>
-        <w:r>
-          <w:rPr>
-            <w:b w:val="0"/>
-            <w:bCs w:val="0"/>
-            <w:noProof/>
-            <w:webHidden/>
-          </w:rPr>
-        </w:r>
-        <w:r>
-          <w:rPr>
-            <w:b w:val="0"/>
-            <w:bCs w:val="0"/>
+            <w:noProof/>
+            <w:webHidden/>
+          </w:rPr>
+          <w:instrText xml:space="preserve"> PAGEREF _Toc213271143 \h </w:instrText>
+        </w:r>
+        <w:r>
+          <w:rPr>
+            <w:noProof/>
+            <w:webHidden/>
+          </w:rPr>
+        </w:r>
+        <w:r>
+          <w:rPr>
             <w:noProof/>
             <w:webHidden/>
           </w:rPr>
@@ -6083,8 +6544,6 @@
         </w:r>
         <w:r>
           <w:rPr>
-            <w:b w:val="0"/>
-            <w:bCs w:val="0"/>
             <w:noProof/>
             <w:webHidden/>
           </w:rPr>
@@ -6092,8 +6551,6 @@
         </w:r>
         <w:r>
           <w:rPr>
-            <w:b w:val="0"/>
-            <w:bCs w:val="0"/>
             <w:noProof/>
             <w:webHidden/>
           </w:rPr>
@@ -6117,14 +6574,23 @@
           <w14:ligatures w14:val="standardContextual"/>
         </w:rPr>
       </w:pPr>
-      <w:hyperlink w:anchor="_Toc213260012" w:history="1">
+      <w:hyperlink w:anchor="_Toc213271144" w:history="1">
         <w:r>
           <w:rPr>
             <w:rStyle w:val="Hyperlink"/>
             <w:rFonts w:ascii="Times New Roman" w:hAnsi="Times New Roman"/>
-            <w:noProof/>
-          </w:rPr>
-          <w:t>6.1. Introduction</w:t>
+            <w:b/>
+            <w:noProof/>
+          </w:rPr>
+          <w:t>6.1.</w:t>
+        </w:r>
+        <w:r>
+          <w:rPr>
+            <w:rStyle w:val="Hyperlink"/>
+            <w:rFonts w:ascii="Times New Roman" w:hAnsi="Times New Roman"/>
+            <w:noProof/>
+          </w:rPr>
+          <w:t xml:space="preserve"> Introduction</w:t>
         </w:r>
         <w:r>
           <w:rPr>
@@ -6145,7 +6611,7 @@
             <w:noProof/>
             <w:webHidden/>
           </w:rPr>
-          <w:instrText xml:space="preserve"> PAGEREF _Toc213260012 \h </w:instrText>
+          <w:instrText xml:space="preserve"> PAGEREF _Toc213271144 \h </w:instrText>
         </w:r>
         <w:r>
           <w:rPr>
@@ -6192,14 +6658,23 @@
           <w14:ligatures w14:val="standardContextual"/>
         </w:rPr>
       </w:pPr>
-      <w:hyperlink w:anchor="_Toc213260013" w:history="1">
+      <w:hyperlink w:anchor="_Toc213271145" w:history="1">
         <w:r>
           <w:rPr>
             <w:rStyle w:val="Hyperlink"/>
             <w:rFonts w:ascii="Times New Roman" w:hAnsi="Times New Roman"/>
-            <w:noProof/>
-          </w:rPr>
-          <w:t>6.2. Overview of Results</w:t>
+            <w:b/>
+            <w:noProof/>
+          </w:rPr>
+          <w:t>6.2.</w:t>
+        </w:r>
+        <w:r>
+          <w:rPr>
+            <w:rStyle w:val="Hyperlink"/>
+            <w:rFonts w:ascii="Times New Roman" w:hAnsi="Times New Roman"/>
+            <w:noProof/>
+          </w:rPr>
+          <w:t xml:space="preserve"> Overview of Results</w:t>
         </w:r>
         <w:r>
           <w:rPr>
@@ -6220,7 +6695,7 @@
             <w:noProof/>
             <w:webHidden/>
           </w:rPr>
-          <w:instrText xml:space="preserve"> PAGEREF _Toc213260013 \h </w:instrText>
+          <w:instrText xml:space="preserve"> PAGEREF _Toc213271145 \h </w:instrText>
         </w:r>
         <w:r>
           <w:rPr>
@@ -6267,14 +6742,23 @@
           <w14:ligatures w14:val="standardContextual"/>
         </w:rPr>
       </w:pPr>
-      <w:hyperlink w:anchor="_Toc213260014" w:history="1">
+      <w:hyperlink w:anchor="_Toc213271146" w:history="1">
         <w:r>
           <w:rPr>
             <w:rStyle w:val="Hyperlink"/>
             <w:rFonts w:ascii="Times New Roman" w:hAnsi="Times New Roman"/>
-            <w:noProof/>
-          </w:rPr>
-          <w:t>6.3. Functional Results</w:t>
+            <w:b/>
+            <w:noProof/>
+          </w:rPr>
+          <w:t>6.3.</w:t>
+        </w:r>
+        <w:r>
+          <w:rPr>
+            <w:rStyle w:val="Hyperlink"/>
+            <w:rFonts w:ascii="Times New Roman" w:hAnsi="Times New Roman"/>
+            <w:noProof/>
+          </w:rPr>
+          <w:t xml:space="preserve"> Functional Results</w:t>
         </w:r>
         <w:r>
           <w:rPr>
@@ -6295,7 +6779,7 @@
             <w:noProof/>
             <w:webHidden/>
           </w:rPr>
-          <w:instrText xml:space="preserve"> PAGEREF _Toc213260014 \h </w:instrText>
+          <w:instrText xml:space="preserve"> PAGEREF _Toc213271146 \h </w:instrText>
         </w:r>
         <w:r>
           <w:rPr>
@@ -6342,14 +6826,23 @@
           <w14:ligatures w14:val="standardContextual"/>
         </w:rPr>
       </w:pPr>
-      <w:hyperlink w:anchor="_Toc213260015" w:history="1">
+      <w:hyperlink w:anchor="_Toc213271147" w:history="1">
         <w:r>
           <w:rPr>
             <w:rStyle w:val="Hyperlink"/>
             <w:rFonts w:ascii="Times New Roman" w:hAnsi="Times New Roman"/>
-            <w:noProof/>
-          </w:rPr>
-          <w:t>6.3.1. Authentication and Access Control</w:t>
+            <w:b/>
+            <w:noProof/>
+          </w:rPr>
+          <w:t>6.3.1.</w:t>
+        </w:r>
+        <w:r>
+          <w:rPr>
+            <w:rStyle w:val="Hyperlink"/>
+            <w:rFonts w:ascii="Times New Roman" w:hAnsi="Times New Roman"/>
+            <w:noProof/>
+          </w:rPr>
+          <w:t xml:space="preserve"> Authentication and Access Control</w:t>
         </w:r>
         <w:r>
           <w:rPr>
@@ -6370,7 +6863,7 @@
             <w:noProof/>
             <w:webHidden/>
           </w:rPr>
-          <w:instrText xml:space="preserve"> PAGEREF _Toc213260015 \h </w:instrText>
+          <w:instrText xml:space="preserve"> PAGEREF _Toc213271147 \h </w:instrText>
         </w:r>
         <w:r>
           <w:rPr>
@@ -6417,14 +6910,23 @@
           <w14:ligatures w14:val="standardContextual"/>
         </w:rPr>
       </w:pPr>
-      <w:hyperlink w:anchor="_Toc213260016" w:history="1">
+      <w:hyperlink w:anchor="_Toc213271148" w:history="1">
         <w:r>
           <w:rPr>
             <w:rStyle w:val="Hyperlink"/>
             <w:rFonts w:ascii="Times New Roman" w:hAnsi="Times New Roman"/>
-            <w:noProof/>
-          </w:rPr>
-          <w:t>6.3.2. Feedback Management</w:t>
+            <w:b/>
+            <w:noProof/>
+          </w:rPr>
+          <w:t>6.3.2.</w:t>
+        </w:r>
+        <w:r>
+          <w:rPr>
+            <w:rStyle w:val="Hyperlink"/>
+            <w:rFonts w:ascii="Times New Roman" w:hAnsi="Times New Roman"/>
+            <w:noProof/>
+          </w:rPr>
+          <w:t xml:space="preserve"> Feedback Management</w:t>
         </w:r>
         <w:r>
           <w:rPr>
@@ -6445,7 +6947,7 @@
             <w:noProof/>
             <w:webHidden/>
           </w:rPr>
-          <w:instrText xml:space="preserve"> PAGEREF _Toc213260016 \h </w:instrText>
+          <w:instrText xml:space="preserve"> PAGEREF _Toc213271148 \h </w:instrText>
         </w:r>
         <w:r>
           <w:rPr>
@@ -6492,14 +6994,23 @@
           <w14:ligatures w14:val="standardContextual"/>
         </w:rPr>
       </w:pPr>
-      <w:hyperlink w:anchor="_Toc213260017" w:history="1">
+      <w:hyperlink w:anchor="_Toc213271149" w:history="1">
         <w:r>
           <w:rPr>
             <w:rStyle w:val="Hyperlink"/>
             <w:rFonts w:ascii="Times New Roman" w:hAnsi="Times New Roman"/>
-            <w:noProof/>
-          </w:rPr>
-          <w:t>6.3.3. Sentiment Analysis Output</w:t>
+            <w:b/>
+            <w:noProof/>
+          </w:rPr>
+          <w:t>6.3.3.</w:t>
+        </w:r>
+        <w:r>
+          <w:rPr>
+            <w:rStyle w:val="Hyperlink"/>
+            <w:rFonts w:ascii="Times New Roman" w:hAnsi="Times New Roman"/>
+            <w:noProof/>
+          </w:rPr>
+          <w:t xml:space="preserve"> Sentiment Analysis Output</w:t>
         </w:r>
         <w:r>
           <w:rPr>
@@ -6520,7 +7031,7 @@
             <w:noProof/>
             <w:webHidden/>
           </w:rPr>
-          <w:instrText xml:space="preserve"> PAGEREF _Toc213260017 \h </w:instrText>
+          <w:instrText xml:space="preserve"> PAGEREF _Toc213271149 \h </w:instrText>
         </w:r>
         <w:r>
           <w:rPr>
@@ -6567,14 +7078,23 @@
           <w14:ligatures w14:val="standardContextual"/>
         </w:rPr>
       </w:pPr>
-      <w:hyperlink w:anchor="_Toc213260018" w:history="1">
+      <w:hyperlink w:anchor="_Toc213271150" w:history="1">
         <w:r>
           <w:rPr>
             <w:rStyle w:val="Hyperlink"/>
             <w:rFonts w:ascii="Times New Roman" w:hAnsi="Times New Roman"/>
-            <w:noProof/>
-          </w:rPr>
-          <w:t>6.3.4. Visualization and Analytics</w:t>
+            <w:b/>
+            <w:noProof/>
+          </w:rPr>
+          <w:t>6.3.4.</w:t>
+        </w:r>
+        <w:r>
+          <w:rPr>
+            <w:rStyle w:val="Hyperlink"/>
+            <w:rFonts w:ascii="Times New Roman" w:hAnsi="Times New Roman"/>
+            <w:noProof/>
+          </w:rPr>
+          <w:t xml:space="preserve"> Visualization and Analytics</w:t>
         </w:r>
         <w:r>
           <w:rPr>
@@ -6595,7 +7115,7 @@
             <w:noProof/>
             <w:webHidden/>
           </w:rPr>
-          <w:instrText xml:space="preserve"> PAGEREF _Toc213260018 \h </w:instrText>
+          <w:instrText xml:space="preserve"> PAGEREF _Toc213271150 \h </w:instrText>
         </w:r>
         <w:r>
           <w:rPr>
@@ -6642,14 +7162,23 @@
           <w14:ligatures w14:val="standardContextual"/>
         </w:rPr>
       </w:pPr>
-      <w:hyperlink w:anchor="_Toc213260019" w:history="1">
+      <w:hyperlink w:anchor="_Toc213271151" w:history="1">
         <w:r>
           <w:rPr>
             <w:rStyle w:val="Hyperlink"/>
             <w:rFonts w:ascii="Times New Roman" w:hAnsi="Times New Roman"/>
-            <w:noProof/>
-          </w:rPr>
-          <w:t>6.3.5. Mail Integration</w:t>
+            <w:b/>
+            <w:noProof/>
+          </w:rPr>
+          <w:t>6.3.5.</w:t>
+        </w:r>
+        <w:r>
+          <w:rPr>
+            <w:rStyle w:val="Hyperlink"/>
+            <w:rFonts w:ascii="Times New Roman" w:hAnsi="Times New Roman"/>
+            <w:noProof/>
+          </w:rPr>
+          <w:t xml:space="preserve"> Mail Integration</w:t>
         </w:r>
         <w:r>
           <w:rPr>
@@ -6670,7 +7199,7 @@
             <w:noProof/>
             <w:webHidden/>
           </w:rPr>
-          <w:instrText xml:space="preserve"> PAGEREF _Toc213260019 \h </w:instrText>
+          <w:instrText xml:space="preserve"> PAGEREF _Toc213271151 \h </w:instrText>
         </w:r>
         <w:r>
           <w:rPr>
@@ -6717,14 +7246,23 @@
           <w14:ligatures w14:val="standardContextual"/>
         </w:rPr>
       </w:pPr>
-      <w:hyperlink w:anchor="_Toc213260020" w:history="1">
+      <w:hyperlink w:anchor="_Toc213271152" w:history="1">
         <w:r>
           <w:rPr>
             <w:rStyle w:val="Hyperlink"/>
             <w:rFonts w:ascii="Times New Roman" w:hAnsi="Times New Roman"/>
-            <w:noProof/>
-          </w:rPr>
-          <w:t>6.4. Quantitative System Performance</w:t>
+            <w:b/>
+            <w:noProof/>
+          </w:rPr>
+          <w:t>6.4.</w:t>
+        </w:r>
+        <w:r>
+          <w:rPr>
+            <w:rStyle w:val="Hyperlink"/>
+            <w:rFonts w:ascii="Times New Roman" w:hAnsi="Times New Roman"/>
+            <w:noProof/>
+          </w:rPr>
+          <w:t xml:space="preserve"> Quantitative System Performance</w:t>
         </w:r>
         <w:r>
           <w:rPr>
@@ -6745,7 +7283,7 @@
             <w:noProof/>
             <w:webHidden/>
           </w:rPr>
-          <w:instrText xml:space="preserve"> PAGEREF _Toc213260020 \h </w:instrText>
+          <w:instrText xml:space="preserve"> PAGEREF _Toc213271152 \h </w:instrText>
         </w:r>
         <w:r>
           <w:rPr>
@@ -6792,14 +7330,23 @@
           <w14:ligatures w14:val="standardContextual"/>
         </w:rPr>
       </w:pPr>
-      <w:hyperlink w:anchor="_Toc213260021" w:history="1">
+      <w:hyperlink w:anchor="_Toc213271153" w:history="1">
         <w:r>
           <w:rPr>
             <w:rStyle w:val="Hyperlink"/>
             <w:rFonts w:ascii="Times New Roman" w:hAnsi="Times New Roman"/>
-            <w:noProof/>
-          </w:rPr>
-          <w:t>6.5. Qualitative Evaluation</w:t>
+            <w:b/>
+            <w:noProof/>
+          </w:rPr>
+          <w:t>6.5.</w:t>
+        </w:r>
+        <w:r>
+          <w:rPr>
+            <w:rStyle w:val="Hyperlink"/>
+            <w:rFonts w:ascii="Times New Roman" w:hAnsi="Times New Roman"/>
+            <w:noProof/>
+          </w:rPr>
+          <w:t xml:space="preserve"> Qualitative Evaluation</w:t>
         </w:r>
         <w:r>
           <w:rPr>
@@ -6820,7 +7367,7 @@
             <w:noProof/>
             <w:webHidden/>
           </w:rPr>
-          <w:instrText xml:space="preserve"> PAGEREF _Toc213260021 \h </w:instrText>
+          <w:instrText xml:space="preserve"> PAGEREF _Toc213271153 \h </w:instrText>
         </w:r>
         <w:r>
           <w:rPr>
@@ -6867,14 +7414,23 @@
           <w14:ligatures w14:val="standardContextual"/>
         </w:rPr>
       </w:pPr>
-      <w:hyperlink w:anchor="_Toc213260022" w:history="1">
+      <w:hyperlink w:anchor="_Toc213271154" w:history="1">
         <w:r>
           <w:rPr>
             <w:rStyle w:val="Hyperlink"/>
             <w:rFonts w:ascii="Times New Roman" w:hAnsi="Times New Roman"/>
-            <w:noProof/>
-          </w:rPr>
-          <w:t>6.5.1. Usability</w:t>
+            <w:b/>
+            <w:noProof/>
+          </w:rPr>
+          <w:t>6.5.1.</w:t>
+        </w:r>
+        <w:r>
+          <w:rPr>
+            <w:rStyle w:val="Hyperlink"/>
+            <w:rFonts w:ascii="Times New Roman" w:hAnsi="Times New Roman"/>
+            <w:noProof/>
+          </w:rPr>
+          <w:t xml:space="preserve"> Usability</w:t>
         </w:r>
         <w:r>
           <w:rPr>
@@ -6895,7 +7451,7 @@
             <w:noProof/>
             <w:webHidden/>
           </w:rPr>
-          <w:instrText xml:space="preserve"> PAGEREF _Toc213260022 \h </w:instrText>
+          <w:instrText xml:space="preserve"> PAGEREF _Toc213271154 \h </w:instrText>
         </w:r>
         <w:r>
           <w:rPr>
@@ -6942,14 +7498,23 @@
           <w14:ligatures w14:val="standardContextual"/>
         </w:rPr>
       </w:pPr>
-      <w:hyperlink w:anchor="_Toc213260023" w:history="1">
+      <w:hyperlink w:anchor="_Toc213271155" w:history="1">
         <w:r>
           <w:rPr>
             <w:rStyle w:val="Hyperlink"/>
             <w:rFonts w:ascii="Times New Roman" w:hAnsi="Times New Roman"/>
-            <w:noProof/>
-          </w:rPr>
-          <w:t>6.5.2. Security</w:t>
+            <w:b/>
+            <w:noProof/>
+          </w:rPr>
+          <w:t>6.5.2.</w:t>
+        </w:r>
+        <w:r>
+          <w:rPr>
+            <w:rStyle w:val="Hyperlink"/>
+            <w:rFonts w:ascii="Times New Roman" w:hAnsi="Times New Roman"/>
+            <w:noProof/>
+          </w:rPr>
+          <w:t xml:space="preserve"> Security</w:t>
         </w:r>
         <w:r>
           <w:rPr>
@@ -6970,7 +7535,7 @@
             <w:noProof/>
             <w:webHidden/>
           </w:rPr>
-          <w:instrText xml:space="preserve"> PAGEREF _Toc213260023 \h </w:instrText>
+          <w:instrText xml:space="preserve"> PAGEREF _Toc213271155 \h </w:instrText>
         </w:r>
         <w:r>
           <w:rPr>
@@ -7017,14 +7582,23 @@
           <w14:ligatures w14:val="standardContextual"/>
         </w:rPr>
       </w:pPr>
-      <w:hyperlink w:anchor="_Toc213260024" w:history="1">
+      <w:hyperlink w:anchor="_Toc213271156" w:history="1">
         <w:r>
           <w:rPr>
             <w:rStyle w:val="Hyperlink"/>
             <w:rFonts w:ascii="Times New Roman" w:hAnsi="Times New Roman"/>
-            <w:noProof/>
-          </w:rPr>
-          <w:t>6.5.3. Scalability</w:t>
+            <w:b/>
+            <w:noProof/>
+          </w:rPr>
+          <w:t>6.5.3.</w:t>
+        </w:r>
+        <w:r>
+          <w:rPr>
+            <w:rStyle w:val="Hyperlink"/>
+            <w:rFonts w:ascii="Times New Roman" w:hAnsi="Times New Roman"/>
+            <w:noProof/>
+          </w:rPr>
+          <w:t xml:space="preserve"> Scalability</w:t>
         </w:r>
         <w:r>
           <w:rPr>
@@ -7045,7 +7619,7 @@
             <w:noProof/>
             <w:webHidden/>
           </w:rPr>
-          <w:instrText xml:space="preserve"> PAGEREF _Toc213260024 \h </w:instrText>
+          <w:instrText xml:space="preserve"> PAGEREF _Toc213271156 \h </w:instrText>
         </w:r>
         <w:r>
           <w:rPr>
@@ -7092,14 +7666,23 @@
           <w14:ligatures w14:val="standardContextual"/>
         </w:rPr>
       </w:pPr>
-      <w:hyperlink w:anchor="_Toc213260025" w:history="1">
+      <w:hyperlink w:anchor="_Toc213271157" w:history="1">
         <w:r>
           <w:rPr>
             <w:rStyle w:val="Hyperlink"/>
             <w:rFonts w:ascii="Times New Roman" w:hAnsi="Times New Roman"/>
-            <w:noProof/>
-          </w:rPr>
-          <w:t>6.6. Discussion of Results</w:t>
+            <w:b/>
+            <w:noProof/>
+          </w:rPr>
+          <w:t>6.6.</w:t>
+        </w:r>
+        <w:r>
+          <w:rPr>
+            <w:rStyle w:val="Hyperlink"/>
+            <w:rFonts w:ascii="Times New Roman" w:hAnsi="Times New Roman"/>
+            <w:noProof/>
+          </w:rPr>
+          <w:t xml:space="preserve"> Discussion of Results</w:t>
         </w:r>
         <w:r>
           <w:rPr>
@@ -7120,7 +7703,7 @@
             <w:noProof/>
             <w:webHidden/>
           </w:rPr>
-          <w:instrText xml:space="preserve"> PAGEREF _Toc213260025 \h </w:instrText>
+          <w:instrText xml:space="preserve"> PAGEREF _Toc213271157 \h </w:instrText>
         </w:r>
         <w:r>
           <w:rPr>
@@ -7167,14 +7750,23 @@
           <w14:ligatures w14:val="standardContextual"/>
         </w:rPr>
       </w:pPr>
-      <w:hyperlink w:anchor="_Toc213260026" w:history="1">
+      <w:hyperlink w:anchor="_Toc213271158" w:history="1">
         <w:r>
           <w:rPr>
             <w:rStyle w:val="Hyperlink"/>
             <w:rFonts w:ascii="Times New Roman" w:hAnsi="Times New Roman"/>
-            <w:noProof/>
-          </w:rPr>
-          <w:t>6.7. Comparative Evaluation</w:t>
+            <w:b/>
+            <w:noProof/>
+          </w:rPr>
+          <w:t>6.7.</w:t>
+        </w:r>
+        <w:r>
+          <w:rPr>
+            <w:rStyle w:val="Hyperlink"/>
+            <w:rFonts w:ascii="Times New Roman" w:hAnsi="Times New Roman"/>
+            <w:noProof/>
+          </w:rPr>
+          <w:t xml:space="preserve"> Comparative Evaluation</w:t>
         </w:r>
         <w:r>
           <w:rPr>
@@ -7195,7 +7787,7 @@
             <w:noProof/>
             <w:webHidden/>
           </w:rPr>
-          <w:instrText xml:space="preserve"> PAGEREF _Toc213260026 \h </w:instrText>
+          <w:instrText xml:space="preserve"> PAGEREF _Toc213271158 \h </w:instrText>
         </w:r>
         <w:r>
           <w:rPr>
@@ -7242,14 +7834,23 @@
           <w14:ligatures w14:val="standardContextual"/>
         </w:rPr>
       </w:pPr>
-      <w:hyperlink w:anchor="_Toc213260027" w:history="1">
+      <w:hyperlink w:anchor="_Toc213271159" w:history="1">
         <w:r>
           <w:rPr>
             <w:rStyle w:val="Hyperlink"/>
             <w:rFonts w:ascii="Times New Roman" w:hAnsi="Times New Roman"/>
-            <w:noProof/>
-          </w:rPr>
-          <w:t>6.8. Key Achievements</w:t>
+            <w:b/>
+            <w:noProof/>
+          </w:rPr>
+          <w:t>6.8.</w:t>
+        </w:r>
+        <w:r>
+          <w:rPr>
+            <w:rStyle w:val="Hyperlink"/>
+            <w:rFonts w:ascii="Times New Roman" w:hAnsi="Times New Roman"/>
+            <w:noProof/>
+          </w:rPr>
+          <w:t xml:space="preserve"> Key Achievements</w:t>
         </w:r>
         <w:r>
           <w:rPr>
@@ -7270,7 +7871,7 @@
             <w:noProof/>
             <w:webHidden/>
           </w:rPr>
-          <w:instrText xml:space="preserve"> PAGEREF _Toc213260027 \h </w:instrText>
+          <w:instrText xml:space="preserve"> PAGEREF _Toc213271159 \h </w:instrText>
         </w:r>
         <w:r>
           <w:rPr>
@@ -7317,14 +7918,23 @@
           <w14:ligatures w14:val="standardContextual"/>
         </w:rPr>
       </w:pPr>
-      <w:hyperlink w:anchor="_Toc213260028" w:history="1">
+      <w:hyperlink w:anchor="_Toc213271160" w:history="1">
         <w:r>
           <w:rPr>
             <w:rStyle w:val="Hyperlink"/>
             <w:rFonts w:ascii="Times New Roman" w:hAnsi="Times New Roman"/>
-            <w:noProof/>
-          </w:rPr>
-          <w:t>6.9. Summary</w:t>
+            <w:b/>
+            <w:noProof/>
+          </w:rPr>
+          <w:t>6.9.</w:t>
+        </w:r>
+        <w:r>
+          <w:rPr>
+            <w:rStyle w:val="Hyperlink"/>
+            <w:rFonts w:ascii="Times New Roman" w:hAnsi="Times New Roman"/>
+            <w:noProof/>
+          </w:rPr>
+          <w:t xml:space="preserve"> Summary</w:t>
         </w:r>
         <w:r>
           <w:rPr>
@@ -7345,7 +7955,7 @@
             <w:noProof/>
             <w:webHidden/>
           </w:rPr>
-          <w:instrText xml:space="preserve"> PAGEREF _Toc213260028 \h </w:instrText>
+          <w:instrText xml:space="preserve"> PAGEREF _Toc213271160 \h </w:instrText>
         </w:r>
         <w:r>
           <w:rPr>
@@ -7391,20 +8001,16 @@
           <w14:ligatures w14:val="standardContextual"/>
         </w:rPr>
       </w:pPr>
-      <w:hyperlink w:anchor="_Toc213260029" w:history="1">
+      <w:hyperlink w:anchor="_Toc213271161" w:history="1">
         <w:r>
           <w:rPr>
             <w:rStyle w:val="Hyperlink"/>
-            <w:b w:val="0"/>
-            <w:bCs w:val="0"/>
             <w:noProof/>
           </w:rPr>
           <w:t>Chapter 7 - Conclusion and Future Scope</w:t>
         </w:r>
         <w:r>
           <w:rPr>
-            <w:b w:val="0"/>
-            <w:bCs w:val="0"/>
             <w:noProof/>
             <w:webHidden/>
           </w:rPr>
@@ -7412,8 +8018,6 @@
         </w:r>
         <w:r>
           <w:rPr>
-            <w:b w:val="0"/>
-            <w:bCs w:val="0"/>
             <w:noProof/>
             <w:webHidden/>
           </w:rPr>
@@ -7421,25 +8025,19 @@
         </w:r>
         <w:r>
           <w:rPr>
-            <w:b w:val="0"/>
-            <w:bCs w:val="0"/>
-            <w:noProof/>
-            <w:webHidden/>
-          </w:rPr>
-          <w:instrText xml:space="preserve"> PAGEREF _Toc213260029 \h </w:instrText>
-        </w:r>
-        <w:r>
-          <w:rPr>
-            <w:b w:val="0"/>
-            <w:bCs w:val="0"/>
-            <w:noProof/>
-            <w:webHidden/>
-          </w:rPr>
-        </w:r>
-        <w:r>
-          <w:rPr>
-            <w:b w:val="0"/>
-            <w:bCs w:val="0"/>
+            <w:noProof/>
+            <w:webHidden/>
+          </w:rPr>
+          <w:instrText xml:space="preserve"> PAGEREF _Toc213271161 \h </w:instrText>
+        </w:r>
+        <w:r>
+          <w:rPr>
+            <w:noProof/>
+            <w:webHidden/>
+          </w:rPr>
+        </w:r>
+        <w:r>
+          <w:rPr>
             <w:noProof/>
             <w:webHidden/>
           </w:rPr>
@@ -7447,8 +8045,6 @@
         </w:r>
         <w:r>
           <w:rPr>
-            <w:b w:val="0"/>
-            <w:bCs w:val="0"/>
             <w:noProof/>
             <w:webHidden/>
           </w:rPr>
@@ -7456,8 +8052,6 @@
         </w:r>
         <w:r>
           <w:rPr>
-            <w:b w:val="0"/>
-            <w:bCs w:val="0"/>
             <w:noProof/>
             <w:webHidden/>
           </w:rPr>
@@ -7481,14 +8075,23 @@
           <w14:ligatures w14:val="standardContextual"/>
         </w:rPr>
       </w:pPr>
-      <w:hyperlink w:anchor="_Toc213260030" w:history="1">
+      <w:hyperlink w:anchor="_Toc213271162" w:history="1">
         <w:r>
           <w:rPr>
             <w:rStyle w:val="Hyperlink"/>
             <w:rFonts w:ascii="Times New Roman" w:hAnsi="Times New Roman"/>
-            <w:noProof/>
-          </w:rPr>
-          <w:t>7.1. Introduction</w:t>
+            <w:b/>
+            <w:noProof/>
+          </w:rPr>
+          <w:t>7.1.</w:t>
+        </w:r>
+        <w:r>
+          <w:rPr>
+            <w:rStyle w:val="Hyperlink"/>
+            <w:rFonts w:ascii="Times New Roman" w:hAnsi="Times New Roman"/>
+            <w:noProof/>
+          </w:rPr>
+          <w:t xml:space="preserve"> Introduction</w:t>
         </w:r>
         <w:r>
           <w:rPr>
@@ -7509,7 +8112,7 @@
             <w:noProof/>
             <w:webHidden/>
           </w:rPr>
-          <w:instrText xml:space="preserve"> PAGEREF _Toc213260030 \h </w:instrText>
+          <w:instrText xml:space="preserve"> PAGEREF _Toc213271162 \h </w:instrText>
         </w:r>
         <w:r>
           <w:rPr>
@@ -7556,14 +8159,23 @@
           <w14:ligatures w14:val="standardContextual"/>
         </w:rPr>
       </w:pPr>
-      <w:hyperlink w:anchor="_Toc213260031" w:history="1">
+      <w:hyperlink w:anchor="_Toc213271163" w:history="1">
         <w:r>
           <w:rPr>
             <w:rStyle w:val="Hyperlink"/>
             <w:rFonts w:ascii="Times New Roman" w:hAnsi="Times New Roman"/>
-            <w:noProof/>
-          </w:rPr>
-          <w:t>7.2. Project Summary</w:t>
+            <w:b/>
+            <w:noProof/>
+          </w:rPr>
+          <w:t>7.2.</w:t>
+        </w:r>
+        <w:r>
+          <w:rPr>
+            <w:rStyle w:val="Hyperlink"/>
+            <w:rFonts w:ascii="Times New Roman" w:hAnsi="Times New Roman"/>
+            <w:noProof/>
+          </w:rPr>
+          <w:t xml:space="preserve"> Project Summary</w:t>
         </w:r>
         <w:r>
           <w:rPr>
@@ -7584,7 +8196,7 @@
             <w:noProof/>
             <w:webHidden/>
           </w:rPr>
-          <w:instrText xml:space="preserve"> PAGEREF _Toc213260031 \h </w:instrText>
+          <w:instrText xml:space="preserve"> PAGEREF _Toc213271163 \h </w:instrText>
         </w:r>
         <w:r>
           <w:rPr>
@@ -7631,14 +8243,23 @@
           <w14:ligatures w14:val="standardContextual"/>
         </w:rPr>
       </w:pPr>
-      <w:hyperlink w:anchor="_Toc213260032" w:history="1">
+      <w:hyperlink w:anchor="_Toc213271164" w:history="1">
         <w:r>
           <w:rPr>
             <w:rStyle w:val="Hyperlink"/>
             <w:rFonts w:ascii="Times New Roman" w:hAnsi="Times New Roman"/>
-            <w:noProof/>
-          </w:rPr>
-          <w:t>7.3. Major Outcomes and Achievements</w:t>
+            <w:b/>
+            <w:noProof/>
+          </w:rPr>
+          <w:t>7.3.</w:t>
+        </w:r>
+        <w:r>
+          <w:rPr>
+            <w:rStyle w:val="Hyperlink"/>
+            <w:rFonts w:ascii="Times New Roman" w:hAnsi="Times New Roman"/>
+            <w:noProof/>
+          </w:rPr>
+          <w:t xml:space="preserve"> Major Outcomes and Achievements</w:t>
         </w:r>
         <w:r>
           <w:rPr>
@@ -7659,7 +8280,7 @@
             <w:noProof/>
             <w:webHidden/>
           </w:rPr>
-          <w:instrText xml:space="preserve"> PAGEREF _Toc213260032 \h </w:instrText>
+          <w:instrText xml:space="preserve"> PAGEREF _Toc213271164 \h </w:instrText>
         </w:r>
         <w:r>
           <w:rPr>
@@ -7706,14 +8327,23 @@
           <w14:ligatures w14:val="standardContextual"/>
         </w:rPr>
       </w:pPr>
-      <w:hyperlink w:anchor="_Toc213260033" w:history="1">
+      <w:hyperlink w:anchor="_Toc213271165" w:history="1">
         <w:r>
           <w:rPr>
             <w:rStyle w:val="Hyperlink"/>
             <w:rFonts w:ascii="Times New Roman" w:hAnsi="Times New Roman"/>
-            <w:noProof/>
-          </w:rPr>
-          <w:t>7.4. Conclusion</w:t>
+            <w:b/>
+            <w:noProof/>
+          </w:rPr>
+          <w:t>7.4.</w:t>
+        </w:r>
+        <w:r>
+          <w:rPr>
+            <w:rStyle w:val="Hyperlink"/>
+            <w:rFonts w:ascii="Times New Roman" w:hAnsi="Times New Roman"/>
+            <w:noProof/>
+          </w:rPr>
+          <w:t xml:space="preserve"> Conclusion</w:t>
         </w:r>
         <w:r>
           <w:rPr>
@@ -7734,7 +8364,7 @@
             <w:noProof/>
             <w:webHidden/>
           </w:rPr>
-          <w:instrText xml:space="preserve"> PAGEREF _Toc213260033 \h </w:instrText>
+          <w:instrText xml:space="preserve"> PAGEREF _Toc213271165 \h </w:instrText>
         </w:r>
         <w:r>
           <w:rPr>
@@ -7781,14 +8411,23 @@
           <w14:ligatures w14:val="standardContextual"/>
         </w:rPr>
       </w:pPr>
-      <w:hyperlink w:anchor="_Toc213260034" w:history="1">
+      <w:hyperlink w:anchor="_Toc213271166" w:history="1">
         <w:r>
           <w:rPr>
             <w:rStyle w:val="Hyperlink"/>
             <w:rFonts w:ascii="Times New Roman" w:hAnsi="Times New Roman"/>
-            <w:noProof/>
-          </w:rPr>
-          <w:t>7.5. Limitations</w:t>
+            <w:b/>
+            <w:noProof/>
+          </w:rPr>
+          <w:t>7.5.</w:t>
+        </w:r>
+        <w:r>
+          <w:rPr>
+            <w:rStyle w:val="Hyperlink"/>
+            <w:rFonts w:ascii="Times New Roman" w:hAnsi="Times New Roman"/>
+            <w:noProof/>
+          </w:rPr>
+          <w:t xml:space="preserve"> Limitations</w:t>
         </w:r>
         <w:r>
           <w:rPr>
@@ -7809,7 +8448,7 @@
             <w:noProof/>
             <w:webHidden/>
           </w:rPr>
-          <w:instrText xml:space="preserve"> PAGEREF _Toc213260034 \h </w:instrText>
+          <w:instrText xml:space="preserve"> PAGEREF _Toc213271166 \h </w:instrText>
         </w:r>
         <w:r>
           <w:rPr>
@@ -7856,14 +8495,23 @@
           <w14:ligatures w14:val="standardContextual"/>
         </w:rPr>
       </w:pPr>
-      <w:hyperlink w:anchor="_Toc213260035" w:history="1">
+      <w:hyperlink w:anchor="_Toc213271167" w:history="1">
         <w:r>
           <w:rPr>
             <w:rStyle w:val="Hyperlink"/>
             <w:rFonts w:ascii="Times New Roman" w:hAnsi="Times New Roman"/>
-            <w:noProof/>
-          </w:rPr>
-          <w:t>7.6. Future Scope / Enhancements</w:t>
+            <w:b/>
+            <w:noProof/>
+          </w:rPr>
+          <w:t>7.6.</w:t>
+        </w:r>
+        <w:r>
+          <w:rPr>
+            <w:rStyle w:val="Hyperlink"/>
+            <w:rFonts w:ascii="Times New Roman" w:hAnsi="Times New Roman"/>
+            <w:noProof/>
+          </w:rPr>
+          <w:t xml:space="preserve"> Future Scope / Enhancements</w:t>
         </w:r>
         <w:r>
           <w:rPr>
@@ -7884,7 +8532,7 @@
             <w:noProof/>
             <w:webHidden/>
           </w:rPr>
-          <w:instrText xml:space="preserve"> PAGEREF _Toc213260035 \h </w:instrText>
+          <w:instrText xml:space="preserve"> PAGEREF _Toc213271167 \h </w:instrText>
         </w:r>
         <w:r>
           <w:rPr>
@@ -7931,14 +8579,23 @@
           <w14:ligatures w14:val="standardContextual"/>
         </w:rPr>
       </w:pPr>
-      <w:hyperlink w:anchor="_Toc213260036" w:history="1">
+      <w:hyperlink w:anchor="_Toc213271168" w:history="1">
         <w:r>
           <w:rPr>
             <w:rStyle w:val="Hyperlink"/>
             <w:rFonts w:ascii="Times New Roman" w:hAnsi="Times New Roman"/>
-            <w:noProof/>
-          </w:rPr>
-          <w:t>7.7. Summary</w:t>
+            <w:b/>
+            <w:noProof/>
+          </w:rPr>
+          <w:t>7.7.</w:t>
+        </w:r>
+        <w:r>
+          <w:rPr>
+            <w:rStyle w:val="Hyperlink"/>
+            <w:rFonts w:ascii="Times New Roman" w:hAnsi="Times New Roman"/>
+            <w:noProof/>
+          </w:rPr>
+          <w:t xml:space="preserve"> Summary</w:t>
         </w:r>
         <w:r>
           <w:rPr>
@@ -7959,7 +8616,7 @@
             <w:noProof/>
             <w:webHidden/>
           </w:rPr>
-          <w:instrText xml:space="preserve"> PAGEREF _Toc213260036 \h </w:instrText>
+          <w:instrText xml:space="preserve"> PAGEREF _Toc213271168 \h </w:instrText>
         </w:r>
         <w:r>
           <w:rPr>
@@ -8005,20 +8662,16 @@
           <w14:ligatures w14:val="standardContextual"/>
         </w:rPr>
       </w:pPr>
-      <w:hyperlink w:anchor="_Toc213260037" w:history="1">
+      <w:hyperlink w:anchor="_Toc213271169" w:history="1">
         <w:r>
           <w:rPr>
             <w:rStyle w:val="Hyperlink"/>
-            <w:b w:val="0"/>
-            <w:bCs w:val="0"/>
             <w:noProof/>
           </w:rPr>
           <w:t>Chapter 8 - References and Appendices</w:t>
         </w:r>
         <w:r>
           <w:rPr>
-            <w:b w:val="0"/>
-            <w:bCs w:val="0"/>
             <w:noProof/>
             <w:webHidden/>
           </w:rPr>
@@ -8026,8 +8679,6 @@
         </w:r>
         <w:r>
           <w:rPr>
-            <w:b w:val="0"/>
-            <w:bCs w:val="0"/>
             <w:noProof/>
             <w:webHidden/>
           </w:rPr>
@@ -8035,25 +8686,19 @@
         </w:r>
         <w:r>
           <w:rPr>
-            <w:b w:val="0"/>
-            <w:bCs w:val="0"/>
-            <w:noProof/>
-            <w:webHidden/>
-          </w:rPr>
-          <w:instrText xml:space="preserve"> PAGEREF _Toc213260037 \h </w:instrText>
-        </w:r>
-        <w:r>
-          <w:rPr>
-            <w:b w:val="0"/>
-            <w:bCs w:val="0"/>
-            <w:noProof/>
-            <w:webHidden/>
-          </w:rPr>
-        </w:r>
-        <w:r>
-          <w:rPr>
-            <w:b w:val="0"/>
-            <w:bCs w:val="0"/>
+            <w:noProof/>
+            <w:webHidden/>
+          </w:rPr>
+          <w:instrText xml:space="preserve"> PAGEREF _Toc213271169 \h </w:instrText>
+        </w:r>
+        <w:r>
+          <w:rPr>
+            <w:noProof/>
+            <w:webHidden/>
+          </w:rPr>
+        </w:r>
+        <w:r>
+          <w:rPr>
             <w:noProof/>
             <w:webHidden/>
           </w:rPr>
@@ -8061,8 +8706,6 @@
         </w:r>
         <w:r>
           <w:rPr>
-            <w:b w:val="0"/>
-            <w:bCs w:val="0"/>
             <w:noProof/>
             <w:webHidden/>
           </w:rPr>
@@ -8070,8 +8713,6 @@
         </w:r>
         <w:r>
           <w:rPr>
-            <w:b w:val="0"/>
-            <w:bCs w:val="0"/>
             <w:noProof/>
             <w:webHidden/>
           </w:rPr>
@@ -8095,14 +8736,23 @@
           <w14:ligatures w14:val="standardContextual"/>
         </w:rPr>
       </w:pPr>
-      <w:hyperlink w:anchor="_Toc213260038" w:history="1">
+      <w:hyperlink w:anchor="_Toc213271170" w:history="1">
         <w:r>
           <w:rPr>
             <w:rStyle w:val="Hyperlink"/>
             <w:rFonts w:ascii="Times New Roman" w:hAnsi="Times New Roman"/>
-            <w:noProof/>
-          </w:rPr>
-          <w:t>8.1. Introduction</w:t>
+            <w:b/>
+            <w:noProof/>
+          </w:rPr>
+          <w:t>8.1.</w:t>
+        </w:r>
+        <w:r>
+          <w:rPr>
+            <w:rStyle w:val="Hyperlink"/>
+            <w:rFonts w:ascii="Times New Roman" w:hAnsi="Times New Roman"/>
+            <w:noProof/>
+          </w:rPr>
+          <w:t xml:space="preserve"> Introduction</w:t>
         </w:r>
         <w:r>
           <w:rPr>
@@ -8123,7 +8773,7 @@
             <w:noProof/>
             <w:webHidden/>
           </w:rPr>
-          <w:instrText xml:space="preserve"> PAGEREF _Toc213260038 \h </w:instrText>
+          <w:instrText xml:space="preserve"> PAGEREF _Toc213271170 \h </w:instrText>
         </w:r>
         <w:r>
           <w:rPr>
@@ -8170,14 +8820,23 @@
           <w14:ligatures w14:val="standardContextual"/>
         </w:rPr>
       </w:pPr>
-      <w:hyperlink w:anchor="_Toc213260039" w:history="1">
+      <w:hyperlink w:anchor="_Toc213271171" w:history="1">
         <w:r>
           <w:rPr>
             <w:rStyle w:val="Hyperlink"/>
             <w:rFonts w:ascii="Times New Roman" w:hAnsi="Times New Roman"/>
-            <w:noProof/>
-          </w:rPr>
-          <w:t>8.2. References</w:t>
+            <w:b/>
+            <w:noProof/>
+          </w:rPr>
+          <w:t>8.2.</w:t>
+        </w:r>
+        <w:r>
+          <w:rPr>
+            <w:rStyle w:val="Hyperlink"/>
+            <w:rFonts w:ascii="Times New Roman" w:hAnsi="Times New Roman"/>
+            <w:noProof/>
+          </w:rPr>
+          <w:t xml:space="preserve"> References</w:t>
         </w:r>
         <w:r>
           <w:rPr>
@@ -8198,7 +8857,7 @@
             <w:noProof/>
             <w:webHidden/>
           </w:rPr>
-          <w:instrText xml:space="preserve"> PAGEREF _Toc213260039 \h </w:instrText>
+          <w:instrText xml:space="preserve"> PAGEREF _Toc213271171 \h </w:instrText>
         </w:r>
         <w:r>
           <w:rPr>
@@ -8245,14 +8904,23 @@
           <w14:ligatures w14:val="standardContextual"/>
         </w:rPr>
       </w:pPr>
-      <w:hyperlink w:anchor="_Toc213260040" w:history="1">
+      <w:hyperlink w:anchor="_Toc213271172" w:history="1">
         <w:r>
           <w:rPr>
             <w:rStyle w:val="Hyperlink"/>
             <w:rFonts w:ascii="Times New Roman" w:hAnsi="Times New Roman"/>
-            <w:noProof/>
-          </w:rPr>
-          <w:t>8.2.1. Web Resources</w:t>
+            <w:b/>
+            <w:noProof/>
+          </w:rPr>
+          <w:t>8.2.1.</w:t>
+        </w:r>
+        <w:r>
+          <w:rPr>
+            <w:rStyle w:val="Hyperlink"/>
+            <w:rFonts w:ascii="Times New Roman" w:hAnsi="Times New Roman"/>
+            <w:noProof/>
+          </w:rPr>
+          <w:t xml:space="preserve"> Web Resources</w:t>
         </w:r>
         <w:r>
           <w:rPr>
@@ -8273,7 +8941,7 @@
             <w:noProof/>
             <w:webHidden/>
           </w:rPr>
-          <w:instrText xml:space="preserve"> PAGEREF _Toc213260040 \h </w:instrText>
+          <w:instrText xml:space="preserve"> PAGEREF _Toc213271172 \h </w:instrText>
         </w:r>
         <w:r>
           <w:rPr>
@@ -8320,14 +8988,23 @@
           <w14:ligatures w14:val="standardContextual"/>
         </w:rPr>
       </w:pPr>
-      <w:hyperlink w:anchor="_Toc213260041" w:history="1">
+      <w:hyperlink w:anchor="_Toc213271173" w:history="1">
         <w:r>
           <w:rPr>
             <w:rStyle w:val="Hyperlink"/>
             <w:rFonts w:ascii="Times New Roman" w:hAnsi="Times New Roman"/>
-            <w:noProof/>
-          </w:rPr>
-          <w:t>8.2.2. Tools and Platforms</w:t>
+            <w:b/>
+            <w:noProof/>
+          </w:rPr>
+          <w:t>8.2.2.</w:t>
+        </w:r>
+        <w:r>
+          <w:rPr>
+            <w:rStyle w:val="Hyperlink"/>
+            <w:rFonts w:ascii="Times New Roman" w:hAnsi="Times New Roman"/>
+            <w:noProof/>
+          </w:rPr>
+          <w:t xml:space="preserve"> Tools and Platforms</w:t>
         </w:r>
         <w:r>
           <w:rPr>
@@ -8348,7 +9025,7 @@
             <w:noProof/>
             <w:webHidden/>
           </w:rPr>
-          <w:instrText xml:space="preserve"> PAGEREF _Toc213260041 \h </w:instrText>
+          <w:instrText xml:space="preserve"> PAGEREF _Toc213271173 \h </w:instrText>
         </w:r>
         <w:r>
           <w:rPr>
@@ -8395,14 +9072,23 @@
           <w14:ligatures w14:val="standardContextual"/>
         </w:rPr>
       </w:pPr>
-      <w:hyperlink w:anchor="_Toc213260042" w:history="1">
+      <w:hyperlink w:anchor="_Toc213271174" w:history="1">
         <w:r>
           <w:rPr>
             <w:rStyle w:val="Hyperlink"/>
             <w:rFonts w:ascii="Times New Roman" w:hAnsi="Times New Roman"/>
-            <w:noProof/>
-          </w:rPr>
-          <w:t>8.3. Appendices</w:t>
+            <w:b/>
+            <w:noProof/>
+          </w:rPr>
+          <w:t>8.3.</w:t>
+        </w:r>
+        <w:r>
+          <w:rPr>
+            <w:rStyle w:val="Hyperlink"/>
+            <w:rFonts w:ascii="Times New Roman" w:hAnsi="Times New Roman"/>
+            <w:noProof/>
+          </w:rPr>
+          <w:t xml:space="preserve"> Appendices</w:t>
         </w:r>
         <w:r>
           <w:rPr>
@@ -8423,7 +9109,7 @@
             <w:noProof/>
             <w:webHidden/>
           </w:rPr>
-          <w:instrText xml:space="preserve"> PAGEREF _Toc213260042 \h </w:instrText>
+          <w:instrText xml:space="preserve"> PAGEREF _Toc213271174 \h </w:instrText>
         </w:r>
         <w:r>
           <w:rPr>
@@ -8470,14 +9156,23 @@
           <w14:ligatures w14:val="standardContextual"/>
         </w:rPr>
       </w:pPr>
-      <w:hyperlink w:anchor="_Toc213260043" w:history="1">
+      <w:hyperlink w:anchor="_Toc213271175" w:history="1">
         <w:r>
           <w:rPr>
             <w:rStyle w:val="Hyperlink"/>
             <w:rFonts w:ascii="Times New Roman" w:hAnsi="Times New Roman"/>
-            <w:noProof/>
-          </w:rPr>
-          <w:t>8.3.1. Appendix A – Database Schema</w:t>
+            <w:b/>
+            <w:noProof/>
+          </w:rPr>
+          <w:t>8.3.1.</w:t>
+        </w:r>
+        <w:r>
+          <w:rPr>
+            <w:rStyle w:val="Hyperlink"/>
+            <w:rFonts w:ascii="Times New Roman" w:hAnsi="Times New Roman"/>
+            <w:noProof/>
+          </w:rPr>
+          <w:t xml:space="preserve"> Appendix A – Database Schema</w:t>
         </w:r>
         <w:r>
           <w:rPr>
@@ -8498,7 +9193,7 @@
             <w:noProof/>
             <w:webHidden/>
           </w:rPr>
-          <w:instrText xml:space="preserve"> PAGEREF _Toc213260043 \h </w:instrText>
+          <w:instrText xml:space="preserve"> PAGEREF _Toc213271175 \h </w:instrText>
         </w:r>
         <w:r>
           <w:rPr>
@@ -8545,14 +9240,23 @@
           <w14:ligatures w14:val="standardContextual"/>
         </w:rPr>
       </w:pPr>
-      <w:hyperlink w:anchor="_Toc213260044" w:history="1">
+      <w:hyperlink w:anchor="_Toc213271176" w:history="1">
         <w:r>
           <w:rPr>
             <w:rStyle w:val="Hyperlink"/>
             <w:rFonts w:ascii="Times New Roman" w:hAnsi="Times New Roman"/>
-            <w:noProof/>
-          </w:rPr>
-          <w:t>8.3.2. Appendix B – Major API Endpoints</w:t>
+            <w:b/>
+            <w:noProof/>
+          </w:rPr>
+          <w:t>8.3.2.</w:t>
+        </w:r>
+        <w:r>
+          <w:rPr>
+            <w:rStyle w:val="Hyperlink"/>
+            <w:rFonts w:ascii="Times New Roman" w:hAnsi="Times New Roman"/>
+            <w:noProof/>
+          </w:rPr>
+          <w:t xml:space="preserve"> Appendix B – Major API Endpoints</w:t>
         </w:r>
         <w:r>
           <w:rPr>
@@ -8573,7 +9277,7 @@
             <w:noProof/>
             <w:webHidden/>
           </w:rPr>
-          <w:instrText xml:space="preserve"> PAGEREF _Toc213260044 \h </w:instrText>
+          <w:instrText xml:space="preserve"> PAGEREF _Toc213271176 \h </w:instrText>
         </w:r>
         <w:r>
           <w:rPr>
@@ -8620,14 +9324,23 @@
           <w14:ligatures w14:val="standardContextual"/>
         </w:rPr>
       </w:pPr>
-      <w:hyperlink w:anchor="_Toc213260045" w:history="1">
+      <w:hyperlink w:anchor="_Toc213271177" w:history="1">
         <w:r>
           <w:rPr>
             <w:rStyle w:val="Hyperlink"/>
             <w:rFonts w:ascii="Times New Roman" w:hAnsi="Times New Roman"/>
-            <w:noProof/>
-          </w:rPr>
-          <w:t>8.3.3. Appendix C – Environment Variable Configuration</w:t>
+            <w:b/>
+            <w:noProof/>
+          </w:rPr>
+          <w:t>8.3.3.</w:t>
+        </w:r>
+        <w:r>
+          <w:rPr>
+            <w:rStyle w:val="Hyperlink"/>
+            <w:rFonts w:ascii="Times New Roman" w:hAnsi="Times New Roman"/>
+            <w:noProof/>
+          </w:rPr>
+          <w:t xml:space="preserve"> Appendix C – Environment Variable Configuration</w:t>
         </w:r>
         <w:r>
           <w:rPr>
@@ -8648,7 +9361,7 @@
             <w:noProof/>
             <w:webHidden/>
           </w:rPr>
-          <w:instrText xml:space="preserve"> PAGEREF _Toc213260045 \h </w:instrText>
+          <w:instrText xml:space="preserve"> PAGEREF _Toc213271177 \h </w:instrText>
         </w:r>
         <w:r>
           <w:rPr>
@@ -8695,14 +9408,23 @@
           <w14:ligatures w14:val="standardContextual"/>
         </w:rPr>
       </w:pPr>
-      <w:hyperlink w:anchor="_Toc213260046" w:history="1">
+      <w:hyperlink w:anchor="_Toc213271178" w:history="1">
         <w:r>
           <w:rPr>
             <w:rStyle w:val="Hyperlink"/>
             <w:rFonts w:ascii="Times New Roman" w:hAnsi="Times New Roman"/>
-            <w:noProof/>
-          </w:rPr>
-          <w:t>8.3.4. Appendix D – Test Documentation Summary</w:t>
+            <w:b/>
+            <w:noProof/>
+          </w:rPr>
+          <w:t>8.3.4.</w:t>
+        </w:r>
+        <w:r>
+          <w:rPr>
+            <w:rStyle w:val="Hyperlink"/>
+            <w:rFonts w:ascii="Times New Roman" w:hAnsi="Times New Roman"/>
+            <w:noProof/>
+          </w:rPr>
+          <w:t xml:space="preserve"> Appendix D – Test Documentation Summary</w:t>
         </w:r>
         <w:r>
           <w:rPr>
@@ -8723,7 +9445,7 @@
             <w:noProof/>
             <w:webHidden/>
           </w:rPr>
-          <w:instrText xml:space="preserve"> PAGEREF _Toc213260046 \h </w:instrText>
+          <w:instrText xml:space="preserve"> PAGEREF _Toc213271178 \h </w:instrText>
         </w:r>
         <w:r>
           <w:rPr>
@@ -8770,14 +9492,23 @@
           <w14:ligatures w14:val="standardContextual"/>
         </w:rPr>
       </w:pPr>
-      <w:hyperlink w:anchor="_Toc213260047" w:history="1">
+      <w:hyperlink w:anchor="_Toc213271179" w:history="1">
         <w:r>
           <w:rPr>
             <w:rStyle w:val="Hyperlink"/>
             <w:rFonts w:ascii="Times New Roman" w:hAnsi="Times New Roman"/>
-            <w:noProof/>
-          </w:rPr>
-          <w:t>8.3.5. Appendix E – Screenshots and Output Samples</w:t>
+            <w:b/>
+            <w:noProof/>
+          </w:rPr>
+          <w:t>8.3.5.</w:t>
+        </w:r>
+        <w:r>
+          <w:rPr>
+            <w:rStyle w:val="Hyperlink"/>
+            <w:rFonts w:ascii="Times New Roman" w:hAnsi="Times New Roman"/>
+            <w:noProof/>
+          </w:rPr>
+          <w:t xml:space="preserve"> Appendix E – Screenshots and Output Samples</w:t>
         </w:r>
         <w:r>
           <w:rPr>
@@ -8798,7 +9529,7 @@
             <w:noProof/>
             <w:webHidden/>
           </w:rPr>
-          <w:instrText xml:space="preserve"> PAGEREF _Toc213260047 \h </w:instrText>
+          <w:instrText xml:space="preserve"> PAGEREF _Toc213271179 \h </w:instrText>
         </w:r>
         <w:r>
           <w:rPr>
@@ -8845,14 +9576,23 @@
           <w14:ligatures w14:val="standardContextual"/>
         </w:rPr>
       </w:pPr>
-      <w:hyperlink w:anchor="_Toc213260048" w:history="1">
+      <w:hyperlink w:anchor="_Toc213271180" w:history="1">
         <w:r>
           <w:rPr>
             <w:rStyle w:val="Hyperlink"/>
             <w:rFonts w:ascii="Times New Roman" w:hAnsi="Times New Roman"/>
-            <w:noProof/>
-          </w:rPr>
-          <w:t>8.3.6. Summary</w:t>
+            <w:b/>
+            <w:noProof/>
+          </w:rPr>
+          <w:t>8.3.6.</w:t>
+        </w:r>
+        <w:r>
+          <w:rPr>
+            <w:rStyle w:val="Hyperlink"/>
+            <w:rFonts w:ascii="Times New Roman" w:hAnsi="Times New Roman"/>
+            <w:noProof/>
+          </w:rPr>
+          <w:t xml:space="preserve"> Summary</w:t>
         </w:r>
         <w:r>
           <w:rPr>
@@ -8873,7 +9613,7 @@
             <w:noProof/>
             <w:webHidden/>
           </w:rPr>
-          <w:instrText xml:space="preserve"> PAGEREF _Toc213260048 \h </w:instrText>
+          <w:instrText xml:space="preserve"> PAGEREF _Toc213271180 \h </w:instrText>
         </w:r>
         <w:r>
           <w:rPr>
@@ -8919,20 +9659,16 @@
           <w14:ligatures w14:val="standardContextual"/>
         </w:rPr>
       </w:pPr>
-      <w:hyperlink w:anchor="_Toc213260049" w:history="1">
+      <w:hyperlink w:anchor="_Toc213271181" w:history="1">
         <w:r>
           <w:rPr>
             <w:rStyle w:val="Hyperlink"/>
-            <w:b w:val="0"/>
-            <w:bCs w:val="0"/>
             <w:noProof/>
           </w:rPr>
           <w:t>Chapter 9 - Final Deliverables</w:t>
         </w:r>
         <w:r>
           <w:rPr>
-            <w:b w:val="0"/>
-            <w:bCs w:val="0"/>
             <w:noProof/>
             <w:webHidden/>
           </w:rPr>
@@ -8940,8 +9676,6 @@
         </w:r>
         <w:r>
           <w:rPr>
-            <w:b w:val="0"/>
-            <w:bCs w:val="0"/>
             <w:noProof/>
             <w:webHidden/>
           </w:rPr>
@@ -8949,25 +9683,19 @@
         </w:r>
         <w:r>
           <w:rPr>
-            <w:b w:val="0"/>
-            <w:bCs w:val="0"/>
-            <w:noProof/>
-            <w:webHidden/>
-          </w:rPr>
-          <w:instrText xml:space="preserve"> PAGEREF _Toc213260049 \h </w:instrText>
-        </w:r>
-        <w:r>
-          <w:rPr>
-            <w:b w:val="0"/>
-            <w:bCs w:val="0"/>
-            <w:noProof/>
-            <w:webHidden/>
-          </w:rPr>
-        </w:r>
-        <w:r>
-          <w:rPr>
-            <w:b w:val="0"/>
-            <w:bCs w:val="0"/>
+            <w:noProof/>
+            <w:webHidden/>
+          </w:rPr>
+          <w:instrText xml:space="preserve"> PAGEREF _Toc213271181 \h </w:instrText>
+        </w:r>
+        <w:r>
+          <w:rPr>
+            <w:noProof/>
+            <w:webHidden/>
+          </w:rPr>
+        </w:r>
+        <w:r>
+          <w:rPr>
             <w:noProof/>
             <w:webHidden/>
           </w:rPr>
@@ -8975,8 +9703,6 @@
         </w:r>
         <w:r>
           <w:rPr>
-            <w:b w:val="0"/>
-            <w:bCs w:val="0"/>
             <w:noProof/>
             <w:webHidden/>
           </w:rPr>
@@ -8984,8 +9710,6 @@
         </w:r>
         <w:r>
           <w:rPr>
-            <w:b w:val="0"/>
-            <w:bCs w:val="0"/>
             <w:noProof/>
             <w:webHidden/>
           </w:rPr>
@@ -9009,14 +9733,23 @@
           <w14:ligatures w14:val="standardContextual"/>
         </w:rPr>
       </w:pPr>
-      <w:hyperlink w:anchor="_Toc213260050" w:history="1">
+      <w:hyperlink w:anchor="_Toc213271182" w:history="1">
         <w:r>
           <w:rPr>
             <w:rStyle w:val="Hyperlink"/>
             <w:rFonts w:ascii="Times New Roman" w:hAnsi="Times New Roman"/>
-            <w:noProof/>
-          </w:rPr>
-          <w:t>9.1. Wireframes</w:t>
+            <w:b/>
+            <w:noProof/>
+          </w:rPr>
+          <w:t>9.1.</w:t>
+        </w:r>
+        <w:r>
+          <w:rPr>
+            <w:rStyle w:val="Hyperlink"/>
+            <w:rFonts w:ascii="Times New Roman" w:hAnsi="Times New Roman"/>
+            <w:noProof/>
+          </w:rPr>
+          <w:t xml:space="preserve"> Wireframes</w:t>
         </w:r>
         <w:r>
           <w:rPr>
@@ -9037,7 +9770,7 @@
             <w:noProof/>
             <w:webHidden/>
           </w:rPr>
-          <w:instrText xml:space="preserve"> PAGEREF _Toc213260050 \h </w:instrText>
+          <w:instrText xml:space="preserve"> PAGEREF _Toc213271182 \h </w:instrText>
         </w:r>
         <w:r>
           <w:rPr>
@@ -9084,14 +9817,23 @@
           <w14:ligatures w14:val="standardContextual"/>
         </w:rPr>
       </w:pPr>
-      <w:hyperlink w:anchor="_Toc213260051" w:history="1">
+      <w:hyperlink w:anchor="_Toc213271183" w:history="1">
         <w:r>
           <w:rPr>
             <w:rStyle w:val="Hyperlink"/>
             <w:rFonts w:ascii="Times New Roman" w:hAnsi="Times New Roman"/>
-            <w:noProof/>
-          </w:rPr>
-          <w:t>9.2. Test Documents</w:t>
+            <w:b/>
+            <w:noProof/>
+          </w:rPr>
+          <w:t>9.2.</w:t>
+        </w:r>
+        <w:r>
+          <w:rPr>
+            <w:rStyle w:val="Hyperlink"/>
+            <w:rFonts w:ascii="Times New Roman" w:hAnsi="Times New Roman"/>
+            <w:noProof/>
+          </w:rPr>
+          <w:t xml:space="preserve"> Test Documents</w:t>
         </w:r>
         <w:r>
           <w:rPr>
@@ -9112,7 +9854,7 @@
             <w:noProof/>
             <w:webHidden/>
           </w:rPr>
-          <w:instrText xml:space="preserve"> PAGEREF _Toc213260051 \h </w:instrText>
+          <w:instrText xml:space="preserve"> PAGEREF _Toc213271183 \h </w:instrText>
         </w:r>
         <w:r>
           <w:rPr>
@@ -9159,14 +9901,39 @@
           <w14:ligatures w14:val="standardContextual"/>
         </w:rPr>
       </w:pPr>
-      <w:hyperlink w:anchor="_Toc213260052" w:history="1">
+      <w:hyperlink w:anchor="_Toc213271184" w:history="1">
         <w:r>
           <w:rPr>
             <w:rStyle w:val="Hyperlink"/>
             <w:rFonts w:ascii="Times New Roman" w:hAnsi="Times New Roman"/>
-            <w:noProof/>
-          </w:rPr>
-          <w:t>9.3. Working System</w:t>
+            <w:b/>
+            <w:noProof/>
+          </w:rPr>
+          <w:t>9.3.</w:t>
+        </w:r>
+        <w:r>
+          <w:rPr>
+            <w:rStyle w:val="Hyperlink"/>
+            <w:rFonts w:ascii="Times New Roman" w:hAnsi="Times New Roman"/>
+            <w:noProof/>
+          </w:rPr>
+          <w:t xml:space="preserve"> Deployed S</w:t>
+        </w:r>
+        <w:r>
+          <w:rPr>
+            <w:rStyle w:val="Hyperlink"/>
+            <w:rFonts w:ascii="Times New Roman" w:hAnsi="Times New Roman"/>
+            <w:noProof/>
+          </w:rPr>
+          <w:t>y</w:t>
+        </w:r>
+        <w:r>
+          <w:rPr>
+            <w:rStyle w:val="Hyperlink"/>
+            <w:rFonts w:ascii="Times New Roman" w:hAnsi="Times New Roman"/>
+            <w:noProof/>
+          </w:rPr>
+          <w:t>stem</w:t>
         </w:r>
         <w:r>
           <w:rPr>
@@ -9187,7 +9954,7 @@
             <w:noProof/>
             <w:webHidden/>
           </w:rPr>
-          <w:instrText xml:space="preserve"> PAGEREF _Toc213260052 \h </w:instrText>
+          <w:instrText xml:space="preserve"> PAGEREF _Toc213271184 \h </w:instrText>
         </w:r>
         <w:r>
           <w:rPr>
@@ -9234,14 +10001,23 @@
           <w14:ligatures w14:val="standardContextual"/>
         </w:rPr>
       </w:pPr>
-      <w:hyperlink w:anchor="_Toc213260053" w:history="1">
+      <w:hyperlink w:anchor="_Toc213271185" w:history="1">
         <w:r>
           <w:rPr>
             <w:rStyle w:val="Hyperlink"/>
             <w:rFonts w:ascii="Times New Roman" w:hAnsi="Times New Roman"/>
-            <w:noProof/>
-          </w:rPr>
-          <w:t>9.4. Source Code</w:t>
+            <w:b/>
+            <w:noProof/>
+          </w:rPr>
+          <w:t>9.4.</w:t>
+        </w:r>
+        <w:r>
+          <w:rPr>
+            <w:rStyle w:val="Hyperlink"/>
+            <w:rFonts w:ascii="Times New Roman" w:hAnsi="Times New Roman"/>
+            <w:noProof/>
+          </w:rPr>
+          <w:t xml:space="preserve"> Source Code</w:t>
         </w:r>
         <w:r>
           <w:rPr>
@@ -9262,7 +10038,7 @@
             <w:noProof/>
             <w:webHidden/>
           </w:rPr>
-          <w:instrText xml:space="preserve"> PAGEREF _Toc213260053 \h </w:instrText>
+          <w:instrText xml:space="preserve"> PAGEREF _Toc213271185 \h </w:instrText>
         </w:r>
         <w:r>
           <w:rPr>
@@ -9309,14 +10085,15 @@
           <w14:ligatures w14:val="standardContextual"/>
         </w:rPr>
       </w:pPr>
-      <w:hyperlink w:anchor="_Toc213260054" w:history="1">
+      <w:hyperlink w:anchor="_Toc213271186" w:history="1">
         <w:r>
           <w:rPr>
             <w:rStyle w:val="Hyperlink"/>
             <w:rFonts w:ascii="Times New Roman" w:hAnsi="Times New Roman"/>
-            <w:noProof/>
-          </w:rPr>
-          <w:t xml:space="preserve">9.5. Demonstration </w:t>
+            <w:b/>
+            <w:noProof/>
+          </w:rPr>
+          <w:t>9.5.</w:t>
         </w:r>
         <w:r>
           <w:rPr>
@@ -9324,15 +10101,7 @@
             <w:rFonts w:ascii="Times New Roman" w:hAnsi="Times New Roman"/>
             <w:noProof/>
           </w:rPr>
-          <w:t>V</w:t>
-        </w:r>
-        <w:r>
-          <w:rPr>
-            <w:rStyle w:val="Hyperlink"/>
-            <w:rFonts w:ascii="Times New Roman" w:hAnsi="Times New Roman"/>
-            <w:noProof/>
-          </w:rPr>
-          <w:t>ideo</w:t>
+          <w:t xml:space="preserve"> Demonstration Video</w:t>
         </w:r>
         <w:r>
           <w:rPr>
@@ -9353,7 +10122,7 @@
             <w:noProof/>
             <w:webHidden/>
           </w:rPr>
-          <w:instrText xml:space="preserve"> PAGEREF _Toc213260054 \h </w:instrText>
+          <w:instrText xml:space="preserve"> PAGEREF _Toc213271186 \h </w:instrText>
         </w:r>
         <w:r>
           <w:rPr>
@@ -9419,7 +10188,7 @@
           <w:color w:val="000000" w:themeColor="text1"/>
         </w:rPr>
       </w:pPr>
-      <w:bookmarkStart w:id="2" w:name="_Toc213259941"/>
+      <w:bookmarkStart w:id="2" w:name="_Toc213271073"/>
       <w:r>
         <w:rPr>
           <w:rFonts w:ascii="Times New Roman" w:hAnsi="Times New Roman" w:cs="Times New Roman"/>
@@ -9439,7 +10208,7 @@
           <w:color w:val="000000" w:themeColor="text1"/>
         </w:rPr>
       </w:pPr>
-      <w:bookmarkStart w:id="3" w:name="_Toc213259942"/>
+      <w:bookmarkStart w:id="3" w:name="_Toc213271074"/>
       <w:r>
         <w:rPr>
           <w:rFonts w:ascii="Times New Roman" w:hAnsi="Times New Roman" w:cs="Times New Roman"/>
@@ -9494,7 +10263,7 @@
           <w:color w:val="000000" w:themeColor="text1"/>
         </w:rPr>
       </w:pPr>
-      <w:bookmarkStart w:id="4" w:name="_Toc213259943"/>
+      <w:bookmarkStart w:id="4" w:name="_Toc213271075"/>
       <w:r>
         <w:rPr>
           <w:rFonts w:ascii="Times New Roman" w:hAnsi="Times New Roman" w:cs="Times New Roman"/>
@@ -9651,7 +10420,7 @@
           <w:color w:val="000000" w:themeColor="text1"/>
         </w:rPr>
       </w:pPr>
-      <w:bookmarkStart w:id="5" w:name="_Toc213259944"/>
+      <w:bookmarkStart w:id="5" w:name="_Toc213271076"/>
       <w:r>
         <w:rPr>
           <w:rFonts w:ascii="Times New Roman" w:hAnsi="Times New Roman" w:cs="Times New Roman"/>
@@ -9823,7 +10592,7 @@
           <w:color w:val="000000" w:themeColor="text1"/>
         </w:rPr>
       </w:pPr>
-      <w:bookmarkStart w:id="6" w:name="_Toc213259945"/>
+      <w:bookmarkStart w:id="6" w:name="_Toc213271077"/>
       <w:r>
         <w:rPr>
           <w:rFonts w:ascii="Times New Roman" w:hAnsi="Times New Roman" w:cs="Times New Roman"/>
@@ -10023,7 +10792,7 @@
           <w:color w:val="000000" w:themeColor="text1"/>
         </w:rPr>
       </w:pPr>
-      <w:bookmarkStart w:id="7" w:name="_Toc213259946"/>
+      <w:bookmarkStart w:id="7" w:name="_Toc213271078"/>
       <w:r>
         <w:rPr>
           <w:rFonts w:ascii="Times New Roman" w:hAnsi="Times New Roman" w:cs="Times New Roman"/>
@@ -10181,7 +10950,7 @@
           <w:color w:val="000000" w:themeColor="text1"/>
         </w:rPr>
       </w:pPr>
-      <w:bookmarkStart w:id="8" w:name="_Toc213259947"/>
+      <w:bookmarkStart w:id="8" w:name="_Toc213271079"/>
       <w:r>
         <w:rPr>
           <w:rFonts w:ascii="Times New Roman" w:hAnsi="Times New Roman" w:cs="Times New Roman"/>
@@ -10431,7 +11200,7 @@
           <w:color w:val="000000" w:themeColor="text1"/>
         </w:rPr>
       </w:pPr>
-      <w:bookmarkStart w:id="9" w:name="_Toc213259948"/>
+      <w:bookmarkStart w:id="9" w:name="_Toc213271080"/>
       <w:r>
         <w:rPr>
           <w:rFonts w:ascii="Times New Roman" w:hAnsi="Times New Roman" w:cs="Times New Roman"/>
@@ -10817,7 +11586,7 @@
           <w:color w:val="000000" w:themeColor="text1"/>
         </w:rPr>
       </w:pPr>
-      <w:bookmarkStart w:id="10" w:name="_Toc213259949"/>
+      <w:bookmarkStart w:id="10" w:name="_Toc213271081"/>
       <w:r>
         <w:rPr>
           <w:rFonts w:ascii="Times New Roman" w:hAnsi="Times New Roman" w:cs="Times New Roman"/>
@@ -10992,7 +11761,7 @@
           <w:color w:val="000000" w:themeColor="text1"/>
         </w:rPr>
       </w:pPr>
-      <w:bookmarkStart w:id="11" w:name="_Toc213259950"/>
+      <w:bookmarkStart w:id="11" w:name="_Toc213271082"/>
       <w:r>
         <w:rPr>
           <w:rFonts w:ascii="Times New Roman" w:hAnsi="Times New Roman" w:cs="Times New Roman"/>
@@ -11095,7 +11864,7 @@
           <w:color w:val="000000" w:themeColor="text1"/>
         </w:rPr>
       </w:pPr>
-      <w:bookmarkStart w:id="12" w:name="_Toc213259951"/>
+      <w:bookmarkStart w:id="12" w:name="_Toc213271083"/>
       <w:r>
         <w:rPr>
           <w:rFonts w:ascii="Times New Roman" w:hAnsi="Times New Roman" w:cs="Times New Roman"/>
@@ -11178,7 +11947,7 @@
           <w:color w:val="000000" w:themeColor="text1"/>
         </w:rPr>
       </w:pPr>
-      <w:bookmarkStart w:id="13" w:name="_Toc213259952"/>
+      <w:bookmarkStart w:id="13" w:name="_Toc213271084"/>
       <w:r>
         <w:rPr>
           <w:rFonts w:ascii="Times New Roman" w:hAnsi="Times New Roman" w:cs="Times New Roman"/>
@@ -11197,7 +11966,7 @@
           <w:color w:val="000000" w:themeColor="text1"/>
         </w:rPr>
       </w:pPr>
-      <w:bookmarkStart w:id="14" w:name="_Toc213259953"/>
+      <w:bookmarkStart w:id="14" w:name="_Toc213271085"/>
       <w:r>
         <w:rPr>
           <w:rFonts w:ascii="Times New Roman" w:hAnsi="Times New Roman" w:cs="Times New Roman"/>
@@ -11274,57 +12043,39 @@
             <w:sz w:val="28"/>
             <w:szCs w:val="28"/>
           </w:rPr>
-          <w:t>Li</w:t>
-        </w:r>
+          <w:t>Link</w:t>
+        </w:r>
+      </w:hyperlink>
+    </w:p>
+    <w:p>
+      <w:pPr>
+        <w:spacing w:line="360" w:lineRule="auto"/>
+        <w:ind w:left="1440" w:right="170"/>
+        <w:jc w:val="both"/>
+        <w:rPr>
+          <w:rFonts w:ascii="Times New Roman" w:hAnsi="Times New Roman" w:cs="Times New Roman"/>
+          <w:color w:val="000000" w:themeColor="text1"/>
+        </w:rPr>
+      </w:pPr>
+      <w:r>
+        <w:rPr>
+          <w:rFonts w:ascii="Times New Roman" w:hAnsi="Times New Roman" w:cs="Times New Roman"/>
+          <w:color w:val="000000" w:themeColor="text1"/>
+        </w:rPr>
+        <w:t xml:space="preserve">Note: The design has page flows and interactive components and elements. To experience the page flows, click present after you open the link else you can click link here - </w:t>
+      </w:r>
+      <w:hyperlink r:id="rId11" w:history="1">
         <w:r>
           <w:rPr>
             <w:rStyle w:val="Hyperlink"/>
             <w:rFonts w:ascii="Times New Roman" w:hAnsi="Times New Roman" w:cs="Times New Roman"/>
-            <w:sz w:val="28"/>
-            <w:szCs w:val="28"/>
-          </w:rPr>
-          <w:t>n</w:t>
-        </w:r>
-        <w:r>
-          <w:rPr>
-            <w:rStyle w:val="Hyperlink"/>
-            <w:rFonts w:ascii="Times New Roman" w:hAnsi="Times New Roman" w:cs="Times New Roman"/>
-            <w:sz w:val="28"/>
-            <w:szCs w:val="28"/>
-          </w:rPr>
-          <w:t>k</w:t>
+          </w:rPr>
+          <w:t>link</w:t>
         </w:r>
       </w:hyperlink>
     </w:p>
     <w:p>
       <w:pPr>
-        <w:spacing w:line="360" w:lineRule="auto"/>
-        <w:ind w:left="1440" w:right="170"/>
-        <w:jc w:val="both"/>
-        <w:rPr>
-          <w:rFonts w:ascii="Times New Roman" w:hAnsi="Times New Roman" w:cs="Times New Roman"/>
-          <w:color w:val="000000" w:themeColor="text1"/>
-        </w:rPr>
-      </w:pPr>
-      <w:r>
-        <w:rPr>
-          <w:rFonts w:ascii="Times New Roman" w:hAnsi="Times New Roman" w:cs="Times New Roman"/>
-          <w:color w:val="000000" w:themeColor="text1"/>
-        </w:rPr>
-        <w:t xml:space="preserve">Note: The design has page flows and interactive components and elements. To experience the page flows, click present after you open the link else you can click link here - </w:t>
-      </w:r>
-      <w:hyperlink r:id="rId11" w:history="1">
-        <w:r>
-          <w:rPr>
-            <w:rStyle w:val="Hyperlink"/>
-            <w:rFonts w:ascii="Times New Roman" w:hAnsi="Times New Roman" w:cs="Times New Roman"/>
-          </w:rPr>
-          <w:t>link</w:t>
-        </w:r>
-      </w:hyperlink>
-    </w:p>
-    <w:p>
-      <w:pPr>
         <w:pStyle w:val="Heading2"/>
         <w:spacing w:line="360" w:lineRule="auto"/>
         <w:rPr>
@@ -11332,7 +12083,7 @@
           <w:color w:val="000000" w:themeColor="text1"/>
         </w:rPr>
       </w:pPr>
-      <w:bookmarkStart w:id="15" w:name="_Toc213259954"/>
+      <w:bookmarkStart w:id="15" w:name="_Toc213271086"/>
       <w:r>
         <w:rPr>
           <w:rFonts w:ascii="Times New Roman" w:hAnsi="Times New Roman" w:cs="Times New Roman"/>
@@ -12151,7 +12902,7 @@
           <w:color w:val="000000" w:themeColor="text1"/>
         </w:rPr>
       </w:pPr>
-      <w:bookmarkStart w:id="16" w:name="_Toc213259955"/>
+      <w:bookmarkStart w:id="16" w:name="_Toc213271087"/>
       <w:r>
         <w:rPr>
           <w:rFonts w:ascii="Times New Roman" w:hAnsi="Times New Roman" w:cs="Times New Roman"/>
@@ -12305,7 +13056,7 @@
           <w:color w:val="000000" w:themeColor="text1"/>
         </w:rPr>
       </w:pPr>
-      <w:bookmarkStart w:id="17" w:name="_Toc213259956"/>
+      <w:bookmarkStart w:id="17" w:name="_Toc213271088"/>
       <w:r>
         <w:rPr>
           <w:rFonts w:ascii="Times New Roman" w:hAnsi="Times New Roman" w:cs="Times New Roman"/>
@@ -12926,7 +13677,7 @@
           <w:color w:val="000000" w:themeColor="text1"/>
         </w:rPr>
       </w:pPr>
-      <w:bookmarkStart w:id="18" w:name="_Toc213259957"/>
+      <w:bookmarkStart w:id="18" w:name="_Toc213271089"/>
       <w:r>
         <w:rPr>
           <w:rFonts w:ascii="Times New Roman" w:hAnsi="Times New Roman" w:cs="Times New Roman"/>
@@ -13072,7 +13823,7 @@
           <w:color w:val="000000" w:themeColor="text1"/>
         </w:rPr>
       </w:pPr>
-      <w:bookmarkStart w:id="19" w:name="_Toc213259958"/>
+      <w:bookmarkStart w:id="19" w:name="_Toc213271090"/>
       <w:r>
         <w:rPr>
           <w:rFonts w:ascii="Times New Roman" w:hAnsi="Times New Roman" w:cs="Times New Roman"/>
@@ -13489,7 +14240,7 @@
           <w:color w:val="000000" w:themeColor="text1"/>
         </w:rPr>
       </w:pPr>
-      <w:bookmarkStart w:id="20" w:name="_Toc213259959"/>
+      <w:bookmarkStart w:id="20" w:name="_Toc213271091"/>
       <w:r>
         <w:rPr>
           <w:rFonts w:ascii="Times New Roman" w:hAnsi="Times New Roman" w:cs="Times New Roman"/>
@@ -13984,7 +14735,7 @@
           <w:color w:val="000000" w:themeColor="text1"/>
         </w:rPr>
       </w:pPr>
-      <w:bookmarkStart w:id="21" w:name="_Toc213259960"/>
+      <w:bookmarkStart w:id="21" w:name="_Toc213271092"/>
       <w:r>
         <w:rPr>
           <w:rFonts w:ascii="Times New Roman" w:hAnsi="Times New Roman" w:cs="Times New Roman"/>
@@ -14423,7 +15174,7 @@
           <w:color w:val="000000" w:themeColor="text1"/>
         </w:rPr>
       </w:pPr>
-      <w:bookmarkStart w:id="22" w:name="_Toc213259961"/>
+      <w:bookmarkStart w:id="22" w:name="_Toc213271093"/>
       <w:r>
         <w:rPr>
           <w:rFonts w:ascii="Times New Roman" w:hAnsi="Times New Roman" w:cs="Times New Roman"/>
@@ -14570,7 +15321,7 @@
           <w:color w:val="000000" w:themeColor="text1"/>
         </w:rPr>
       </w:pPr>
-      <w:bookmarkStart w:id="23" w:name="_Toc213259962"/>
+      <w:bookmarkStart w:id="23" w:name="_Toc213271094"/>
       <w:r>
         <w:rPr>
           <w:rFonts w:ascii="Times New Roman" w:hAnsi="Times New Roman" w:cs="Times New Roman"/>
@@ -14718,7 +15469,7 @@
           <w:color w:val="000000" w:themeColor="text1"/>
         </w:rPr>
       </w:pPr>
-      <w:bookmarkStart w:id="24" w:name="_Toc213259963"/>
+      <w:bookmarkStart w:id="24" w:name="_Toc213271095"/>
       <w:r>
         <w:rPr>
           <w:rFonts w:ascii="Times New Roman" w:hAnsi="Times New Roman" w:cs="Times New Roman"/>
@@ -14837,7 +15588,7 @@
           <w:color w:val="000000" w:themeColor="text1"/>
         </w:rPr>
       </w:pPr>
-      <w:bookmarkStart w:id="25" w:name="_Toc213259964"/>
+      <w:bookmarkStart w:id="25" w:name="_Toc213271096"/>
       <w:r>
         <w:rPr>
           <w:rFonts w:ascii="Times New Roman" w:hAnsi="Times New Roman" w:cs="Times New Roman"/>
@@ -14921,7 +15672,7 @@
           <w:color w:val="000000" w:themeColor="text1"/>
         </w:rPr>
       </w:pPr>
-      <w:bookmarkStart w:id="26" w:name="_Toc213259965"/>
+      <w:bookmarkStart w:id="26" w:name="_Toc213271097"/>
       <w:r>
         <w:rPr>
           <w:rFonts w:ascii="Times New Roman" w:hAnsi="Times New Roman" w:cs="Times New Roman"/>
@@ -14940,7 +15691,7 @@
           <w:color w:val="000000" w:themeColor="text1"/>
         </w:rPr>
       </w:pPr>
-      <w:bookmarkStart w:id="27" w:name="_Toc213259966"/>
+      <w:bookmarkStart w:id="27" w:name="_Toc213271098"/>
       <w:r>
         <w:rPr>
           <w:rFonts w:ascii="Times New Roman" w:hAnsi="Times New Roman" w:cs="Times New Roman"/>
@@ -15021,7 +15772,7 @@
           <w:color w:val="000000" w:themeColor="text1"/>
         </w:rPr>
       </w:pPr>
-      <w:bookmarkStart w:id="28" w:name="_Toc213259967"/>
+      <w:bookmarkStart w:id="28" w:name="_Toc213271099"/>
       <w:r>
         <w:rPr>
           <w:rFonts w:ascii="Times New Roman" w:hAnsi="Times New Roman" w:cs="Times New Roman"/>
@@ -15519,7 +16270,7 @@
           <w:color w:val="000000" w:themeColor="text1"/>
         </w:rPr>
       </w:pPr>
-      <w:bookmarkStart w:id="29" w:name="_Toc213259968"/>
+      <w:bookmarkStart w:id="29" w:name="_Toc213271100"/>
       <w:r>
         <w:rPr>
           <w:rFonts w:ascii="Times New Roman" w:hAnsi="Times New Roman" w:cs="Times New Roman"/>
@@ -15886,7 +16637,7 @@
           <w:color w:val="000000" w:themeColor="text1"/>
         </w:rPr>
       </w:pPr>
-      <w:bookmarkStart w:id="30" w:name="_Toc213259969"/>
+      <w:bookmarkStart w:id="30" w:name="_Toc213271101"/>
       <w:r>
         <w:rPr>
           <w:rFonts w:ascii="Times New Roman" w:hAnsi="Times New Roman" w:cs="Times New Roman"/>
@@ -15912,7 +16663,7 @@
           <w:color w:val="000000" w:themeColor="text1"/>
         </w:rPr>
       </w:pPr>
-      <w:bookmarkStart w:id="31" w:name="_Toc213259970"/>
+      <w:bookmarkStart w:id="31" w:name="_Toc213271102"/>
       <w:r>
         <w:rPr>
           <w:rFonts w:ascii="Times New Roman" w:hAnsi="Times New Roman" w:cs="Times New Roman"/>
@@ -16031,7 +16782,7 @@
           <w:color w:val="000000" w:themeColor="text1"/>
         </w:rPr>
       </w:pPr>
-      <w:bookmarkStart w:id="32" w:name="_Toc213259971"/>
+      <w:bookmarkStart w:id="32" w:name="_Toc213271103"/>
       <w:r>
         <w:rPr>
           <w:rFonts w:ascii="Times New Roman" w:hAnsi="Times New Roman" w:cs="Times New Roman"/>
@@ -16831,7 +17582,7 @@
           <w:color w:val="000000" w:themeColor="text1"/>
         </w:rPr>
       </w:pPr>
-      <w:bookmarkStart w:id="33" w:name="_Toc213259972"/>
+      <w:bookmarkStart w:id="33" w:name="_Toc213271104"/>
       <w:r>
         <w:rPr>
           <w:rFonts w:ascii="Times New Roman" w:hAnsi="Times New Roman" w:cs="Times New Roman"/>
@@ -17074,7 +17825,7 @@
           <w:color w:val="000000" w:themeColor="text1"/>
         </w:rPr>
       </w:pPr>
-      <w:bookmarkStart w:id="34" w:name="_Toc213259973"/>
+      <w:bookmarkStart w:id="34" w:name="_Toc213271105"/>
       <w:r>
         <w:rPr>
           <w:rFonts w:ascii="Times New Roman" w:hAnsi="Times New Roman" w:cs="Times New Roman"/>
@@ -17276,7 +18027,7 @@
           <w:color w:val="000000" w:themeColor="text1"/>
         </w:rPr>
       </w:pPr>
-      <w:bookmarkStart w:id="35" w:name="_Toc213259974"/>
+      <w:bookmarkStart w:id="35" w:name="_Toc213271106"/>
       <w:r>
         <w:rPr>
           <w:rFonts w:ascii="Times New Roman" w:hAnsi="Times New Roman" w:cs="Times New Roman"/>
@@ -17368,7 +18119,7 @@
           <w:color w:val="000000" w:themeColor="text1"/>
         </w:rPr>
       </w:pPr>
-      <w:bookmarkStart w:id="36" w:name="_Toc213259975"/>
+      <w:bookmarkStart w:id="36" w:name="_Toc213271107"/>
       <w:r>
         <w:rPr>
           <w:rFonts w:ascii="Times New Roman" w:hAnsi="Times New Roman" w:cs="Times New Roman"/>
@@ -17394,7 +18145,7 @@
           <w:color w:val="000000" w:themeColor="text1"/>
         </w:rPr>
       </w:pPr>
-      <w:bookmarkStart w:id="37" w:name="_Toc213259976"/>
+      <w:bookmarkStart w:id="37" w:name="_Toc213271108"/>
       <w:r>
         <w:rPr>
           <w:rFonts w:ascii="Times New Roman" w:hAnsi="Times New Roman" w:cs="Times New Roman"/>
@@ -17850,7 +18601,7 @@
           <w:color w:val="000000" w:themeColor="text1"/>
         </w:rPr>
       </w:pPr>
-      <w:bookmarkStart w:id="38" w:name="_Toc213259977"/>
+      <w:bookmarkStart w:id="38" w:name="_Toc213271109"/>
       <w:r>
         <w:rPr>
           <w:rFonts w:ascii="Times New Roman" w:hAnsi="Times New Roman" w:cs="Times New Roman"/>
@@ -18235,7 +18986,7 @@
           <w:color w:val="000000" w:themeColor="text1"/>
         </w:rPr>
       </w:pPr>
-      <w:bookmarkStart w:id="39" w:name="_Toc213259978"/>
+      <w:bookmarkStart w:id="39" w:name="_Toc213271110"/>
       <w:r>
         <w:rPr>
           <w:rFonts w:ascii="Times New Roman" w:hAnsi="Times New Roman" w:cs="Times New Roman"/>
@@ -18270,7 +19021,7 @@
         </w:rPr>
         <w:t xml:space="preserve"> </w:t>
       </w:r>
-      <w:bookmarkStart w:id="40" w:name="_Toc213259979"/>
+      <w:bookmarkStart w:id="40" w:name="_Toc213271111"/>
       <w:r>
         <w:rPr>
           <w:rFonts w:ascii="Times New Roman" w:hAnsi="Times New Roman" w:cs="Times New Roman"/>
@@ -18403,7 +19154,7 @@
           <w:color w:val="000000" w:themeColor="text1"/>
         </w:rPr>
       </w:pPr>
-      <w:bookmarkStart w:id="41" w:name="_Toc213259980"/>
+      <w:bookmarkStart w:id="41" w:name="_Toc213271112"/>
       <w:r>
         <w:rPr>
           <w:rFonts w:ascii="Times New Roman" w:hAnsi="Times New Roman" w:cs="Times New Roman"/>
@@ -18472,7 +19223,7 @@
           <w:color w:val="000000" w:themeColor="text1"/>
         </w:rPr>
       </w:pPr>
-      <w:bookmarkStart w:id="42" w:name="_Toc213259981"/>
+      <w:bookmarkStart w:id="42" w:name="_Toc213271113"/>
       <w:r>
         <w:rPr>
           <w:rFonts w:ascii="Times New Roman" w:hAnsi="Times New Roman" w:cs="Times New Roman"/>
@@ -18492,7 +19243,7 @@
           <w:color w:val="000000" w:themeColor="text1"/>
         </w:rPr>
       </w:pPr>
-      <w:bookmarkStart w:id="43" w:name="_Toc213259982"/>
+      <w:bookmarkStart w:id="43" w:name="_Toc213271114"/>
       <w:r>
         <w:rPr>
           <w:rFonts w:ascii="Times New Roman" w:hAnsi="Times New Roman" w:cs="Times New Roman"/>
@@ -18764,7 +19515,7 @@
           <w:color w:val="000000" w:themeColor="text1"/>
         </w:rPr>
       </w:pPr>
-      <w:bookmarkStart w:id="44" w:name="_Toc213259983"/>
+      <w:bookmarkStart w:id="44" w:name="_Toc213271115"/>
       <w:r>
         <w:rPr>
           <w:rFonts w:ascii="Times New Roman" w:hAnsi="Times New Roman" w:cs="Times New Roman"/>
@@ -19088,7 +19839,7 @@
           <w:color w:val="000000" w:themeColor="text1"/>
         </w:rPr>
       </w:pPr>
-      <w:bookmarkStart w:id="45" w:name="_Toc213259984"/>
+      <w:bookmarkStart w:id="45" w:name="_Toc213271116"/>
       <w:r>
         <w:rPr>
           <w:rFonts w:ascii="Times New Roman" w:hAnsi="Times New Roman" w:cs="Times New Roman"/>
@@ -19713,7 +20464,7 @@
           <w:color w:val="000000" w:themeColor="text1"/>
         </w:rPr>
       </w:pPr>
-      <w:bookmarkStart w:id="46" w:name="_Toc213259985"/>
+      <w:bookmarkStart w:id="46" w:name="_Toc213271117"/>
       <w:r>
         <w:rPr>
           <w:rFonts w:ascii="Times New Roman" w:hAnsi="Times New Roman" w:cs="Times New Roman"/>
@@ -19956,7 +20707,7 @@
           <w:color w:val="000000" w:themeColor="text1"/>
         </w:rPr>
       </w:pPr>
-      <w:bookmarkStart w:id="47" w:name="_Toc213259986"/>
+      <w:bookmarkStart w:id="47" w:name="_Toc213271118"/>
       <w:r>
         <w:rPr>
           <w:rFonts w:ascii="Times New Roman" w:hAnsi="Times New Roman" w:cs="Times New Roman"/>
@@ -20040,7 +20791,7 @@
           <w:color w:val="000000" w:themeColor="text1"/>
         </w:rPr>
       </w:pPr>
-      <w:bookmarkStart w:id="48" w:name="_Toc213259987"/>
+      <w:bookmarkStart w:id="48" w:name="_Toc213271119"/>
       <w:r>
         <w:rPr>
           <w:rFonts w:ascii="Times New Roman" w:hAnsi="Times New Roman" w:cs="Times New Roman"/>
@@ -20059,7 +20810,7 @@
           <w:color w:val="000000" w:themeColor="text1"/>
         </w:rPr>
       </w:pPr>
-      <w:bookmarkStart w:id="49" w:name="_Toc213259988"/>
+      <w:bookmarkStart w:id="49" w:name="_Toc213271120"/>
       <w:r>
         <w:rPr>
           <w:rFonts w:ascii="Times New Roman" w:hAnsi="Times New Roman" w:cs="Times New Roman"/>
@@ -20132,7 +20883,7 @@
           <w:color w:val="000000" w:themeColor="text1"/>
         </w:rPr>
       </w:pPr>
-      <w:bookmarkStart w:id="50" w:name="_Toc213259989"/>
+      <w:bookmarkStart w:id="50" w:name="_Toc213271121"/>
       <w:r>
         <w:rPr>
           <w:rFonts w:ascii="Times New Roman" w:hAnsi="Times New Roman" w:cs="Times New Roman"/>
@@ -20169,7 +20920,7 @@
           <w:color w:val="000000" w:themeColor="text1"/>
         </w:rPr>
       </w:pPr>
-      <w:bookmarkStart w:id="51" w:name="_Toc213259990"/>
+      <w:bookmarkStart w:id="51" w:name="_Toc213271122"/>
       <w:r>
         <w:rPr>
           <w:rFonts w:ascii="Times New Roman" w:hAnsi="Times New Roman" w:cs="Times New Roman"/>
@@ -20333,7 +21084,7 @@
           <w:color w:val="000000" w:themeColor="text1"/>
         </w:rPr>
       </w:pPr>
-      <w:bookmarkStart w:id="52" w:name="_Toc213259991"/>
+      <w:bookmarkStart w:id="52" w:name="_Toc213271123"/>
       <w:r>
         <w:rPr>
           <w:rFonts w:ascii="Times New Roman" w:hAnsi="Times New Roman" w:cs="Times New Roman"/>
@@ -20634,7 +21385,7 @@
           <w:color w:val="000000" w:themeColor="text1"/>
         </w:rPr>
       </w:pPr>
-      <w:bookmarkStart w:id="53" w:name="_Toc213259992"/>
+      <w:bookmarkStart w:id="53" w:name="_Toc213271124"/>
       <w:r>
         <w:rPr>
           <w:rFonts w:ascii="Times New Roman" w:hAnsi="Times New Roman" w:cs="Times New Roman"/>
@@ -21335,7 +22086,7 @@
           <w:color w:val="000000" w:themeColor="text1"/>
         </w:rPr>
       </w:pPr>
-      <w:bookmarkStart w:id="54" w:name="_Toc213259993"/>
+      <w:bookmarkStart w:id="54" w:name="_Toc213271125"/>
       <w:r>
         <w:rPr>
           <w:rFonts w:ascii="Times New Roman" w:hAnsi="Times New Roman" w:cs="Times New Roman"/>
@@ -22176,7 +22927,7 @@
           <w:color w:val="000000" w:themeColor="text1"/>
         </w:rPr>
       </w:pPr>
-      <w:bookmarkStart w:id="55" w:name="_Toc213259994"/>
+      <w:bookmarkStart w:id="55" w:name="_Toc213271126"/>
       <w:r>
         <w:rPr>
           <w:rFonts w:ascii="Times New Roman" w:hAnsi="Times New Roman" w:cs="Times New Roman"/>
@@ -22195,7 +22946,7 @@
           <w:color w:val="000000" w:themeColor="text1"/>
         </w:rPr>
       </w:pPr>
-      <w:bookmarkStart w:id="56" w:name="_Toc213259995"/>
+      <w:bookmarkStart w:id="56" w:name="_Toc213271127"/>
       <w:r>
         <w:rPr>
           <w:rFonts w:ascii="Times New Roman" w:hAnsi="Times New Roman" w:cs="Times New Roman"/>
@@ -22607,7 +23358,7 @@
           <w:color w:val="000000" w:themeColor="text1"/>
         </w:rPr>
       </w:pPr>
-      <w:bookmarkStart w:id="57" w:name="_Toc213259996"/>
+      <w:bookmarkStart w:id="57" w:name="_Toc213271128"/>
       <w:r>
         <w:rPr>
           <w:rFonts w:ascii="Times New Roman" w:hAnsi="Times New Roman" w:cs="Times New Roman"/>
@@ -22680,7 +23431,7 @@
           <w:color w:val="000000" w:themeColor="text1"/>
         </w:rPr>
       </w:pPr>
-      <w:bookmarkStart w:id="58" w:name="_Toc213259997"/>
+      <w:bookmarkStart w:id="58" w:name="_Toc213271129"/>
       <w:r>
         <w:rPr>
           <w:rFonts w:ascii="Times New Roman" w:hAnsi="Times New Roman" w:cs="Times New Roman"/>
@@ -22816,7 +23567,7 @@
           <w:color w:val="000000" w:themeColor="text1"/>
         </w:rPr>
       </w:pPr>
-      <w:bookmarkStart w:id="59" w:name="_Toc213259998"/>
+      <w:bookmarkStart w:id="59" w:name="_Toc213271130"/>
       <w:r>
         <w:rPr>
           <w:rFonts w:ascii="Times New Roman" w:hAnsi="Times New Roman" w:cs="Times New Roman"/>
@@ -22948,7 +23699,7 @@
           <w:color w:val="000000" w:themeColor="text1"/>
         </w:rPr>
       </w:pPr>
-      <w:bookmarkStart w:id="60" w:name="_Toc213259999"/>
+      <w:bookmarkStart w:id="60" w:name="_Toc213271131"/>
       <w:r>
         <w:rPr>
           <w:rFonts w:ascii="Times New Roman" w:hAnsi="Times New Roman" w:cs="Times New Roman"/>
@@ -23047,7 +23798,7 @@
           <w:color w:val="000000" w:themeColor="text1"/>
         </w:rPr>
       </w:pPr>
-      <w:bookmarkStart w:id="61" w:name="_Toc213260000"/>
+      <w:bookmarkStart w:id="61" w:name="_Toc213271132"/>
       <w:r>
         <w:rPr>
           <w:rFonts w:ascii="Times New Roman" w:hAnsi="Times New Roman" w:cs="Times New Roman"/>
@@ -23066,7 +23817,7 @@
           <w:color w:val="000000" w:themeColor="text1"/>
         </w:rPr>
       </w:pPr>
-      <w:bookmarkStart w:id="62" w:name="_Toc213260001"/>
+      <w:bookmarkStart w:id="62" w:name="_Toc213271133"/>
       <w:r>
         <w:rPr>
           <w:rFonts w:ascii="Times New Roman" w:hAnsi="Times New Roman" w:cs="Times New Roman"/>
@@ -23139,7 +23890,7 @@
           <w:color w:val="000000" w:themeColor="text1"/>
         </w:rPr>
       </w:pPr>
-      <w:bookmarkStart w:id="63" w:name="_Toc213260002"/>
+      <w:bookmarkStart w:id="63" w:name="_Toc213271134"/>
       <w:r>
         <w:rPr>
           <w:rFonts w:ascii="Times New Roman" w:hAnsi="Times New Roman" w:cs="Times New Roman"/>
@@ -23343,7 +24094,7 @@
           <w:color w:val="000000" w:themeColor="text1"/>
         </w:rPr>
       </w:pPr>
-      <w:bookmarkStart w:id="64" w:name="_Toc213260003"/>
+      <w:bookmarkStart w:id="64" w:name="_Toc213271135"/>
       <w:r>
         <w:rPr>
           <w:rFonts w:ascii="Times New Roman" w:hAnsi="Times New Roman" w:cs="Times New Roman"/>
@@ -24091,7 +24842,7 @@
           <w:color w:val="000000" w:themeColor="text1"/>
         </w:rPr>
       </w:pPr>
-      <w:bookmarkStart w:id="65" w:name="_Toc213260004"/>
+      <w:bookmarkStart w:id="65" w:name="_Toc213271136"/>
       <w:r>
         <w:rPr>
           <w:rFonts w:ascii="Times New Roman" w:hAnsi="Times New Roman" w:cs="Times New Roman"/>
@@ -24594,7 +25345,7 @@
           <w:color w:val="000000" w:themeColor="text1"/>
         </w:rPr>
       </w:pPr>
-      <w:bookmarkStart w:id="66" w:name="_Toc213260005"/>
+      <w:bookmarkStart w:id="66" w:name="_Toc213271137"/>
       <w:r>
         <w:rPr>
           <w:rFonts w:ascii="Times New Roman" w:hAnsi="Times New Roman" w:cs="Times New Roman"/>
@@ -24643,23 +25394,7 @@
             <w:rFonts w:ascii="Times New Roman" w:hAnsi="Times New Roman" w:cs="Times New Roman"/>
             <w:color w:val="45B0E1" w:themeColor="accent1" w:themeTint="99"/>
           </w:rPr>
-          <w:t>L</w:t>
-        </w:r>
-        <w:r>
-          <w:rPr>
-            <w:rStyle w:val="Hyperlink"/>
-            <w:rFonts w:ascii="Times New Roman" w:hAnsi="Times New Roman" w:cs="Times New Roman"/>
-            <w:color w:val="45B0E1" w:themeColor="accent1" w:themeTint="99"/>
-          </w:rPr>
-          <w:t>i</w:t>
-        </w:r>
-        <w:r>
-          <w:rPr>
-            <w:rStyle w:val="Hyperlink"/>
-            <w:rFonts w:ascii="Times New Roman" w:hAnsi="Times New Roman" w:cs="Times New Roman"/>
-            <w:color w:val="45B0E1" w:themeColor="accent1" w:themeTint="99"/>
-          </w:rPr>
-          <w:t>nk</w:t>
+          <w:t>Link</w:t>
         </w:r>
       </w:hyperlink>
       <w:r>
@@ -24690,7 +25425,7 @@
           <w:color w:val="000000" w:themeColor="text1"/>
         </w:rPr>
       </w:pPr>
-      <w:bookmarkStart w:id="67" w:name="_Toc213260006"/>
+      <w:bookmarkStart w:id="67" w:name="_Toc213271138"/>
       <w:r>
         <w:rPr>
           <w:rFonts w:ascii="Times New Roman" w:hAnsi="Times New Roman" w:cs="Times New Roman"/>
@@ -25399,7 +26134,7 @@
           <w:color w:val="000000" w:themeColor="text1"/>
         </w:rPr>
       </w:pPr>
-      <w:bookmarkStart w:id="68" w:name="_Toc213260007"/>
+      <w:bookmarkStart w:id="68" w:name="_Toc213271139"/>
       <w:r>
         <w:rPr>
           <w:rFonts w:ascii="Times New Roman" w:hAnsi="Times New Roman" w:cs="Times New Roman"/>
@@ -25514,7 +26249,7 @@
           <w:color w:val="000000" w:themeColor="text1"/>
         </w:rPr>
       </w:pPr>
-      <w:bookmarkStart w:id="69" w:name="_Toc213260008"/>
+      <w:bookmarkStart w:id="69" w:name="_Toc213271140"/>
       <w:r>
         <w:rPr>
           <w:rFonts w:ascii="Times New Roman" w:hAnsi="Times New Roman" w:cs="Times New Roman"/>
@@ -25636,7 +26371,7 @@
           <w:color w:val="000000" w:themeColor="text1"/>
         </w:rPr>
       </w:pPr>
-      <w:bookmarkStart w:id="70" w:name="_Toc213260009"/>
+      <w:bookmarkStart w:id="70" w:name="_Toc213271141"/>
       <w:r>
         <w:rPr>
           <w:rFonts w:ascii="Times New Roman" w:hAnsi="Times New Roman" w:cs="Times New Roman"/>
@@ -25783,27 +26518,7 @@
                   <w:sz w:val="20"/>
                   <w:szCs w:val="20"/>
                 </w:rPr>
-                <w:t>Test Scenario Doc</w:t>
-              </w:r>
-              <w:r>
-                <w:rPr>
-                  <w:rStyle w:val="Hyperlink"/>
-                  <w:rFonts w:ascii="Times New Roman" w:hAnsi="Times New Roman" w:cs="Times New Roman"/>
-                  <w:color w:val="45B0E1" w:themeColor="accent1" w:themeTint="99"/>
-                  <w:sz w:val="20"/>
-                  <w:szCs w:val="20"/>
-                </w:rPr>
-                <w:t>u</w:t>
-              </w:r>
-              <w:r>
-                <w:rPr>
-                  <w:rStyle w:val="Hyperlink"/>
-                  <w:rFonts w:ascii="Times New Roman" w:hAnsi="Times New Roman" w:cs="Times New Roman"/>
-                  <w:color w:val="45B0E1" w:themeColor="accent1" w:themeTint="99"/>
-                  <w:sz w:val="20"/>
-                  <w:szCs w:val="20"/>
-                </w:rPr>
-                <w:t>ment</w:t>
+                <w:t>Test Scenario Document</w:t>
               </w:r>
             </w:hyperlink>
           </w:p>
@@ -25908,17 +26623,7 @@
                   <w:sz w:val="20"/>
                   <w:szCs w:val="20"/>
                 </w:rPr>
-                <w:t>Test Case Documen</w:t>
-              </w:r>
-              <w:r>
-                <w:rPr>
-                  <w:rStyle w:val="Hyperlink"/>
-                  <w:rFonts w:ascii="Times New Roman" w:hAnsi="Times New Roman" w:cs="Times New Roman"/>
-                  <w:color w:val="45B0E1" w:themeColor="accent1" w:themeTint="99"/>
-                  <w:sz w:val="20"/>
-                  <w:szCs w:val="20"/>
-                </w:rPr>
-                <w:t>t</w:t>
+                <w:t>Test Case Document</w:t>
               </w:r>
             </w:hyperlink>
           </w:p>
@@ -26023,27 +26728,7 @@
                   <w:sz w:val="20"/>
                   <w:szCs w:val="20"/>
                 </w:rPr>
-                <w:t>Test Design Do</w:t>
-              </w:r>
-              <w:r>
-                <w:rPr>
-                  <w:rStyle w:val="Hyperlink"/>
-                  <w:rFonts w:ascii="Times New Roman" w:hAnsi="Times New Roman" w:cs="Times New Roman"/>
-                  <w:color w:val="45B0E1" w:themeColor="accent1" w:themeTint="99"/>
-                  <w:sz w:val="20"/>
-                  <w:szCs w:val="20"/>
-                </w:rPr>
-                <w:t>c</w:t>
-              </w:r>
-              <w:r>
-                <w:rPr>
-                  <w:rStyle w:val="Hyperlink"/>
-                  <w:rFonts w:ascii="Times New Roman" w:hAnsi="Times New Roman" w:cs="Times New Roman"/>
-                  <w:color w:val="45B0E1" w:themeColor="accent1" w:themeTint="99"/>
-                  <w:sz w:val="20"/>
-                  <w:szCs w:val="20"/>
-                </w:rPr>
-                <w:t>ument</w:t>
+                <w:t>Test Design Document</w:t>
               </w:r>
             </w:hyperlink>
           </w:p>
@@ -26145,7 +26830,7 @@
           <w:color w:val="000000" w:themeColor="text1"/>
         </w:rPr>
       </w:pPr>
-      <w:bookmarkStart w:id="71" w:name="_Toc213260010"/>
+      <w:bookmarkStart w:id="71" w:name="_Toc213271142"/>
       <w:r>
         <w:rPr>
           <w:rFonts w:ascii="Times New Roman" w:hAnsi="Times New Roman" w:cs="Times New Roman"/>
@@ -26246,7 +26931,7 @@
           <w:color w:val="000000" w:themeColor="text1"/>
         </w:rPr>
       </w:pPr>
-      <w:bookmarkStart w:id="72" w:name="_Toc213260011"/>
+      <w:bookmarkStart w:id="72" w:name="_Toc213271143"/>
       <w:r>
         <w:rPr>
           <w:rFonts w:ascii="Times New Roman" w:hAnsi="Times New Roman" w:cs="Times New Roman"/>
@@ -26265,7 +26950,7 @@
           <w:color w:val="000000" w:themeColor="text1"/>
         </w:rPr>
       </w:pPr>
-      <w:bookmarkStart w:id="73" w:name="_Toc213260012"/>
+      <w:bookmarkStart w:id="73" w:name="_Toc213271144"/>
       <w:r>
         <w:rPr>
           <w:rFonts w:ascii="Times New Roman" w:hAnsi="Times New Roman" w:cs="Times New Roman"/>
@@ -26338,7 +27023,7 @@
           <w:color w:val="000000" w:themeColor="text1"/>
         </w:rPr>
       </w:pPr>
-      <w:bookmarkStart w:id="74" w:name="_Toc213260013"/>
+      <w:bookmarkStart w:id="74" w:name="_Toc213271145"/>
       <w:r>
         <w:rPr>
           <w:rFonts w:ascii="Times New Roman" w:hAnsi="Times New Roman" w:cs="Times New Roman"/>
@@ -26545,7 +27230,7 @@
           <w:color w:val="000000" w:themeColor="text1"/>
         </w:rPr>
       </w:pPr>
-      <w:bookmarkStart w:id="75" w:name="_Toc213260014"/>
+      <w:bookmarkStart w:id="75" w:name="_Toc213271146"/>
       <w:r>
         <w:rPr>
           <w:rFonts w:ascii="Times New Roman" w:hAnsi="Times New Roman" w:cs="Times New Roman"/>
@@ -26564,7 +27249,7 @@
           <w:color w:val="000000" w:themeColor="text1"/>
         </w:rPr>
       </w:pPr>
-      <w:bookmarkStart w:id="76" w:name="_Toc213260015"/>
+      <w:bookmarkStart w:id="76" w:name="_Toc213271147"/>
       <w:r>
         <w:rPr>
           <w:rFonts w:ascii="Times New Roman" w:hAnsi="Times New Roman" w:cs="Times New Roman"/>
@@ -26698,7 +27383,7 @@
           <w:color w:val="000000" w:themeColor="text1"/>
         </w:rPr>
       </w:pPr>
-      <w:bookmarkStart w:id="77" w:name="_Toc213260016"/>
+      <w:bookmarkStart w:id="77" w:name="_Toc213271148"/>
       <w:r>
         <w:rPr>
           <w:rFonts w:ascii="Times New Roman" w:hAnsi="Times New Roman" w:cs="Times New Roman"/>
@@ -26893,7 +27578,7 @@
           <w:color w:val="000000" w:themeColor="text1"/>
         </w:rPr>
       </w:pPr>
-      <w:bookmarkStart w:id="78" w:name="_Toc213260017"/>
+      <w:bookmarkStart w:id="78" w:name="_Toc213271149"/>
       <w:r>
         <w:rPr>
           <w:rFonts w:ascii="Times New Roman" w:hAnsi="Times New Roman" w:cs="Times New Roman"/>
@@ -27376,7 +28061,7 @@
           <w:color w:val="000000" w:themeColor="text1"/>
         </w:rPr>
       </w:pPr>
-      <w:bookmarkStart w:id="79" w:name="_Toc213260018"/>
+      <w:bookmarkStart w:id="79" w:name="_Toc213271150"/>
       <w:r>
         <w:rPr>
           <w:rFonts w:ascii="Times New Roman" w:hAnsi="Times New Roman" w:cs="Times New Roman"/>
@@ -27578,7 +28263,7 @@
           <w:color w:val="000000" w:themeColor="text1"/>
         </w:rPr>
       </w:pPr>
-      <w:bookmarkStart w:id="80" w:name="_Toc213260019"/>
+      <w:bookmarkStart w:id="80" w:name="_Toc213271151"/>
       <w:r>
         <w:rPr>
           <w:rFonts w:ascii="Times New Roman" w:hAnsi="Times New Roman" w:cs="Times New Roman"/>
@@ -27699,7 +28384,7 @@
           <w:color w:val="000000" w:themeColor="text1"/>
         </w:rPr>
       </w:pPr>
-      <w:bookmarkStart w:id="81" w:name="_Toc213260020"/>
+      <w:bookmarkStart w:id="81" w:name="_Toc213271152"/>
       <w:r>
         <w:rPr>
           <w:rFonts w:ascii="Times New Roman" w:hAnsi="Times New Roman" w:cs="Times New Roman"/>
@@ -28255,7 +28940,7 @@
           <w:color w:val="000000" w:themeColor="text1"/>
         </w:rPr>
       </w:pPr>
-      <w:bookmarkStart w:id="82" w:name="_Toc213260021"/>
+      <w:bookmarkStart w:id="82" w:name="_Toc213271153"/>
       <w:r>
         <w:rPr>
           <w:rFonts w:ascii="Times New Roman" w:hAnsi="Times New Roman" w:cs="Times New Roman"/>
@@ -28274,7 +28959,7 @@
           <w:color w:val="000000" w:themeColor="text1"/>
         </w:rPr>
       </w:pPr>
-      <w:bookmarkStart w:id="83" w:name="_Toc213260022"/>
+      <w:bookmarkStart w:id="83" w:name="_Toc213271154"/>
       <w:r>
         <w:rPr>
           <w:rFonts w:ascii="Times New Roman" w:hAnsi="Times New Roman" w:cs="Times New Roman"/>
@@ -28395,7 +29080,7 @@
           <w:color w:val="000000" w:themeColor="text1"/>
         </w:rPr>
       </w:pPr>
-      <w:bookmarkStart w:id="84" w:name="_Toc213260023"/>
+      <w:bookmarkStart w:id="84" w:name="_Toc213271155"/>
       <w:r>
         <w:rPr>
           <w:rFonts w:ascii="Times New Roman" w:hAnsi="Times New Roman" w:cs="Times New Roman"/>
@@ -28516,7 +29201,7 @@
           <w:color w:val="000000" w:themeColor="text1"/>
         </w:rPr>
       </w:pPr>
-      <w:bookmarkStart w:id="85" w:name="_Toc213260024"/>
+      <w:bookmarkStart w:id="85" w:name="_Toc213271156"/>
       <w:r>
         <w:rPr>
           <w:rFonts w:ascii="Times New Roman" w:hAnsi="Times New Roman" w:cs="Times New Roman"/>
@@ -28583,7 +29268,7 @@
           <w:color w:val="000000" w:themeColor="text1"/>
         </w:rPr>
       </w:pPr>
-      <w:bookmarkStart w:id="86" w:name="_Toc213260025"/>
+      <w:bookmarkStart w:id="86" w:name="_Toc213271157"/>
       <w:r>
         <w:rPr>
           <w:rFonts w:ascii="Times New Roman" w:hAnsi="Times New Roman" w:cs="Times New Roman"/>
@@ -28775,7 +29460,7 @@
           <w:color w:val="000000" w:themeColor="text1"/>
         </w:rPr>
       </w:pPr>
-      <w:bookmarkStart w:id="87" w:name="_Toc213260026"/>
+      <w:bookmarkStart w:id="87" w:name="_Toc213271158"/>
       <w:r>
         <w:rPr>
           <w:rFonts w:ascii="Times New Roman" w:hAnsi="Times New Roman" w:cs="Times New Roman"/>
@@ -29430,7 +30115,7 @@
           <w:color w:val="000000" w:themeColor="text1"/>
         </w:rPr>
       </w:pPr>
-      <w:bookmarkStart w:id="88" w:name="_Toc213260027"/>
+      <w:bookmarkStart w:id="88" w:name="_Toc213271159"/>
       <w:r>
         <w:rPr>
           <w:rFonts w:ascii="Times New Roman" w:hAnsi="Times New Roman" w:cs="Times New Roman"/>
@@ -29598,7 +30283,7 @@
           <w:color w:val="000000" w:themeColor="text1"/>
         </w:rPr>
       </w:pPr>
-      <w:bookmarkStart w:id="89" w:name="_Toc213260028"/>
+      <w:bookmarkStart w:id="89" w:name="_Toc213271160"/>
       <w:r>
         <w:rPr>
           <w:rFonts w:ascii="Times New Roman" w:hAnsi="Times New Roman" w:cs="Times New Roman"/>
@@ -29700,7 +30385,7 @@
           <w:color w:val="000000" w:themeColor="text1"/>
         </w:rPr>
       </w:pPr>
-      <w:bookmarkStart w:id="90" w:name="_Toc213260029"/>
+      <w:bookmarkStart w:id="90" w:name="_Toc213271161"/>
       <w:r>
         <w:rPr>
           <w:rFonts w:ascii="Times New Roman" w:hAnsi="Times New Roman" w:cs="Times New Roman"/>
@@ -29719,7 +30404,7 @@
           <w:color w:val="000000" w:themeColor="text1"/>
         </w:rPr>
       </w:pPr>
-      <w:bookmarkStart w:id="91" w:name="_Toc213260030"/>
+      <w:bookmarkStart w:id="91" w:name="_Toc213271162"/>
       <w:r>
         <w:rPr>
           <w:rFonts w:ascii="Times New Roman" w:hAnsi="Times New Roman" w:cs="Times New Roman"/>
@@ -29774,7 +30459,7 @@
           <w:color w:val="000000" w:themeColor="text1"/>
         </w:rPr>
       </w:pPr>
-      <w:bookmarkStart w:id="92" w:name="_Toc213260031"/>
+      <w:bookmarkStart w:id="92" w:name="_Toc213271163"/>
       <w:r>
         <w:rPr>
           <w:rFonts w:ascii="Times New Roman" w:hAnsi="Times New Roman" w:cs="Times New Roman"/>
@@ -29916,7 +30601,7 @@
           <w:color w:val="000000" w:themeColor="text1"/>
         </w:rPr>
       </w:pPr>
-      <w:bookmarkStart w:id="93" w:name="_Toc213260032"/>
+      <w:bookmarkStart w:id="93" w:name="_Toc213271164"/>
       <w:r>
         <w:rPr>
           <w:rFonts w:ascii="Times New Roman" w:hAnsi="Times New Roman" w:cs="Times New Roman"/>
@@ -30162,7 +30847,7 @@
           <w:color w:val="000000" w:themeColor="text1"/>
         </w:rPr>
       </w:pPr>
-      <w:bookmarkStart w:id="94" w:name="_Toc213260033"/>
+      <w:bookmarkStart w:id="94" w:name="_Toc213271165"/>
       <w:r>
         <w:rPr>
           <w:rFonts w:ascii="Times New Roman" w:hAnsi="Times New Roman" w:cs="Times New Roman"/>
@@ -30346,7 +31031,7 @@
           <w:color w:val="000000" w:themeColor="text1"/>
         </w:rPr>
       </w:pPr>
-      <w:bookmarkStart w:id="95" w:name="_Toc213260034"/>
+      <w:bookmarkStart w:id="95" w:name="_Toc213271166"/>
       <w:r>
         <w:rPr>
           <w:rFonts w:ascii="Times New Roman" w:hAnsi="Times New Roman" w:cs="Times New Roman"/>
@@ -30488,7 +31173,7 @@
           <w:color w:val="000000" w:themeColor="text1"/>
         </w:rPr>
       </w:pPr>
-      <w:bookmarkStart w:id="96" w:name="_Toc213260035"/>
+      <w:bookmarkStart w:id="96" w:name="_Toc213271167"/>
       <w:r>
         <w:rPr>
           <w:rFonts w:ascii="Times New Roman" w:hAnsi="Times New Roman" w:cs="Times New Roman"/>
@@ -30817,7 +31502,7 @@
           <w:color w:val="000000" w:themeColor="text1"/>
         </w:rPr>
       </w:pPr>
-      <w:bookmarkStart w:id="97" w:name="_Toc213260036"/>
+      <w:bookmarkStart w:id="97" w:name="_Toc213271168"/>
       <w:r>
         <w:rPr>
           <w:rFonts w:ascii="Times New Roman" w:hAnsi="Times New Roman" w:cs="Times New Roman"/>
@@ -30935,7 +31620,7 @@
           <w:color w:val="000000" w:themeColor="text1"/>
         </w:rPr>
       </w:pPr>
-      <w:bookmarkStart w:id="98" w:name="_Toc213260037"/>
+      <w:bookmarkStart w:id="98" w:name="_Toc213271169"/>
       <w:r>
         <w:rPr>
           <w:rFonts w:ascii="Times New Roman" w:hAnsi="Times New Roman" w:cs="Times New Roman"/>
@@ -30954,7 +31639,7 @@
           <w:color w:val="000000" w:themeColor="text1"/>
         </w:rPr>
       </w:pPr>
-      <w:bookmarkStart w:id="99" w:name="_Toc213260038"/>
+      <w:bookmarkStart w:id="99" w:name="_Toc213271170"/>
       <w:r>
         <w:rPr>
           <w:rFonts w:ascii="Times New Roman" w:hAnsi="Times New Roman" w:cs="Times New Roman"/>
@@ -31009,7 +31694,7 @@
           <w:color w:val="000000" w:themeColor="text1"/>
         </w:rPr>
       </w:pPr>
-      <w:bookmarkStart w:id="100" w:name="_Toc213260039"/>
+      <w:bookmarkStart w:id="100" w:name="_Toc213271171"/>
       <w:r>
         <w:rPr>
           <w:rFonts w:ascii="Times New Roman" w:hAnsi="Times New Roman" w:cs="Times New Roman"/>
@@ -31054,7 +31739,7 @@
           <w:color w:val="000000" w:themeColor="text1"/>
         </w:rPr>
       </w:pPr>
-      <w:bookmarkStart w:id="101" w:name="_Toc213260040"/>
+      <w:bookmarkStart w:id="101" w:name="_Toc213271172"/>
       <w:r>
         <w:rPr>
           <w:rFonts w:ascii="Times New Roman" w:hAnsi="Times New Roman" w:cs="Times New Roman"/>
@@ -31417,7 +32102,7 @@
           <w:color w:val="000000" w:themeColor="text1"/>
         </w:rPr>
       </w:pPr>
-      <w:bookmarkStart w:id="102" w:name="_Toc213260041"/>
+      <w:bookmarkStart w:id="102" w:name="_Toc213271173"/>
       <w:r>
         <w:rPr>
           <w:rFonts w:ascii="Times New Roman" w:hAnsi="Times New Roman" w:cs="Times New Roman"/>
@@ -32026,7 +32711,7 @@
           <w:color w:val="000000" w:themeColor="text1"/>
         </w:rPr>
       </w:pPr>
-      <w:bookmarkStart w:id="103" w:name="_Toc213260042"/>
+      <w:bookmarkStart w:id="103" w:name="_Toc213271174"/>
       <w:r>
         <w:rPr>
           <w:rFonts w:ascii="Times New Roman" w:hAnsi="Times New Roman" w:cs="Times New Roman"/>
@@ -32045,7 +32730,7 @@
           <w:color w:val="000000" w:themeColor="text1"/>
         </w:rPr>
       </w:pPr>
-      <w:bookmarkStart w:id="104" w:name="_Toc213260043"/>
+      <w:bookmarkStart w:id="104" w:name="_Toc213271175"/>
       <w:r>
         <w:rPr>
           <w:rFonts w:ascii="Times New Roman" w:hAnsi="Times New Roman" w:cs="Times New Roman"/>
@@ -32801,7 +33486,7 @@
           <w:color w:val="000000" w:themeColor="text1"/>
         </w:rPr>
       </w:pPr>
-      <w:bookmarkStart w:id="105" w:name="_Toc213260044"/>
+      <w:bookmarkStart w:id="105" w:name="_Toc213271176"/>
       <w:r>
         <w:rPr>
           <w:rFonts w:ascii="Times New Roman" w:hAnsi="Times New Roman" w:cs="Times New Roman"/>
@@ -34246,7 +34931,7 @@
           <w:color w:val="000000" w:themeColor="text1"/>
         </w:rPr>
       </w:pPr>
-      <w:bookmarkStart w:id="106" w:name="_Toc213260045"/>
+      <w:bookmarkStart w:id="106" w:name="_Toc213271177"/>
       <w:r>
         <w:rPr>
           <w:rFonts w:ascii="Times New Roman" w:hAnsi="Times New Roman" w:cs="Times New Roman"/>
@@ -34871,7 +35556,7 @@
           <w:color w:val="000000" w:themeColor="text1"/>
         </w:rPr>
       </w:pPr>
-      <w:bookmarkStart w:id="107" w:name="_Toc213260046"/>
+      <w:bookmarkStart w:id="107" w:name="_Toc213271178"/>
       <w:r>
         <w:rPr>
           <w:rFonts w:ascii="Times New Roman" w:hAnsi="Times New Roman" w:cs="Times New Roman"/>
@@ -35156,7 +35841,7 @@
           <w:color w:val="000000" w:themeColor="text1"/>
         </w:rPr>
       </w:pPr>
-      <w:bookmarkStart w:id="108" w:name="_Toc213260047"/>
+      <w:bookmarkStart w:id="108" w:name="_Toc213271179"/>
       <w:r>
         <w:rPr>
           <w:rFonts w:ascii="Times New Roman" w:hAnsi="Times New Roman" w:cs="Times New Roman"/>
@@ -36055,7 +36740,7 @@
           <w:color w:val="000000" w:themeColor="text1"/>
         </w:rPr>
       </w:pPr>
-      <w:bookmarkStart w:id="109" w:name="_Toc213260048"/>
+      <w:bookmarkStart w:id="109" w:name="_Toc213271180"/>
       <w:r>
         <w:rPr>
           <w:rFonts w:ascii="Times New Roman" w:hAnsi="Times New Roman" w:cs="Times New Roman"/>
@@ -36144,7 +36829,7 @@
           <w:color w:val="000000" w:themeColor="text1"/>
         </w:rPr>
       </w:pPr>
-      <w:bookmarkStart w:id="110" w:name="_Toc213260049"/>
+      <w:bookmarkStart w:id="110" w:name="_Toc213271181"/>
       <w:r>
         <w:rPr>
           <w:rFonts w:ascii="Times New Roman" w:hAnsi="Times New Roman" w:cs="Times New Roman"/>
@@ -36162,7 +36847,7 @@
           <w:color w:val="000000" w:themeColor="text1"/>
         </w:rPr>
       </w:pPr>
-      <w:bookmarkStart w:id="111" w:name="_Toc213260050"/>
+      <w:bookmarkStart w:id="111" w:name="_Toc213271182"/>
       <w:r>
         <w:rPr>
           <w:rFonts w:ascii="Times New Roman" w:hAnsi="Times New Roman" w:cs="Times New Roman"/>
@@ -36191,69 +36876,41 @@
             <w:rStyle w:val="Hyperlink"/>
             <w:rFonts w:ascii="Times New Roman" w:hAnsi="Times New Roman" w:cs="Times New Roman"/>
           </w:rPr>
-          <w:t>Li</w:t>
-        </w:r>
+          <w:t>Link</w:t>
+        </w:r>
+      </w:hyperlink>
+      <w:r>
+        <w:rPr>
+          <w:rFonts w:ascii="Times New Roman" w:hAnsi="Times New Roman" w:cs="Times New Roman"/>
+        </w:rPr>
+        <w:t xml:space="preserve"> </w:t>
+      </w:r>
+    </w:p>
+    <w:p>
+      <w:pPr>
+        <w:spacing w:line="360" w:lineRule="auto"/>
+        <w:ind w:left="714" w:right="170"/>
+        <w:jc w:val="both"/>
+        <w:rPr>
+          <w:rFonts w:ascii="Times New Roman" w:hAnsi="Times New Roman" w:cs="Times New Roman"/>
+        </w:rPr>
+      </w:pPr>
+      <w:r>
+        <w:rPr>
+          <w:rFonts w:ascii="Times New Roman" w:hAnsi="Times New Roman" w:cs="Times New Roman"/>
+          <w:color w:val="000000" w:themeColor="text1"/>
+        </w:rPr>
+        <w:t xml:space="preserve">Note: The design has page flows and interactive components and elements. To experience the page flows, click present after you open the link else you can click link here - </w:t>
+      </w:r>
+      <w:hyperlink r:id="rId32" w:history="1">
         <w:r>
           <w:rPr>
             <w:rStyle w:val="Hyperlink"/>
             <w:rFonts w:ascii="Times New Roman" w:hAnsi="Times New Roman" w:cs="Times New Roman"/>
           </w:rPr>
-          <w:t>n</w:t>
-        </w:r>
-        <w:r>
-          <w:rPr>
-            <w:rStyle w:val="Hyperlink"/>
-            <w:rFonts w:ascii="Times New Roman" w:hAnsi="Times New Roman" w:cs="Times New Roman"/>
-          </w:rPr>
-          <w:t>k</w:t>
+          <w:t>link</w:t>
         </w:r>
       </w:hyperlink>
-      <w:r>
-        <w:rPr>
-          <w:rFonts w:ascii="Times New Roman" w:hAnsi="Times New Roman" w:cs="Times New Roman"/>
-        </w:rPr>
-        <w:t xml:space="preserve"> </w:t>
-      </w:r>
-    </w:p>
-    <w:p>
-      <w:pPr>
-        <w:spacing w:line="360" w:lineRule="auto"/>
-        <w:ind w:left="714" w:right="170"/>
-        <w:jc w:val="both"/>
-        <w:rPr>
-          <w:rFonts w:ascii="Times New Roman" w:hAnsi="Times New Roman" w:cs="Times New Roman"/>
-        </w:rPr>
-      </w:pPr>
-      <w:r>
-        <w:rPr>
-          <w:rFonts w:ascii="Times New Roman" w:hAnsi="Times New Roman" w:cs="Times New Roman"/>
-          <w:color w:val="000000" w:themeColor="text1"/>
-        </w:rPr>
-        <w:t xml:space="preserve">Note: The design has page flows and interactive components and elements. To experience the page flows, click present after you open the link else you can click link here - </w:t>
-      </w:r>
-      <w:hyperlink r:id="rId32" w:history="1">
-        <w:r>
-          <w:rPr>
-            <w:rStyle w:val="Hyperlink"/>
-            <w:rFonts w:ascii="Times New Roman" w:hAnsi="Times New Roman" w:cs="Times New Roman"/>
-          </w:rPr>
-          <w:t>li</w:t>
-        </w:r>
-        <w:r>
-          <w:rPr>
-            <w:rStyle w:val="Hyperlink"/>
-            <w:rFonts w:ascii="Times New Roman" w:hAnsi="Times New Roman" w:cs="Times New Roman"/>
-          </w:rPr>
-          <w:t>n</w:t>
-        </w:r>
-        <w:r>
-          <w:rPr>
-            <w:rStyle w:val="Hyperlink"/>
-            <w:rFonts w:ascii="Times New Roman" w:hAnsi="Times New Roman" w:cs="Times New Roman"/>
-          </w:rPr>
-          <w:t>k</w:t>
-        </w:r>
-      </w:hyperlink>
     </w:p>
     <w:p>
       <w:pPr>
@@ -36263,7 +36920,7 @@
           <w:color w:val="000000" w:themeColor="text1"/>
         </w:rPr>
       </w:pPr>
-      <w:bookmarkStart w:id="112" w:name="_Toc213260051"/>
+      <w:bookmarkStart w:id="112" w:name="_Toc213271183"/>
       <w:r>
         <w:rPr>
           <w:rFonts w:ascii="Times New Roman" w:hAnsi="Times New Roman" w:cs="Times New Roman"/>
@@ -36285,62 +36942,6 @@
           <w:rFonts w:ascii="Times New Roman" w:hAnsi="Times New Roman" w:cs="Times New Roman"/>
         </w:rPr>
         <w:t xml:space="preserve">Test Scenario Document – </w:t>
-      </w:r>
-      <w:r>
-        <w:rPr>
-          <w:rFonts w:ascii="Times New Roman" w:hAnsi="Times New Roman" w:cs="Times New Roman"/>
-          <w:color w:val="45B0E1" w:themeColor="accent1" w:themeTint="99"/>
-        </w:rPr>
-        <w:fldChar w:fldCharType="begin"/>
-      </w:r>
-      <w:r>
-        <w:rPr>
-          <w:rFonts w:ascii="Times New Roman" w:hAnsi="Times New Roman" w:cs="Times New Roman"/>
-          <w:color w:val="45B0E1" w:themeColor="accent1" w:themeTint="99"/>
-        </w:rPr>
-        <w:instrText>HYPERLINK "https://docs.google.com/spreadsheets/d/1zVQUPrKJ6DYY3FVCn39k5MrZN-TiA_20WQ7Q5Fo45mE/edit?usp=sharing"</w:instrText>
-      </w:r>
-      <w:r>
-        <w:rPr>
-          <w:rFonts w:ascii="Times New Roman" w:hAnsi="Times New Roman" w:cs="Times New Roman"/>
-          <w:color w:val="45B0E1" w:themeColor="accent1" w:themeTint="99"/>
-        </w:rPr>
-      </w:r>
-      <w:r>
-        <w:rPr>
-          <w:rFonts w:ascii="Times New Roman" w:hAnsi="Times New Roman" w:cs="Times New Roman"/>
-          <w:color w:val="45B0E1" w:themeColor="accent1" w:themeTint="99"/>
-        </w:rPr>
-        <w:fldChar w:fldCharType="separate"/>
-      </w:r>
-      <w:r>
-        <w:rPr>
-          <w:rStyle w:val="Hyperlink"/>
-          <w:rFonts w:ascii="Times New Roman" w:hAnsi="Times New Roman" w:cs="Times New Roman"/>
-          <w:color w:val="86B3C0" w:themeColor="hyperlink" w:themeTint="99"/>
-        </w:rPr>
-        <w:t>Link</w:t>
-      </w:r>
-      <w:r>
-        <w:rPr>
-          <w:rFonts w:ascii="Times New Roman" w:hAnsi="Times New Roman" w:cs="Times New Roman"/>
-          <w:color w:val="45B0E1" w:themeColor="accent1" w:themeTint="99"/>
-        </w:rPr>
-        <w:fldChar w:fldCharType="end"/>
-      </w:r>
-    </w:p>
-    <w:p>
-      <w:pPr>
-        <w:ind w:left="714"/>
-        <w:rPr>
-          <w:rFonts w:ascii="Times New Roman" w:hAnsi="Times New Roman" w:cs="Times New Roman"/>
-        </w:rPr>
-      </w:pPr>
-      <w:r>
-        <w:rPr>
-          <w:rFonts w:ascii="Times New Roman" w:hAnsi="Times New Roman" w:cs="Times New Roman"/>
-        </w:rPr>
-        <w:t xml:space="preserve">Test Case Document – </w:t>
       </w:r>
       <w:hyperlink r:id="rId33" w:history="1">
         <w:r>
@@ -36349,17 +36950,42 @@
             <w:rFonts w:ascii="Times New Roman" w:hAnsi="Times New Roman" w:cs="Times New Roman"/>
             <w:color w:val="86B3C0" w:themeColor="hyperlink" w:themeTint="99"/>
           </w:rPr>
-          <w:t>Lin</w:t>
-        </w:r>
+          <w:t>Link</w:t>
+        </w:r>
+      </w:hyperlink>
+    </w:p>
+    <w:p>
+      <w:pPr>
+        <w:tabs>
+          <w:tab w:val="center" w:pos="5252"/>
+        </w:tabs>
+        <w:ind w:left="714"/>
+        <w:rPr>
+          <w:rFonts w:ascii="Times New Roman" w:hAnsi="Times New Roman" w:cs="Times New Roman"/>
+        </w:rPr>
+      </w:pPr>
+      <w:r>
+        <w:rPr>
+          <w:rFonts w:ascii="Times New Roman" w:hAnsi="Times New Roman" w:cs="Times New Roman"/>
+        </w:rPr>
+        <w:t xml:space="preserve">Test Case Document – </w:t>
+      </w:r>
+      <w:hyperlink r:id="rId34" w:history="1">
         <w:r>
           <w:rPr>
             <w:rStyle w:val="Hyperlink"/>
             <w:rFonts w:ascii="Times New Roman" w:hAnsi="Times New Roman" w:cs="Times New Roman"/>
             <w:color w:val="86B3C0" w:themeColor="hyperlink" w:themeTint="99"/>
           </w:rPr>
-          <w:t>k</w:t>
+          <w:t>Link</w:t>
         </w:r>
       </w:hyperlink>
+      <w:r>
+        <w:rPr>
+          <w:rFonts w:ascii="Times New Roman" w:hAnsi="Times New Roman" w:cs="Times New Roman"/>
+        </w:rPr>
+        <w:tab/>
+      </w:r>
     </w:p>
     <w:p>
       <w:pPr>
@@ -36375,220 +37001,167 @@
         </w:rPr>
         <w:t xml:space="preserve">Test Design Document - </w:t>
       </w:r>
-      <w:hyperlink r:id="rId34" w:history="1">
+      <w:hyperlink r:id="rId35" w:history="1">
         <w:r>
           <w:rPr>
             <w:rStyle w:val="Hyperlink"/>
             <w:rFonts w:ascii="Times New Roman" w:hAnsi="Times New Roman" w:cs="Times New Roman"/>
             <w:color w:val="86B3C0" w:themeColor="hyperlink" w:themeTint="99"/>
           </w:rPr>
-          <w:t>Li</w:t>
-        </w:r>
+          <w:t>Link</w:t>
+        </w:r>
+      </w:hyperlink>
+    </w:p>
+    <w:p>
+      <w:pPr>
+        <w:pStyle w:val="Heading2"/>
+        <w:rPr>
+          <w:rFonts w:ascii="Times New Roman" w:hAnsi="Times New Roman" w:cs="Times New Roman"/>
+          <w:color w:val="000000" w:themeColor="text1"/>
+        </w:rPr>
+      </w:pPr>
+      <w:bookmarkStart w:id="113" w:name="_Toc213271184"/>
+      <w:r>
+        <w:rPr>
+          <w:rFonts w:ascii="Times New Roman" w:hAnsi="Times New Roman" w:cs="Times New Roman"/>
+          <w:color w:val="000000" w:themeColor="text1"/>
+        </w:rPr>
+        <w:t>Deployed</w:t>
+      </w:r>
+      <w:r>
+        <w:rPr>
+          <w:rFonts w:ascii="Times New Roman" w:hAnsi="Times New Roman" w:cs="Times New Roman"/>
+          <w:color w:val="000000" w:themeColor="text1"/>
+        </w:rPr>
+        <w:t xml:space="preserve"> System</w:t>
+      </w:r>
+      <w:bookmarkEnd w:id="113"/>
+      <w:r>
+        <w:rPr>
+          <w:rFonts w:ascii="Times New Roman" w:hAnsi="Times New Roman" w:cs="Times New Roman"/>
+          <w:color w:val="000000" w:themeColor="text1"/>
+        </w:rPr>
+        <w:t xml:space="preserve"> </w:t>
+      </w:r>
+    </w:p>
+    <w:p>
+      <w:pPr>
+        <w:ind w:left="714"/>
+        <w:rPr>
+          <w:rFonts w:ascii="Times New Roman" w:hAnsi="Times New Roman" w:cs="Times New Roman"/>
+          <w:color w:val="00B0F0"/>
+        </w:rPr>
+      </w:pPr>
+      <w:r>
+        <w:rPr>
+          <w:rFonts w:ascii="Times New Roman" w:hAnsi="Times New Roman" w:cs="Times New Roman"/>
+        </w:rPr>
+        <w:t xml:space="preserve">The fully functional smart feedback collection and analysis system - </w:t>
+      </w:r>
+      <w:hyperlink r:id="rId36" w:history="1">
+        <w:r>
+          <w:rPr>
+            <w:rStyle w:val="Hyperlink"/>
+            <w:rFonts w:ascii="Times New Roman" w:hAnsi="Times New Roman" w:cs="Times New Roman"/>
+          </w:rPr>
+          <w:t>Link</w:t>
+        </w:r>
+      </w:hyperlink>
+      <w:r>
+        <w:rPr>
+          <w:rFonts w:ascii="Times New Roman" w:hAnsi="Times New Roman" w:cs="Times New Roman"/>
+        </w:rPr>
+        <w:t xml:space="preserve"> (deployed system link)</w:t>
+      </w:r>
+    </w:p>
+    <w:p>
+      <w:pPr>
+        <w:pStyle w:val="Heading2"/>
+        <w:rPr>
+          <w:rFonts w:ascii="Times New Roman" w:hAnsi="Times New Roman" w:cs="Times New Roman"/>
+          <w:color w:val="000000" w:themeColor="text1"/>
+        </w:rPr>
+      </w:pPr>
+      <w:bookmarkStart w:id="114" w:name="_Toc213271185"/>
+      <w:r>
+        <w:rPr>
+          <w:rFonts w:ascii="Times New Roman" w:hAnsi="Times New Roman" w:cs="Times New Roman"/>
+          <w:color w:val="000000" w:themeColor="text1"/>
+        </w:rPr>
+        <w:t>Source Code</w:t>
+      </w:r>
+      <w:bookmarkEnd w:id="114"/>
+    </w:p>
+    <w:p>
+      <w:pPr>
+        <w:ind w:left="714"/>
+        <w:rPr>
+          <w:rFonts w:ascii="Times New Roman" w:hAnsi="Times New Roman" w:cs="Times New Roman"/>
+          <w:color w:val="45B0E1" w:themeColor="accent1" w:themeTint="99"/>
+        </w:rPr>
+      </w:pPr>
+      <w:r>
+        <w:rPr>
+          <w:rFonts w:ascii="Times New Roman" w:hAnsi="Times New Roman" w:cs="Times New Roman"/>
+        </w:rPr>
+        <w:t xml:space="preserve">The link to the Source code - </w:t>
+      </w:r>
+      <w:hyperlink r:id="rId37" w:history="1">
         <w:r>
           <w:rPr>
             <w:rStyle w:val="Hyperlink"/>
             <w:rFonts w:ascii="Times New Roman" w:hAnsi="Times New Roman" w:cs="Times New Roman"/>
             <w:color w:val="86B3C0" w:themeColor="hyperlink" w:themeTint="99"/>
           </w:rPr>
-          <w:t>n</w:t>
-        </w:r>
+          <w:t>Link</w:t>
+        </w:r>
+      </w:hyperlink>
+    </w:p>
+    <w:p>
+      <w:pPr>
+        <w:pStyle w:val="Heading2"/>
+        <w:rPr>
+          <w:rFonts w:ascii="Times New Roman" w:hAnsi="Times New Roman" w:cs="Times New Roman"/>
+          <w:color w:val="000000" w:themeColor="text1"/>
+        </w:rPr>
+      </w:pPr>
+      <w:bookmarkStart w:id="115" w:name="_Toc213271186"/>
+      <w:r>
+        <w:rPr>
+          <w:rFonts w:ascii="Times New Roman" w:hAnsi="Times New Roman" w:cs="Times New Roman"/>
+          <w:color w:val="000000" w:themeColor="text1"/>
+        </w:rPr>
+        <w:t>Demonstration Video</w:t>
+      </w:r>
+      <w:bookmarkEnd w:id="115"/>
+    </w:p>
+    <w:p>
+      <w:pPr>
+        <w:ind w:left="714"/>
+        <w:rPr>
+          <w:rFonts w:ascii="Times New Roman" w:hAnsi="Times New Roman" w:cs="Times New Roman"/>
+        </w:rPr>
+      </w:pPr>
+      <w:r>
+        <w:rPr>
+          <w:rFonts w:ascii="Times New Roman" w:hAnsi="Times New Roman" w:cs="Times New Roman"/>
+        </w:rPr>
+        <w:t xml:space="preserve">Link to the execution video demonstrating feedback submission and analysis - </w:t>
+      </w:r>
+      <w:hyperlink r:id="rId38" w:history="1">
         <w:r>
           <w:rPr>
             <w:rStyle w:val="Hyperlink"/>
             <w:rFonts w:ascii="Times New Roman" w:hAnsi="Times New Roman" w:cs="Times New Roman"/>
             <w:color w:val="86B3C0" w:themeColor="hyperlink" w:themeTint="99"/>
           </w:rPr>
-          <w:t>k</w:t>
+          <w:t>Link</w:t>
         </w:r>
       </w:hyperlink>
     </w:p>
-    <w:p>
-      <w:pPr>
-        <w:pStyle w:val="Heading2"/>
-        <w:rPr>
-          <w:rFonts w:ascii="Times New Roman" w:hAnsi="Times New Roman" w:cs="Times New Roman"/>
-          <w:color w:val="000000" w:themeColor="text1"/>
-        </w:rPr>
-      </w:pPr>
-      <w:bookmarkStart w:id="113" w:name="_Toc213260052"/>
-      <w:r>
-        <w:rPr>
-          <w:rFonts w:ascii="Times New Roman" w:hAnsi="Times New Roman" w:cs="Times New Roman"/>
-          <w:color w:val="000000" w:themeColor="text1"/>
-        </w:rPr>
-        <w:t>Working System</w:t>
-      </w:r>
-      <w:bookmarkEnd w:id="113"/>
-      <w:r>
-        <w:rPr>
-          <w:rFonts w:ascii="Times New Roman" w:hAnsi="Times New Roman" w:cs="Times New Roman"/>
-          <w:color w:val="000000" w:themeColor="text1"/>
-        </w:rPr>
-        <w:t xml:space="preserve"> </w:t>
-      </w:r>
-    </w:p>
-    <w:p>
-      <w:pPr>
-        <w:ind w:left="714"/>
-        <w:rPr>
-          <w:rFonts w:ascii="Times New Roman" w:hAnsi="Times New Roman" w:cs="Times New Roman"/>
-          <w:color w:val="00B0F0"/>
-        </w:rPr>
-      </w:pPr>
-      <w:r>
-        <w:rPr>
-          <w:rFonts w:ascii="Times New Roman" w:hAnsi="Times New Roman" w:cs="Times New Roman"/>
-        </w:rPr>
-        <w:t xml:space="preserve">The fully functional smart feedback collection and analysis system - </w:t>
-      </w:r>
-      <w:hyperlink r:id="rId35" w:history="1">
-        <w:r>
-          <w:rPr>
-            <w:rStyle w:val="Hyperlink"/>
-            <w:rFonts w:ascii="Times New Roman" w:hAnsi="Times New Roman" w:cs="Times New Roman"/>
-          </w:rPr>
-          <w:t>Li</w:t>
-        </w:r>
-        <w:r>
-          <w:rPr>
-            <w:rStyle w:val="Hyperlink"/>
-            <w:rFonts w:ascii="Times New Roman" w:hAnsi="Times New Roman" w:cs="Times New Roman"/>
-          </w:rPr>
-          <w:t>n</w:t>
-        </w:r>
-        <w:r>
-          <w:rPr>
-            <w:rStyle w:val="Hyperlink"/>
-            <w:rFonts w:ascii="Times New Roman" w:hAnsi="Times New Roman" w:cs="Times New Roman"/>
-          </w:rPr>
-          <w:t>k</w:t>
-        </w:r>
-      </w:hyperlink>
-    </w:p>
-    <w:p>
-      <w:pPr>
-        <w:pStyle w:val="Heading2"/>
-        <w:rPr>
-          <w:rFonts w:ascii="Times New Roman" w:hAnsi="Times New Roman" w:cs="Times New Roman"/>
-          <w:color w:val="000000" w:themeColor="text1"/>
-        </w:rPr>
-      </w:pPr>
-      <w:bookmarkStart w:id="114" w:name="_Toc213260053"/>
-      <w:r>
-        <w:rPr>
-          <w:rFonts w:ascii="Times New Roman" w:hAnsi="Times New Roman" w:cs="Times New Roman"/>
-          <w:color w:val="000000" w:themeColor="text1"/>
-        </w:rPr>
-        <w:t>Source Code</w:t>
-      </w:r>
-      <w:bookmarkEnd w:id="114"/>
-    </w:p>
-    <w:p>
-      <w:pPr>
-        <w:ind w:left="714"/>
-        <w:rPr>
-          <w:rFonts w:ascii="Times New Roman" w:hAnsi="Times New Roman" w:cs="Times New Roman"/>
-          <w:color w:val="45B0E1" w:themeColor="accent1" w:themeTint="99"/>
-        </w:rPr>
-      </w:pPr>
-      <w:r>
-        <w:rPr>
-          <w:rFonts w:ascii="Times New Roman" w:hAnsi="Times New Roman" w:cs="Times New Roman"/>
-        </w:rPr>
-        <w:t xml:space="preserve">The link to the Source code - </w:t>
-      </w:r>
-      <w:hyperlink r:id="rId36" w:history="1">
-        <w:r>
-          <w:rPr>
-            <w:rStyle w:val="Hyperlink"/>
-            <w:rFonts w:ascii="Times New Roman" w:hAnsi="Times New Roman" w:cs="Times New Roman"/>
-            <w:color w:val="86B3C0" w:themeColor="hyperlink" w:themeTint="99"/>
-          </w:rPr>
-          <w:t>Lin</w:t>
-        </w:r>
-        <w:r>
-          <w:rPr>
-            <w:rStyle w:val="Hyperlink"/>
-            <w:rFonts w:ascii="Times New Roman" w:hAnsi="Times New Roman" w:cs="Times New Roman"/>
-            <w:color w:val="86B3C0" w:themeColor="hyperlink" w:themeTint="99"/>
-          </w:rPr>
-          <w:t>k</w:t>
-        </w:r>
-      </w:hyperlink>
-    </w:p>
-    <w:p>
-      <w:pPr>
-        <w:pStyle w:val="Heading2"/>
-        <w:rPr>
-          <w:rFonts w:ascii="Times New Roman" w:hAnsi="Times New Roman" w:cs="Times New Roman"/>
-          <w:color w:val="000000" w:themeColor="text1"/>
-        </w:rPr>
-      </w:pPr>
-      <w:bookmarkStart w:id="115" w:name="_Toc213260054"/>
-      <w:r>
-        <w:rPr>
-          <w:rFonts w:ascii="Times New Roman" w:hAnsi="Times New Roman" w:cs="Times New Roman"/>
-          <w:color w:val="000000" w:themeColor="text1"/>
-        </w:rPr>
-        <w:t>Demonstration Video</w:t>
-      </w:r>
-      <w:bookmarkEnd w:id="115"/>
-    </w:p>
-    <w:p>
-      <w:pPr>
-        <w:ind w:left="714"/>
-        <w:rPr>
-          <w:rFonts w:ascii="Times New Roman" w:hAnsi="Times New Roman" w:cs="Times New Roman"/>
-        </w:rPr>
-      </w:pPr>
-      <w:r>
-        <w:rPr>
-          <w:rFonts w:ascii="Times New Roman" w:hAnsi="Times New Roman" w:cs="Times New Roman"/>
-        </w:rPr>
-        <w:t>Link to the e</w:t>
-      </w:r>
-      <w:r>
-        <w:rPr>
-          <w:rFonts w:ascii="Times New Roman" w:hAnsi="Times New Roman" w:cs="Times New Roman"/>
-        </w:rPr>
-        <w:t>xecution video demonstrating feedback submission and analysis</w:t>
-      </w:r>
-      <w:r>
-        <w:rPr>
-          <w:rFonts w:ascii="Times New Roman" w:hAnsi="Times New Roman" w:cs="Times New Roman"/>
-        </w:rPr>
-        <w:t xml:space="preserve"> - </w:t>
-      </w:r>
-      <w:hyperlink r:id="rId37" w:history="1">
-        <w:r>
-          <w:rPr>
-            <w:rStyle w:val="Hyperlink"/>
-            <w:rFonts w:ascii="Times New Roman" w:hAnsi="Times New Roman" w:cs="Times New Roman"/>
-            <w:color w:val="86B3C0" w:themeColor="hyperlink" w:themeTint="99"/>
-          </w:rPr>
-          <w:t>L</w:t>
-        </w:r>
-        <w:r>
-          <w:rPr>
-            <w:rStyle w:val="Hyperlink"/>
-            <w:rFonts w:ascii="Times New Roman" w:hAnsi="Times New Roman" w:cs="Times New Roman"/>
-            <w:color w:val="86B3C0" w:themeColor="hyperlink" w:themeTint="99"/>
-          </w:rPr>
-          <w:t>i</w:t>
-        </w:r>
-        <w:r>
-          <w:rPr>
-            <w:rStyle w:val="Hyperlink"/>
-            <w:rFonts w:ascii="Times New Roman" w:hAnsi="Times New Roman" w:cs="Times New Roman"/>
-            <w:color w:val="86B3C0" w:themeColor="hyperlink" w:themeTint="99"/>
-          </w:rPr>
-          <w:t>nk</w:t>
-        </w:r>
-      </w:hyperlink>
-    </w:p>
     <w:sectPr>
-      <w:headerReference w:type="default" r:id="rId38"/>
-      <w:footerReference w:type="default" r:id="rId39"/>
+      <w:headerReference w:type="default" r:id="rId39"/>
+      <w:footerReference w:type="default" r:id="rId40"/>
       <w:pgSz w:w="11906" w:h="16838" w:code="9"/>
       <w:pgMar w:top="1440" w:right="1077" w:bottom="1418" w:left="1038" w:header="709" w:footer="709" w:gutter="0"/>
       <w:pgNumType w:start="1"/>
@@ -51759,6 +52332,7 @@
   <w:style w:type="character" w:default="1" w:styleId="DefaultParagraphFont">
     <w:name w:val="Default Paragraph Font"/>
     <w:uiPriority w:val="1"/>
+    <w:semiHidden/>
     <w:unhideWhenUsed/>
   </w:style>
   <w:style w:type="table" w:default="1" w:styleId="TableNormal">
